--- a/business_documents/PECH_INSTALLATION_COMPLETION_CERTIFICATE.docx
+++ b/business_documents/PECH_INSTALLATION_COMPLETION_CERTIFICATE.docx
@@ -2,21 +2,108 @@
 <file path=word/document.xml><?xml version="1.0" encoding="utf-8"?>
 <w:document xmlns:w="http://schemas.openxmlformats.org/wordprocessingml/2006/main" xmlns:m="http://schemas.openxmlformats.org/officeDocument/2006/math" xmlns:r="http://schemas.openxmlformats.org/officeDocument/2006/relationships" xmlns:o="urn:schemas-microsoft-com:office:office" xmlns:v="urn:schemas-microsoft-com:vml" xmlns:w10="urn:schemas-microsoft-com:office:word" xmlns:a="http://schemas.openxmlformats.org/drawingml/2006/main" xmlns:pic="http://schemas.openxmlformats.org/drawingml/2006/picture" xmlns:wp="http://schemas.openxmlformats.org/drawingml/2006/wordprocessingDrawing">
   <w:body>
+    <w:p>
+      <w:pPr>
+        <w:pBdr>
+          <w:top w:val="single" w:sz="12" w:space="1" w:color="00BFFF"/>
+          <w:bottom w:val="single" w:sz="36" w:space="0" w:color="F5A623"/>
+        </w:pBdr>
+        <w:spacing w:before="0" w:after="240"/>
+      </w:pPr>
+    </w:p>
+    <w:p>
+      <w:pPr>
+        <w:pBdr>
+          <w:bottom w:val="single" w:sz="6" w:space="1" w:color="00BFFF"/>
+        </w:pBdr>
+        <w:spacing w:before="0" w:after="120"/>
+      </w:pPr>
+    </w:p>
+    <w:p>
+      <w:pPr>
+        <w:jc w:val="center"/>
+        <w:spacing w:before="0" w:after="60"/>
+      </w:pPr>
+      <w:r>
+        <w:rPr>
+          <w:i/>
+          <w:color w:val="E08A00"/>
+          <w:sz w:val="18"/>
+          <w:szCs w:val="18"/>
+        </w:rPr>
+        <w:t>Technology &amp; Infrastructure Enablers for Africa</w:t>
+      </w:r>
+    </w:p>
+    <w:p>
+      <w:pPr>
+        <w:jc w:val="center"/>
+        <w:spacing w:before="200" w:after="40"/>
+      </w:pPr>
+      <w:r>
+        <w:rPr>
+          <w:b/>
+          <w:color w:val="0099CC"/>
+          <w:sz w:val="28"/>
+          <w:szCs w:val="28"/>
+        </w:rPr>
+        <w:t>PECH GROUP HOLDINGS LTD</w:t>
+      </w:r>
+    </w:p>
+    <w:p>
+      <w:pPr>
+        <w:pBdr>
+          <w:top w:val="single" w:sz="36" w:space="0" w:color="F5A623"/>
+          <w:bottom w:val="single" w:sz="12" w:space="1" w:color="00BFFF"/>
+        </w:pBdr>
+        <w:spacing w:after="0"/>
+      </w:pPr>
+    </w:p>
     <w:bookmarkStart w:id="34" w:name="pech-group-holdings-ltd"/>
     <w:p>
       <w:pPr>
         <w:pStyle w:val="Heading1"/>
+        <w:rPr>
+          <w:color w:val="0099CC"/>
+        </w:rPr>
+        <w:pBdr>
+          <w:bottom w:val="single" w:sz="18" w:space="2" w:color="F5A623"/>
+        </w:pBdr>
       </w:pPr>
       <w:r>
+        <w:rPr>
+          <w:b/>
+          <w:color w:val="0099CC"/>
+          <w:sz w:val="44"/>
+        </w:rPr>
         <w:t xml:space="preserve">PECH GROUP HOLDINGS LTD</w:t>
       </w:r>
     </w:p>
     <w:bookmarkStart w:id="22" w:name="installation-completion-certificate"/>
     <w:p>
       <w:pPr>
+        <w:pBdr>
+          <w:top w:val="single" w:sz="18" w:space="1" w:color="F5A623"/>
+          <w:bottom w:val="single" w:sz="6" w:space="1" w:color="0099CC"/>
+        </w:pBdr>
+        <w:spacing w:before="200" w:after="200"/>
+      </w:pPr>
+    </w:p>
+    <w:p>
+      <w:pPr>
         <w:pStyle w:val="Heading2"/>
+        <w:rPr>
+          <w:color w:val="0099CC"/>
+        </w:rPr>
+        <w:pBdr>
+          <w:bottom w:val="single" w:sz="6" w:space="2" w:color="00BFFF"/>
+        </w:pBdr>
       </w:pPr>
       <w:r>
+        <w:rPr>
+          <w:b/>
+          <w:color w:val="0099CC"/>
+          <w:sz w:val="32"/>
+        </w:rPr>
         <w:t xml:space="preserve">INSTALLATION COMPLETION CERTIFICATE</w:t>
       </w:r>
     </w:p>
@@ -24,8 +111,16 @@
     <w:p>
       <w:pPr>
         <w:pStyle w:val="Heading3"/>
+        <w:rPr>
+          <w:color w:val="E08A00"/>
+        </w:rPr>
       </w:pPr>
       <w:r>
+        <w:rPr>
+          <w:b/>
+          <w:color w:val="E08A00"/>
+          <w:sz w:val="26"/>
+        </w:rPr>
         <w:t xml:space="preserve">CONFIDENTIAL</w:t>
       </w:r>
     </w:p>
@@ -83,9 +178,29 @@
     <w:bookmarkStart w:id="23" w:name="certificate-details"/>
     <w:p>
       <w:pPr>
+        <w:pBdr>
+          <w:top w:val="single" w:sz="18" w:space="1" w:color="F5A623"/>
+          <w:bottom w:val="single" w:sz="6" w:space="1" w:color="0099CC"/>
+        </w:pBdr>
+        <w:spacing w:before="200" w:after="200"/>
+      </w:pPr>
+    </w:p>
+    <w:p>
+      <w:pPr>
         <w:pStyle w:val="Heading2"/>
+        <w:rPr>
+          <w:color w:val="0099CC"/>
+        </w:rPr>
+        <w:pBdr>
+          <w:bottom w:val="single" w:sz="6" w:space="2" w:color="00BFFF"/>
+        </w:pBdr>
       </w:pPr>
       <w:r>
+        <w:rPr>
+          <w:b/>
+          <w:color w:val="0099CC"/>
+          <w:sz w:val="32"/>
+        </w:rPr>
         <w:t xml:space="preserve">CERTIFICATE DETAILS</w:t>
       </w:r>
     </w:p>
@@ -95,6 +210,14 @@
         <w:tblW w:type="pct" w:w="5000"/>
         <w:tblLook w:firstRow="1" w:lastRow="0" w:firstColumn="0" w:lastColumn="0" w:noHBand="0" w:noVBand="0" w:val="0020"/>
         <w:jc w:val="start"/>
+        <w:tblBorders>
+          <w:top w:val="single" w:sz="4" w:space="0" w:color="B0D4E8"/>
+          <w:left w:val="single" w:sz="4" w:space="0" w:color="B0D4E8"/>
+          <w:bottom w:val="single" w:sz="4" w:space="0" w:color="B0D4E8"/>
+          <w:right w:val="single" w:sz="4" w:space="0" w:color="B0D4E8"/>
+          <w:insideH w:val="single" w:sz="4" w:space="0" w:color="B0D4E8"/>
+          <w:insideV w:val="single" w:sz="4" w:space="0" w:color="B0D4E8"/>
+        </w:tblBorders>
       </w:tblPr>
       <w:tblGrid>
         <w:gridCol w:w="3960"/>
@@ -105,25 +228,39 @@
           <w:tblHeader w:val="true"/>
         </w:trPr>
         <w:tc>
-          <w:tcPr/>
-          <w:p>
-            <w:pPr>
-              <w:pStyle w:val="Compact"/>
-              <w:jc w:val="left"/>
-            </w:pPr>
-            <w:r>
+          <w:tcPr>
+            <w:shd w:fill="0099CC" w:val="clear"/>
+          </w:tcPr>
+          <w:p>
+            <w:pPr>
+              <w:pStyle w:val="Compact"/>
+              <w:jc w:val="left"/>
+            </w:pPr>
+            <w:r>
+              <w:rPr>
+                <w:b/>
+                <w:color w:val="FFFFFF"/>
+                <w:sz w:val="20"/>
+              </w:rPr>
               <w:t xml:space="preserve">Field</w:t>
             </w:r>
           </w:p>
         </w:tc>
         <w:tc>
-          <w:tcPr/>
-          <w:p>
-            <w:pPr>
-              <w:pStyle w:val="Compact"/>
-              <w:jc w:val="left"/>
-            </w:pPr>
-            <w:r>
+          <w:tcPr>
+            <w:shd w:fill="0099CC" w:val="clear"/>
+          </w:tcPr>
+          <w:p>
+            <w:pPr>
+              <w:pStyle w:val="Compact"/>
+              <w:jc w:val="left"/>
+            </w:pPr>
+            <w:r>
+              <w:rPr>
+                <w:b/>
+                <w:color w:val="FFFFFF"/>
+                <w:sz w:val="20"/>
+              </w:rPr>
               <w:t xml:space="preserve">Details</w:t>
             </w:r>
           </w:p>
@@ -131,7 +268,9 @@
       </w:tr>
       <w:tr>
         <w:tc>
-          <w:tcPr/>
+          <w:tcPr>
+            <w:shd w:fill="FFFFFF" w:val="clear"/>
+          </w:tcPr>
           <w:p>
             <w:pPr>
               <w:pStyle w:val="Compact"/>
@@ -141,19 +280,27 @@
               <w:rPr>
                 <w:bCs/>
                 <w:b/>
+                <w:color w:val="1A1A1A"/>
+                <w:sz w:val="19"/>
               </w:rPr>
               <w:t xml:space="preserve">Certificate Number:</w:t>
             </w:r>
           </w:p>
         </w:tc>
         <w:tc>
-          <w:tcPr/>
-          <w:p>
-            <w:pPr>
-              <w:pStyle w:val="Compact"/>
-              <w:jc w:val="left"/>
-            </w:pPr>
-            <w:r>
+          <w:tcPr>
+            <w:shd w:fill="FFFFFF" w:val="clear"/>
+          </w:tcPr>
+          <w:p>
+            <w:pPr>
+              <w:pStyle w:val="Compact"/>
+              <w:jc w:val="left"/>
+            </w:pPr>
+            <w:r>
+              <w:rPr>
+                <w:color w:val="1A1A1A"/>
+                <w:sz w:val="19"/>
+              </w:rPr>
               <w:t xml:space="preserve">ICC-________-________</w:t>
             </w:r>
           </w:p>
@@ -161,7 +308,9 @@
       </w:tr>
       <w:tr>
         <w:tc>
-          <w:tcPr/>
+          <w:tcPr>
+            <w:shd w:fill="E8F8FF" w:val="clear"/>
+          </w:tcPr>
           <w:p>
             <w:pPr>
               <w:pStyle w:val="Compact"/>
@@ -171,19 +320,27 @@
               <w:rPr>
                 <w:bCs/>
                 <w:b/>
+                <w:color w:val="1A1A1A"/>
+                <w:sz w:val="19"/>
               </w:rPr>
               <w:t xml:space="preserve">Date of Issue:</w:t>
             </w:r>
           </w:p>
         </w:tc>
         <w:tc>
-          <w:tcPr/>
-          <w:p>
-            <w:pPr>
-              <w:pStyle w:val="Compact"/>
-              <w:jc w:val="left"/>
-            </w:pPr>
-            <w:r>
+          <w:tcPr>
+            <w:shd w:fill="E8F8FF" w:val="clear"/>
+          </w:tcPr>
+          <w:p>
+            <w:pPr>
+              <w:pStyle w:val="Compact"/>
+              <w:jc w:val="left"/>
+            </w:pPr>
+            <w:r>
+              <w:rPr>
+                <w:color w:val="1A1A1A"/>
+                <w:sz w:val="19"/>
+              </w:rPr>
               <w:t xml:space="preserve">______ / ______ / __________ (DD/MM/YYYY)</w:t>
             </w:r>
           </w:p>
@@ -191,7 +348,9 @@
       </w:tr>
       <w:tr>
         <w:tc>
-          <w:tcPr/>
+          <w:tcPr>
+            <w:shd w:fill="FFFFFF" w:val="clear"/>
+          </w:tcPr>
           <w:p>
             <w:pPr>
               <w:pStyle w:val="Compact"/>
@@ -201,19 +360,27 @@
               <w:rPr>
                 <w:bCs/>
                 <w:b/>
+                <w:color w:val="1A1A1A"/>
+                <w:sz w:val="19"/>
               </w:rPr>
               <w:t xml:space="preserve">Project Reference:</w:t>
             </w:r>
           </w:p>
         </w:tc>
         <w:tc>
-          <w:tcPr/>
-          <w:p>
-            <w:pPr>
-              <w:pStyle w:val="Compact"/>
-              <w:jc w:val="left"/>
-            </w:pPr>
-            <w:r>
+          <w:tcPr>
+            <w:shd w:fill="FFFFFF" w:val="clear"/>
+          </w:tcPr>
+          <w:p>
+            <w:pPr>
+              <w:pStyle w:val="Compact"/>
+              <w:jc w:val="left"/>
+            </w:pPr>
+            <w:r>
+              <w:rPr>
+                <w:color w:val="1A1A1A"/>
+                <w:sz w:val="19"/>
+              </w:rPr>
               <w:t xml:space="preserve">PRJ-________-________</w:t>
             </w:r>
           </w:p>
@@ -221,7 +388,9 @@
       </w:tr>
       <w:tr>
         <w:tc>
-          <w:tcPr/>
+          <w:tcPr>
+            <w:shd w:fill="E8F8FF" w:val="clear"/>
+          </w:tcPr>
           <w:p>
             <w:pPr>
               <w:pStyle w:val="Compact"/>
@@ -231,19 +400,27 @@
               <w:rPr>
                 <w:bCs/>
                 <w:b/>
+                <w:color w:val="1A1A1A"/>
+                <w:sz w:val="19"/>
               </w:rPr>
               <w:t xml:space="preserve">Contract/PO Reference:</w:t>
             </w:r>
           </w:p>
         </w:tc>
         <w:tc>
-          <w:tcPr/>
-          <w:p>
-            <w:pPr>
-              <w:pStyle w:val="Compact"/>
-              <w:jc w:val="left"/>
-            </w:pPr>
-            <w:r>
+          <w:tcPr>
+            <w:shd w:fill="E8F8FF" w:val="clear"/>
+          </w:tcPr>
+          <w:p>
+            <w:pPr>
+              <w:pStyle w:val="Compact"/>
+              <w:jc w:val="left"/>
+            </w:pPr>
+            <w:r>
+              <w:rPr>
+                <w:color w:val="1A1A1A"/>
+                <w:sz w:val="19"/>
+              </w:rPr>
               <w:t xml:space="preserve">__________________________________________</w:t>
             </w:r>
           </w:p>
@@ -261,9 +438,29 @@
     <w:bookmarkStart w:id="24" w:name="client-information"/>
     <w:p>
       <w:pPr>
+        <w:pBdr>
+          <w:top w:val="single" w:sz="18" w:space="1" w:color="F5A623"/>
+          <w:bottom w:val="single" w:sz="6" w:space="1" w:color="0099CC"/>
+        </w:pBdr>
+        <w:spacing w:before="200" w:after="200"/>
+      </w:pPr>
+    </w:p>
+    <w:p>
+      <w:pPr>
         <w:pStyle w:val="Heading2"/>
+        <w:rPr>
+          <w:color w:val="0099CC"/>
+        </w:rPr>
+        <w:pBdr>
+          <w:bottom w:val="single" w:sz="6" w:space="2" w:color="00BFFF"/>
+        </w:pBdr>
       </w:pPr>
       <w:r>
+        <w:rPr>
+          <w:b/>
+          <w:color w:val="0099CC"/>
+          <w:sz w:val="32"/>
+        </w:rPr>
         <w:t xml:space="preserve">CLIENT INFORMATION</w:t>
       </w:r>
     </w:p>
@@ -273,6 +470,14 @@
         <w:tblW w:type="pct" w:w="5000"/>
         <w:tblLook w:firstRow="1" w:lastRow="0" w:firstColumn="0" w:lastColumn="0" w:noHBand="0" w:noVBand="0" w:val="0020"/>
         <w:jc w:val="start"/>
+        <w:tblBorders>
+          <w:top w:val="single" w:sz="4" w:space="0" w:color="B0D4E8"/>
+          <w:left w:val="single" w:sz="4" w:space="0" w:color="B0D4E8"/>
+          <w:bottom w:val="single" w:sz="4" w:space="0" w:color="B0D4E8"/>
+          <w:right w:val="single" w:sz="4" w:space="0" w:color="B0D4E8"/>
+          <w:insideH w:val="single" w:sz="4" w:space="0" w:color="B0D4E8"/>
+          <w:insideV w:val="single" w:sz="4" w:space="0" w:color="B0D4E8"/>
+        </w:tblBorders>
       </w:tblPr>
       <w:tblGrid>
         <w:gridCol w:w="3960"/>
@@ -283,25 +488,39 @@
           <w:tblHeader w:val="true"/>
         </w:trPr>
         <w:tc>
-          <w:tcPr/>
-          <w:p>
-            <w:pPr>
-              <w:pStyle w:val="Compact"/>
-              <w:jc w:val="left"/>
-            </w:pPr>
-            <w:r>
+          <w:tcPr>
+            <w:shd w:fill="0099CC" w:val="clear"/>
+          </w:tcPr>
+          <w:p>
+            <w:pPr>
+              <w:pStyle w:val="Compact"/>
+              <w:jc w:val="left"/>
+            </w:pPr>
+            <w:r>
+              <w:rPr>
+                <w:b/>
+                <w:color w:val="FFFFFF"/>
+                <w:sz w:val="20"/>
+              </w:rPr>
               <w:t xml:space="preserve">Field</w:t>
             </w:r>
           </w:p>
         </w:tc>
         <w:tc>
-          <w:tcPr/>
-          <w:p>
-            <w:pPr>
-              <w:pStyle w:val="Compact"/>
-              <w:jc w:val="left"/>
-            </w:pPr>
-            <w:r>
+          <w:tcPr>
+            <w:shd w:fill="0099CC" w:val="clear"/>
+          </w:tcPr>
+          <w:p>
+            <w:pPr>
+              <w:pStyle w:val="Compact"/>
+              <w:jc w:val="left"/>
+            </w:pPr>
+            <w:r>
+              <w:rPr>
+                <w:b/>
+                <w:color w:val="FFFFFF"/>
+                <w:sz w:val="20"/>
+              </w:rPr>
               <w:t xml:space="preserve">Details</w:t>
             </w:r>
           </w:p>
@@ -309,7 +528,9 @@
       </w:tr>
       <w:tr>
         <w:tc>
-          <w:tcPr/>
+          <w:tcPr>
+            <w:shd w:fill="FFFFFF" w:val="clear"/>
+          </w:tcPr>
           <w:p>
             <w:pPr>
               <w:pStyle w:val="Compact"/>
@@ -319,19 +540,27 @@
               <w:rPr>
                 <w:bCs/>
                 <w:b/>
+                <w:color w:val="1A1A1A"/>
+                <w:sz w:val="19"/>
               </w:rPr>
               <w:t xml:space="preserve">Client Name:</w:t>
             </w:r>
           </w:p>
         </w:tc>
         <w:tc>
-          <w:tcPr/>
-          <w:p>
-            <w:pPr>
-              <w:pStyle w:val="Compact"/>
-              <w:jc w:val="left"/>
-            </w:pPr>
-            <w:r>
+          <w:tcPr>
+            <w:shd w:fill="FFFFFF" w:val="clear"/>
+          </w:tcPr>
+          <w:p>
+            <w:pPr>
+              <w:pStyle w:val="Compact"/>
+              <w:jc w:val="left"/>
+            </w:pPr>
+            <w:r>
+              <w:rPr>
+                <w:color w:val="1A1A1A"/>
+                <w:sz w:val="19"/>
+              </w:rPr>
               <w:t xml:space="preserve">__________________________________________</w:t>
             </w:r>
           </w:p>
@@ -339,7 +568,9 @@
       </w:tr>
       <w:tr>
         <w:tc>
-          <w:tcPr/>
+          <w:tcPr>
+            <w:shd w:fill="E8F8FF" w:val="clear"/>
+          </w:tcPr>
           <w:p>
             <w:pPr>
               <w:pStyle w:val="Compact"/>
@@ -349,19 +580,27 @@
               <w:rPr>
                 <w:bCs/>
                 <w:b/>
+                <w:color w:val="1A1A1A"/>
+                <w:sz w:val="19"/>
               </w:rPr>
               <w:t xml:space="preserve">Company (if applicable):</w:t>
             </w:r>
           </w:p>
         </w:tc>
         <w:tc>
-          <w:tcPr/>
-          <w:p>
-            <w:pPr>
-              <w:pStyle w:val="Compact"/>
-              <w:jc w:val="left"/>
-            </w:pPr>
-            <w:r>
+          <w:tcPr>
+            <w:shd w:fill="E8F8FF" w:val="clear"/>
+          </w:tcPr>
+          <w:p>
+            <w:pPr>
+              <w:pStyle w:val="Compact"/>
+              <w:jc w:val="left"/>
+            </w:pPr>
+            <w:r>
+              <w:rPr>
+                <w:color w:val="1A1A1A"/>
+                <w:sz w:val="19"/>
+              </w:rPr>
               <w:t xml:space="preserve">__________________________________________</w:t>
             </w:r>
           </w:p>
@@ -369,7 +608,9 @@
       </w:tr>
       <w:tr>
         <w:tc>
-          <w:tcPr/>
+          <w:tcPr>
+            <w:shd w:fill="FFFFFF" w:val="clear"/>
+          </w:tcPr>
           <w:p>
             <w:pPr>
               <w:pStyle w:val="Compact"/>
@@ -379,19 +620,27 @@
               <w:rPr>
                 <w:bCs/>
                 <w:b/>
+                <w:color w:val="1A1A1A"/>
+                <w:sz w:val="19"/>
               </w:rPr>
               <w:t xml:space="preserve">Contact Person:</w:t>
             </w:r>
           </w:p>
         </w:tc>
         <w:tc>
-          <w:tcPr/>
-          <w:p>
-            <w:pPr>
-              <w:pStyle w:val="Compact"/>
-              <w:jc w:val="left"/>
-            </w:pPr>
-            <w:r>
+          <w:tcPr>
+            <w:shd w:fill="FFFFFF" w:val="clear"/>
+          </w:tcPr>
+          <w:p>
+            <w:pPr>
+              <w:pStyle w:val="Compact"/>
+              <w:jc w:val="left"/>
+            </w:pPr>
+            <w:r>
+              <w:rPr>
+                <w:color w:val="1A1A1A"/>
+                <w:sz w:val="19"/>
+              </w:rPr>
               <w:t xml:space="preserve">__________________________________________</w:t>
             </w:r>
           </w:p>
@@ -399,7 +648,9 @@
       </w:tr>
       <w:tr>
         <w:tc>
-          <w:tcPr/>
+          <w:tcPr>
+            <w:shd w:fill="E8F8FF" w:val="clear"/>
+          </w:tcPr>
           <w:p>
             <w:pPr>
               <w:pStyle w:val="Compact"/>
@@ -409,19 +660,27 @@
               <w:rPr>
                 <w:bCs/>
                 <w:b/>
+                <w:color w:val="1A1A1A"/>
+                <w:sz w:val="19"/>
               </w:rPr>
               <w:t xml:space="preserve">Phone:</w:t>
             </w:r>
           </w:p>
         </w:tc>
         <w:tc>
-          <w:tcPr/>
-          <w:p>
-            <w:pPr>
-              <w:pStyle w:val="Compact"/>
-              <w:jc w:val="left"/>
-            </w:pPr>
-            <w:r>
+          <w:tcPr>
+            <w:shd w:fill="E8F8FF" w:val="clear"/>
+          </w:tcPr>
+          <w:p>
+            <w:pPr>
+              <w:pStyle w:val="Compact"/>
+              <w:jc w:val="left"/>
+            </w:pPr>
+            <w:r>
+              <w:rPr>
+                <w:color w:val="1A1A1A"/>
+                <w:sz w:val="19"/>
+              </w:rPr>
               <w:t xml:space="preserve">__________________________________________</w:t>
             </w:r>
           </w:p>
@@ -429,7 +688,9 @@
       </w:tr>
       <w:tr>
         <w:tc>
-          <w:tcPr/>
+          <w:tcPr>
+            <w:shd w:fill="FFFFFF" w:val="clear"/>
+          </w:tcPr>
           <w:p>
             <w:pPr>
               <w:pStyle w:val="Compact"/>
@@ -439,19 +700,27 @@
               <w:rPr>
                 <w:bCs/>
                 <w:b/>
+                <w:color w:val="1A1A1A"/>
+                <w:sz w:val="19"/>
               </w:rPr>
               <w:t xml:space="preserve">Email:</w:t>
             </w:r>
           </w:p>
         </w:tc>
         <w:tc>
-          <w:tcPr/>
-          <w:p>
-            <w:pPr>
-              <w:pStyle w:val="Compact"/>
-              <w:jc w:val="left"/>
-            </w:pPr>
-            <w:r>
+          <w:tcPr>
+            <w:shd w:fill="FFFFFF" w:val="clear"/>
+          </w:tcPr>
+          <w:p>
+            <w:pPr>
+              <w:pStyle w:val="Compact"/>
+              <w:jc w:val="left"/>
+            </w:pPr>
+            <w:r>
+              <w:rPr>
+                <w:color w:val="1A1A1A"/>
+                <w:sz w:val="19"/>
+              </w:rPr>
               <w:t xml:space="preserve">__________________________________________</w:t>
             </w:r>
           </w:p>
@@ -469,9 +738,29 @@
     <w:bookmarkStart w:id="25" w:name="installation-site"/>
     <w:p>
       <w:pPr>
+        <w:pBdr>
+          <w:top w:val="single" w:sz="18" w:space="1" w:color="F5A623"/>
+          <w:bottom w:val="single" w:sz="6" w:space="1" w:color="0099CC"/>
+        </w:pBdr>
+        <w:spacing w:before="200" w:after="200"/>
+      </w:pPr>
+    </w:p>
+    <w:p>
+      <w:pPr>
         <w:pStyle w:val="Heading2"/>
+        <w:rPr>
+          <w:color w:val="0099CC"/>
+        </w:rPr>
+        <w:pBdr>
+          <w:bottom w:val="single" w:sz="6" w:space="2" w:color="00BFFF"/>
+        </w:pBdr>
       </w:pPr>
       <w:r>
+        <w:rPr>
+          <w:b/>
+          <w:color w:val="0099CC"/>
+          <w:sz w:val="32"/>
+        </w:rPr>
         <w:t xml:space="preserve">INSTALLATION SITE</w:t>
       </w:r>
     </w:p>
@@ -481,6 +770,14 @@
         <w:tblW w:type="pct" w:w="5000"/>
         <w:tblLook w:firstRow="1" w:lastRow="0" w:firstColumn="0" w:lastColumn="0" w:noHBand="0" w:noVBand="0" w:val="0020"/>
         <w:jc w:val="start"/>
+        <w:tblBorders>
+          <w:top w:val="single" w:sz="4" w:space="0" w:color="B0D4E8"/>
+          <w:left w:val="single" w:sz="4" w:space="0" w:color="B0D4E8"/>
+          <w:bottom w:val="single" w:sz="4" w:space="0" w:color="B0D4E8"/>
+          <w:right w:val="single" w:sz="4" w:space="0" w:color="B0D4E8"/>
+          <w:insideH w:val="single" w:sz="4" w:space="0" w:color="B0D4E8"/>
+          <w:insideV w:val="single" w:sz="4" w:space="0" w:color="B0D4E8"/>
+        </w:tblBorders>
       </w:tblPr>
       <w:tblGrid>
         <w:gridCol w:w="3960"/>
@@ -491,25 +788,39 @@
           <w:tblHeader w:val="true"/>
         </w:trPr>
         <w:tc>
-          <w:tcPr/>
-          <w:p>
-            <w:pPr>
-              <w:pStyle w:val="Compact"/>
-              <w:jc w:val="left"/>
-            </w:pPr>
-            <w:r>
+          <w:tcPr>
+            <w:shd w:fill="0099CC" w:val="clear"/>
+          </w:tcPr>
+          <w:p>
+            <w:pPr>
+              <w:pStyle w:val="Compact"/>
+              <w:jc w:val="left"/>
+            </w:pPr>
+            <w:r>
+              <w:rPr>
+                <w:b/>
+                <w:color w:val="FFFFFF"/>
+                <w:sz w:val="20"/>
+              </w:rPr>
               <w:t xml:space="preserve">Field</w:t>
             </w:r>
           </w:p>
         </w:tc>
         <w:tc>
-          <w:tcPr/>
-          <w:p>
-            <w:pPr>
-              <w:pStyle w:val="Compact"/>
-              <w:jc w:val="left"/>
-            </w:pPr>
-            <w:r>
+          <w:tcPr>
+            <w:shd w:fill="0099CC" w:val="clear"/>
+          </w:tcPr>
+          <w:p>
+            <w:pPr>
+              <w:pStyle w:val="Compact"/>
+              <w:jc w:val="left"/>
+            </w:pPr>
+            <w:r>
+              <w:rPr>
+                <w:b/>
+                <w:color w:val="FFFFFF"/>
+                <w:sz w:val="20"/>
+              </w:rPr>
               <w:t xml:space="preserve">Details</w:t>
             </w:r>
           </w:p>
@@ -517,7 +828,9 @@
       </w:tr>
       <w:tr>
         <w:tc>
-          <w:tcPr/>
+          <w:tcPr>
+            <w:shd w:fill="FFFFFF" w:val="clear"/>
+          </w:tcPr>
           <w:p>
             <w:pPr>
               <w:pStyle w:val="Compact"/>
@@ -527,19 +840,27 @@
               <w:rPr>
                 <w:bCs/>
                 <w:b/>
+                <w:color w:val="1A1A1A"/>
+                <w:sz w:val="19"/>
               </w:rPr>
               <w:t xml:space="preserve">Site Address:</w:t>
             </w:r>
           </w:p>
         </w:tc>
         <w:tc>
-          <w:tcPr/>
-          <w:p>
-            <w:pPr>
-              <w:pStyle w:val="Compact"/>
-              <w:jc w:val="left"/>
-            </w:pPr>
-            <w:r>
+          <w:tcPr>
+            <w:shd w:fill="FFFFFF" w:val="clear"/>
+          </w:tcPr>
+          <w:p>
+            <w:pPr>
+              <w:pStyle w:val="Compact"/>
+              <w:jc w:val="left"/>
+            </w:pPr>
+            <w:r>
+              <w:rPr>
+                <w:color w:val="1A1A1A"/>
+                <w:sz w:val="19"/>
+              </w:rPr>
               <w:t xml:space="preserve">__________________________________________</w:t>
             </w:r>
           </w:p>
@@ -547,21 +868,29 @@
       </w:tr>
       <w:tr>
         <w:tc>
-          <w:tcPr/>
-          <w:p>
-            <w:pPr>
-              <w:pStyle w:val="Compact"/>
-            </w:pPr>
-          </w:p>
-        </w:tc>
-        <w:tc>
-          <w:tcPr/>
-          <w:p>
-            <w:pPr>
-              <w:pStyle w:val="Compact"/>
-              <w:jc w:val="left"/>
-            </w:pPr>
-            <w:r>
+          <w:tcPr>
+            <w:shd w:fill="E8F8FF" w:val="clear"/>
+          </w:tcPr>
+          <w:p>
+            <w:pPr>
+              <w:pStyle w:val="Compact"/>
+            </w:pPr>
+          </w:p>
+        </w:tc>
+        <w:tc>
+          <w:tcPr>
+            <w:shd w:fill="E8F8FF" w:val="clear"/>
+          </w:tcPr>
+          <w:p>
+            <w:pPr>
+              <w:pStyle w:val="Compact"/>
+              <w:jc w:val="left"/>
+            </w:pPr>
+            <w:r>
+              <w:rPr>
+                <w:color w:val="1A1A1A"/>
+                <w:sz w:val="19"/>
+              </w:rPr>
               <w:t xml:space="preserve">__________________________________________</w:t>
             </w:r>
           </w:p>
@@ -569,7 +898,9 @@
       </w:tr>
       <w:tr>
         <w:tc>
-          <w:tcPr/>
+          <w:tcPr>
+            <w:shd w:fill="FFFFFF" w:val="clear"/>
+          </w:tcPr>
           <w:p>
             <w:pPr>
               <w:pStyle w:val="Compact"/>
@@ -579,19 +910,27 @@
               <w:rPr>
                 <w:bCs/>
                 <w:b/>
+                <w:color w:val="1A1A1A"/>
+                <w:sz w:val="19"/>
               </w:rPr>
               <w:t xml:space="preserve">City / State:</w:t>
             </w:r>
           </w:p>
         </w:tc>
         <w:tc>
-          <w:tcPr/>
-          <w:p>
-            <w:pPr>
-              <w:pStyle w:val="Compact"/>
-              <w:jc w:val="left"/>
-            </w:pPr>
-            <w:r>
+          <w:tcPr>
+            <w:shd w:fill="FFFFFF" w:val="clear"/>
+          </w:tcPr>
+          <w:p>
+            <w:pPr>
+              <w:pStyle w:val="Compact"/>
+              <w:jc w:val="left"/>
+            </w:pPr>
+            <w:r>
+              <w:rPr>
+                <w:color w:val="1A1A1A"/>
+                <w:sz w:val="19"/>
+              </w:rPr>
               <w:t xml:space="preserve">__________________________________________</w:t>
             </w:r>
           </w:p>
@@ -599,7 +938,9 @@
       </w:tr>
       <w:tr>
         <w:tc>
-          <w:tcPr/>
+          <w:tcPr>
+            <w:shd w:fill="E8F8FF" w:val="clear"/>
+          </w:tcPr>
           <w:p>
             <w:pPr>
               <w:pStyle w:val="Compact"/>
@@ -609,19 +950,27 @@
               <w:rPr>
                 <w:bCs/>
                 <w:b/>
+                <w:color w:val="1A1A1A"/>
+                <w:sz w:val="19"/>
               </w:rPr>
               <w:t xml:space="preserve">GPS Coordinates:</w:t>
             </w:r>
           </w:p>
         </w:tc>
         <w:tc>
-          <w:tcPr/>
-          <w:p>
-            <w:pPr>
-              <w:pStyle w:val="Compact"/>
-              <w:jc w:val="left"/>
-            </w:pPr>
-            <w:r>
+          <w:tcPr>
+            <w:shd w:fill="E8F8FF" w:val="clear"/>
+          </w:tcPr>
+          <w:p>
+            <w:pPr>
+              <w:pStyle w:val="Compact"/>
+              <w:jc w:val="left"/>
+            </w:pPr>
+            <w:r>
+              <w:rPr>
+                <w:color w:val="1A1A1A"/>
+                <w:sz w:val="19"/>
+              </w:rPr>
               <w:t xml:space="preserve">Lat: __________________ Long: __________________</w:t>
             </w:r>
           </w:p>
@@ -629,7 +978,9 @@
       </w:tr>
       <w:tr>
         <w:tc>
-          <w:tcPr/>
+          <w:tcPr>
+            <w:shd w:fill="FFFFFF" w:val="clear"/>
+          </w:tcPr>
           <w:p>
             <w:pPr>
               <w:pStyle w:val="Compact"/>
@@ -639,19 +990,27 @@
               <w:rPr>
                 <w:bCs/>
                 <w:b/>
+                <w:color w:val="1A1A1A"/>
+                <w:sz w:val="19"/>
               </w:rPr>
               <w:t xml:space="preserve">Site Contact Person:</w:t>
             </w:r>
           </w:p>
         </w:tc>
         <w:tc>
-          <w:tcPr/>
-          <w:p>
-            <w:pPr>
-              <w:pStyle w:val="Compact"/>
-              <w:jc w:val="left"/>
-            </w:pPr>
-            <w:r>
+          <w:tcPr>
+            <w:shd w:fill="FFFFFF" w:val="clear"/>
+          </w:tcPr>
+          <w:p>
+            <w:pPr>
+              <w:pStyle w:val="Compact"/>
+              <w:jc w:val="left"/>
+            </w:pPr>
+            <w:r>
+              <w:rPr>
+                <w:color w:val="1A1A1A"/>
+                <w:sz w:val="19"/>
+              </w:rPr>
               <w:t xml:space="preserve">__________________________________________</w:t>
             </w:r>
           </w:p>
@@ -659,7 +1018,9 @@
       </w:tr>
       <w:tr>
         <w:tc>
-          <w:tcPr/>
+          <w:tcPr>
+            <w:shd w:fill="E8F8FF" w:val="clear"/>
+          </w:tcPr>
           <w:p>
             <w:pPr>
               <w:pStyle w:val="Compact"/>
@@ -669,19 +1030,27 @@
               <w:rPr>
                 <w:bCs/>
                 <w:b/>
+                <w:color w:val="1A1A1A"/>
+                <w:sz w:val="19"/>
               </w:rPr>
               <w:t xml:space="preserve">Site Contact Phone:</w:t>
             </w:r>
           </w:p>
         </w:tc>
         <w:tc>
-          <w:tcPr/>
-          <w:p>
-            <w:pPr>
-              <w:pStyle w:val="Compact"/>
-              <w:jc w:val="left"/>
-            </w:pPr>
-            <w:r>
+          <w:tcPr>
+            <w:shd w:fill="E8F8FF" w:val="clear"/>
+          </w:tcPr>
+          <w:p>
+            <w:pPr>
+              <w:pStyle w:val="Compact"/>
+              <w:jc w:val="left"/>
+            </w:pPr>
+            <w:r>
+              <w:rPr>
+                <w:color w:val="1A1A1A"/>
+                <w:sz w:val="19"/>
+              </w:rPr>
               <w:t xml:space="preserve">__________________________________________</w:t>
             </w:r>
           </w:p>
@@ -699,9 +1068,29 @@
     <w:bookmarkStart w:id="26" w:name="project-description"/>
     <w:p>
       <w:pPr>
+        <w:pBdr>
+          <w:top w:val="single" w:sz="18" w:space="1" w:color="F5A623"/>
+          <w:bottom w:val="single" w:sz="6" w:space="1" w:color="0099CC"/>
+        </w:pBdr>
+        <w:spacing w:before="200" w:after="200"/>
+      </w:pPr>
+    </w:p>
+    <w:p>
+      <w:pPr>
         <w:pStyle w:val="Heading2"/>
+        <w:rPr>
+          <w:color w:val="0099CC"/>
+        </w:rPr>
+        <w:pBdr>
+          <w:bottom w:val="single" w:sz="6" w:space="2" w:color="00BFFF"/>
+        </w:pBdr>
       </w:pPr>
       <w:r>
+        <w:rPr>
+          <w:b/>
+          <w:color w:val="0099CC"/>
+          <w:sz w:val="32"/>
+        </w:rPr>
         <w:t xml:space="preserve">PROJECT DESCRIPTION</w:t>
       </w:r>
     </w:p>
@@ -711,6 +1100,14 @@
         <w:tblW w:type="pct" w:w="5000"/>
         <w:tblLook w:firstRow="1" w:lastRow="0" w:firstColumn="0" w:lastColumn="0" w:noHBand="0" w:noVBand="0" w:val="0020"/>
         <w:jc w:val="start"/>
+        <w:tblBorders>
+          <w:top w:val="single" w:sz="4" w:space="0" w:color="B0D4E8"/>
+          <w:left w:val="single" w:sz="4" w:space="0" w:color="B0D4E8"/>
+          <w:bottom w:val="single" w:sz="4" w:space="0" w:color="B0D4E8"/>
+          <w:right w:val="single" w:sz="4" w:space="0" w:color="B0D4E8"/>
+          <w:insideH w:val="single" w:sz="4" w:space="0" w:color="B0D4E8"/>
+          <w:insideV w:val="single" w:sz="4" w:space="0" w:color="B0D4E8"/>
+        </w:tblBorders>
       </w:tblPr>
       <w:tblGrid>
         <w:gridCol w:w="3960"/>
@@ -721,25 +1118,39 @@
           <w:tblHeader w:val="true"/>
         </w:trPr>
         <w:tc>
-          <w:tcPr/>
-          <w:p>
-            <w:pPr>
-              <w:pStyle w:val="Compact"/>
-              <w:jc w:val="left"/>
-            </w:pPr>
-            <w:r>
+          <w:tcPr>
+            <w:shd w:fill="0099CC" w:val="clear"/>
+          </w:tcPr>
+          <w:p>
+            <w:pPr>
+              <w:pStyle w:val="Compact"/>
+              <w:jc w:val="left"/>
+            </w:pPr>
+            <w:r>
+              <w:rPr>
+                <w:b/>
+                <w:color w:val="FFFFFF"/>
+                <w:sz w:val="20"/>
+              </w:rPr>
               <w:t xml:space="preserve">Field</w:t>
             </w:r>
           </w:p>
         </w:tc>
         <w:tc>
-          <w:tcPr/>
-          <w:p>
-            <w:pPr>
-              <w:pStyle w:val="Compact"/>
-              <w:jc w:val="left"/>
-            </w:pPr>
-            <w:r>
+          <w:tcPr>
+            <w:shd w:fill="0099CC" w:val="clear"/>
+          </w:tcPr>
+          <w:p>
+            <w:pPr>
+              <w:pStyle w:val="Compact"/>
+              <w:jc w:val="left"/>
+            </w:pPr>
+            <w:r>
+              <w:rPr>
+                <w:b/>
+                <w:color w:val="FFFFFF"/>
+                <w:sz w:val="20"/>
+              </w:rPr>
               <w:t xml:space="preserve">Details</w:t>
             </w:r>
           </w:p>
@@ -747,7 +1158,9 @@
       </w:tr>
       <w:tr>
         <w:tc>
-          <w:tcPr/>
+          <w:tcPr>
+            <w:shd w:fill="FFFFFF" w:val="clear"/>
+          </w:tcPr>
           <w:p>
             <w:pPr>
               <w:pStyle w:val="Compact"/>
@@ -757,19 +1170,27 @@
               <w:rPr>
                 <w:bCs/>
                 <w:b/>
+                <w:color w:val="1A1A1A"/>
+                <w:sz w:val="19"/>
               </w:rPr>
               <w:t xml:space="preserve">Project Type:</w:t>
             </w:r>
           </w:p>
         </w:tc>
         <w:tc>
-          <w:tcPr/>
-          <w:p>
-            <w:pPr>
-              <w:pStyle w:val="Compact"/>
-              <w:jc w:val="left"/>
-            </w:pPr>
-            <w:r>
+          <w:tcPr>
+            <w:shd w:fill="FFFFFF" w:val="clear"/>
+          </w:tcPr>
+          <w:p>
+            <w:pPr>
+              <w:pStyle w:val="Compact"/>
+              <w:jc w:val="left"/>
+            </w:pPr>
+            <w:r>
+              <w:rPr>
+                <w:color w:val="1A1A1A"/>
+                <w:sz w:val="19"/>
+              </w:rPr>
               <w:t xml:space="preserve">[ ] IoT System [ ] Solar Installation [ ] Smart System [ ] Other: ________</w:t>
             </w:r>
           </w:p>
@@ -777,7 +1198,9 @@
       </w:tr>
       <w:tr>
         <w:tc>
-          <w:tcPr/>
+          <w:tcPr>
+            <w:shd w:fill="E8F8FF" w:val="clear"/>
+          </w:tcPr>
           <w:p>
             <w:pPr>
               <w:pStyle w:val="Compact"/>
@@ -787,19 +1210,27 @@
               <w:rPr>
                 <w:bCs/>
                 <w:b/>
+                <w:color w:val="1A1A1A"/>
+                <w:sz w:val="19"/>
               </w:rPr>
               <w:t xml:space="preserve">Project Description:</w:t>
             </w:r>
           </w:p>
         </w:tc>
         <w:tc>
-          <w:tcPr/>
-          <w:p>
-            <w:pPr>
-              <w:pStyle w:val="Compact"/>
-              <w:jc w:val="left"/>
-            </w:pPr>
-            <w:r>
+          <w:tcPr>
+            <w:shd w:fill="E8F8FF" w:val="clear"/>
+          </w:tcPr>
+          <w:p>
+            <w:pPr>
+              <w:pStyle w:val="Compact"/>
+              <w:jc w:val="left"/>
+            </w:pPr>
+            <w:r>
+              <w:rPr>
+                <w:color w:val="1A1A1A"/>
+                <w:sz w:val="19"/>
+              </w:rPr>
               <w:t xml:space="preserve">__________________________________________</w:t>
             </w:r>
           </w:p>
@@ -807,21 +1238,29 @@
       </w:tr>
       <w:tr>
         <w:tc>
-          <w:tcPr/>
-          <w:p>
-            <w:pPr>
-              <w:pStyle w:val="Compact"/>
-            </w:pPr>
-          </w:p>
-        </w:tc>
-        <w:tc>
-          <w:tcPr/>
-          <w:p>
-            <w:pPr>
-              <w:pStyle w:val="Compact"/>
-              <w:jc w:val="left"/>
-            </w:pPr>
-            <w:r>
+          <w:tcPr>
+            <w:shd w:fill="FFFFFF" w:val="clear"/>
+          </w:tcPr>
+          <w:p>
+            <w:pPr>
+              <w:pStyle w:val="Compact"/>
+            </w:pPr>
+          </w:p>
+        </w:tc>
+        <w:tc>
+          <w:tcPr>
+            <w:shd w:fill="FFFFFF" w:val="clear"/>
+          </w:tcPr>
+          <w:p>
+            <w:pPr>
+              <w:pStyle w:val="Compact"/>
+              <w:jc w:val="left"/>
+            </w:pPr>
+            <w:r>
+              <w:rPr>
+                <w:color w:val="1A1A1A"/>
+                <w:sz w:val="19"/>
+              </w:rPr>
               <w:t xml:space="preserve">__________________________________________</w:t>
             </w:r>
           </w:p>
@@ -829,7 +1268,9 @@
       </w:tr>
       <w:tr>
         <w:tc>
-          <w:tcPr/>
+          <w:tcPr>
+            <w:shd w:fill="E8F8FF" w:val="clear"/>
+          </w:tcPr>
           <w:p>
             <w:pPr>
               <w:pStyle w:val="Compact"/>
@@ -839,19 +1280,27 @@
               <w:rPr>
                 <w:bCs/>
                 <w:b/>
+                <w:color w:val="1A1A1A"/>
+                <w:sz w:val="19"/>
               </w:rPr>
               <w:t xml:space="preserve">Scope of Work:</w:t>
             </w:r>
           </w:p>
         </w:tc>
         <w:tc>
-          <w:tcPr/>
-          <w:p>
-            <w:pPr>
-              <w:pStyle w:val="Compact"/>
-              <w:jc w:val="left"/>
-            </w:pPr>
-            <w:r>
+          <w:tcPr>
+            <w:shd w:fill="E8F8FF" w:val="clear"/>
+          </w:tcPr>
+          <w:p>
+            <w:pPr>
+              <w:pStyle w:val="Compact"/>
+              <w:jc w:val="left"/>
+            </w:pPr>
+            <w:r>
+              <w:rPr>
+                <w:color w:val="1A1A1A"/>
+                <w:sz w:val="19"/>
+              </w:rPr>
               <w:t xml:space="preserve">__________________________________________</w:t>
             </w:r>
           </w:p>
@@ -859,21 +1308,29 @@
       </w:tr>
       <w:tr>
         <w:tc>
-          <w:tcPr/>
-          <w:p>
-            <w:pPr>
-              <w:pStyle w:val="Compact"/>
-            </w:pPr>
-          </w:p>
-        </w:tc>
-        <w:tc>
-          <w:tcPr/>
-          <w:p>
-            <w:pPr>
-              <w:pStyle w:val="Compact"/>
-              <w:jc w:val="left"/>
-            </w:pPr>
-            <w:r>
+          <w:tcPr>
+            <w:shd w:fill="FFFFFF" w:val="clear"/>
+          </w:tcPr>
+          <w:p>
+            <w:pPr>
+              <w:pStyle w:val="Compact"/>
+            </w:pPr>
+          </w:p>
+        </w:tc>
+        <w:tc>
+          <w:tcPr>
+            <w:shd w:fill="FFFFFF" w:val="clear"/>
+          </w:tcPr>
+          <w:p>
+            <w:pPr>
+              <w:pStyle w:val="Compact"/>
+              <w:jc w:val="left"/>
+            </w:pPr>
+            <w:r>
+              <w:rPr>
+                <w:color w:val="1A1A1A"/>
+                <w:sz w:val="19"/>
+              </w:rPr>
               <w:t xml:space="preserve">__________________________________________</w:t>
             </w:r>
           </w:p>
@@ -891,9 +1348,29 @@
     <w:bookmarkStart w:id="27" w:name="installation-timeline"/>
     <w:p>
       <w:pPr>
+        <w:pBdr>
+          <w:top w:val="single" w:sz="18" w:space="1" w:color="F5A623"/>
+          <w:bottom w:val="single" w:sz="6" w:space="1" w:color="0099CC"/>
+        </w:pBdr>
+        <w:spacing w:before="200" w:after="200"/>
+      </w:pPr>
+    </w:p>
+    <w:p>
+      <w:pPr>
         <w:pStyle w:val="Heading2"/>
+        <w:rPr>
+          <w:color w:val="0099CC"/>
+        </w:rPr>
+        <w:pBdr>
+          <w:bottom w:val="single" w:sz="6" w:space="2" w:color="00BFFF"/>
+        </w:pBdr>
       </w:pPr>
       <w:r>
+        <w:rPr>
+          <w:b/>
+          <w:color w:val="0099CC"/>
+          <w:sz w:val="32"/>
+        </w:rPr>
         <w:t xml:space="preserve">INSTALLATION TIMELINE</w:t>
       </w:r>
     </w:p>
@@ -903,6 +1380,14 @@
         <w:tblW w:type="pct" w:w="5000"/>
         <w:tblLook w:firstRow="1" w:lastRow="0" w:firstColumn="0" w:lastColumn="0" w:noHBand="0" w:noVBand="0" w:val="0020"/>
         <w:jc w:val="start"/>
+        <w:tblBorders>
+          <w:top w:val="single" w:sz="4" w:space="0" w:color="B0D4E8"/>
+          <w:left w:val="single" w:sz="4" w:space="0" w:color="B0D4E8"/>
+          <w:bottom w:val="single" w:sz="4" w:space="0" w:color="B0D4E8"/>
+          <w:right w:val="single" w:sz="4" w:space="0" w:color="B0D4E8"/>
+          <w:insideH w:val="single" w:sz="4" w:space="0" w:color="B0D4E8"/>
+          <w:insideV w:val="single" w:sz="4" w:space="0" w:color="B0D4E8"/>
+        </w:tblBorders>
       </w:tblPr>
       <w:tblGrid>
         <w:gridCol w:w="3960"/>
@@ -913,25 +1398,39 @@
           <w:tblHeader w:val="true"/>
         </w:trPr>
         <w:tc>
-          <w:tcPr/>
-          <w:p>
-            <w:pPr>
-              <w:pStyle w:val="Compact"/>
-              <w:jc w:val="left"/>
-            </w:pPr>
-            <w:r>
+          <w:tcPr>
+            <w:shd w:fill="0099CC" w:val="clear"/>
+          </w:tcPr>
+          <w:p>
+            <w:pPr>
+              <w:pStyle w:val="Compact"/>
+              <w:jc w:val="left"/>
+            </w:pPr>
+            <w:r>
+              <w:rPr>
+                <w:b/>
+                <w:color w:val="FFFFFF"/>
+                <w:sz w:val="20"/>
+              </w:rPr>
               <w:t xml:space="preserve">Field</w:t>
             </w:r>
           </w:p>
         </w:tc>
         <w:tc>
-          <w:tcPr/>
-          <w:p>
-            <w:pPr>
-              <w:pStyle w:val="Compact"/>
-              <w:jc w:val="left"/>
-            </w:pPr>
-            <w:r>
+          <w:tcPr>
+            <w:shd w:fill="0099CC" w:val="clear"/>
+          </w:tcPr>
+          <w:p>
+            <w:pPr>
+              <w:pStyle w:val="Compact"/>
+              <w:jc w:val="left"/>
+            </w:pPr>
+            <w:r>
+              <w:rPr>
+                <w:b/>
+                <w:color w:val="FFFFFF"/>
+                <w:sz w:val="20"/>
+              </w:rPr>
               <w:t xml:space="preserve">Details</w:t>
             </w:r>
           </w:p>
@@ -939,7 +1438,9 @@
       </w:tr>
       <w:tr>
         <w:tc>
-          <w:tcPr/>
+          <w:tcPr>
+            <w:shd w:fill="FFFFFF" w:val="clear"/>
+          </w:tcPr>
           <w:p>
             <w:pPr>
               <w:pStyle w:val="Compact"/>
@@ -949,19 +1450,27 @@
               <w:rPr>
                 <w:bCs/>
                 <w:b/>
+                <w:color w:val="1A1A1A"/>
+                <w:sz w:val="19"/>
               </w:rPr>
               <w:t xml:space="preserve">Installation Start Date:</w:t>
             </w:r>
           </w:p>
         </w:tc>
         <w:tc>
-          <w:tcPr/>
-          <w:p>
-            <w:pPr>
-              <w:pStyle w:val="Compact"/>
-              <w:jc w:val="left"/>
-            </w:pPr>
-            <w:r>
+          <w:tcPr>
+            <w:shd w:fill="FFFFFF" w:val="clear"/>
+          </w:tcPr>
+          <w:p>
+            <w:pPr>
+              <w:pStyle w:val="Compact"/>
+              <w:jc w:val="left"/>
+            </w:pPr>
+            <w:r>
+              <w:rPr>
+                <w:color w:val="1A1A1A"/>
+                <w:sz w:val="19"/>
+              </w:rPr>
               <w:t xml:space="preserve">______ / ______ / __________ (DD/MM/YYYY)</w:t>
             </w:r>
           </w:p>
@@ -969,7 +1478,9 @@
       </w:tr>
       <w:tr>
         <w:tc>
-          <w:tcPr/>
+          <w:tcPr>
+            <w:shd w:fill="E8F8FF" w:val="clear"/>
+          </w:tcPr>
           <w:p>
             <w:pPr>
               <w:pStyle w:val="Compact"/>
@@ -979,19 +1490,27 @@
               <w:rPr>
                 <w:bCs/>
                 <w:b/>
+                <w:color w:val="1A1A1A"/>
+                <w:sz w:val="19"/>
               </w:rPr>
               <w:t xml:space="preserve">Installation Completion Date:</w:t>
             </w:r>
           </w:p>
         </w:tc>
         <w:tc>
-          <w:tcPr/>
-          <w:p>
-            <w:pPr>
-              <w:pStyle w:val="Compact"/>
-              <w:jc w:val="left"/>
-            </w:pPr>
-            <w:r>
+          <w:tcPr>
+            <w:shd w:fill="E8F8FF" w:val="clear"/>
+          </w:tcPr>
+          <w:p>
+            <w:pPr>
+              <w:pStyle w:val="Compact"/>
+              <w:jc w:val="left"/>
+            </w:pPr>
+            <w:r>
+              <w:rPr>
+                <w:color w:val="1A1A1A"/>
+                <w:sz w:val="19"/>
+              </w:rPr>
               <w:t xml:space="preserve">______ / ______ / __________ (DD/MM/YYYY)</w:t>
             </w:r>
           </w:p>
@@ -999,7 +1518,9 @@
       </w:tr>
       <w:tr>
         <w:tc>
-          <w:tcPr/>
+          <w:tcPr>
+            <w:shd w:fill="FFFFFF" w:val="clear"/>
+          </w:tcPr>
           <w:p>
             <w:pPr>
               <w:pStyle w:val="Compact"/>
@@ -1009,19 +1530,27 @@
               <w:rPr>
                 <w:bCs/>
                 <w:b/>
+                <w:color w:val="1A1A1A"/>
+                <w:sz w:val="19"/>
               </w:rPr>
               <w:t xml:space="preserve">Total Installation Days:</w:t>
             </w:r>
           </w:p>
         </w:tc>
         <w:tc>
-          <w:tcPr/>
-          <w:p>
-            <w:pPr>
-              <w:pStyle w:val="Compact"/>
-              <w:jc w:val="left"/>
-            </w:pPr>
-            <w:r>
+          <w:tcPr>
+            <w:shd w:fill="FFFFFF" w:val="clear"/>
+          </w:tcPr>
+          <w:p>
+            <w:pPr>
+              <w:pStyle w:val="Compact"/>
+              <w:jc w:val="left"/>
+            </w:pPr>
+            <w:r>
+              <w:rPr>
+                <w:color w:val="1A1A1A"/>
+                <w:sz w:val="19"/>
+              </w:rPr>
               <w:t xml:space="preserve">__________________________________________</w:t>
             </w:r>
           </w:p>
@@ -1029,7 +1558,9 @@
       </w:tr>
       <w:tr>
         <w:tc>
-          <w:tcPr/>
+          <w:tcPr>
+            <w:shd w:fill="E8F8FF" w:val="clear"/>
+          </w:tcPr>
           <w:p>
             <w:pPr>
               <w:pStyle w:val="Compact"/>
@@ -1039,19 +1570,27 @@
               <w:rPr>
                 <w:bCs/>
                 <w:b/>
+                <w:color w:val="1A1A1A"/>
+                <w:sz w:val="19"/>
               </w:rPr>
               <w:t xml:space="preserve">Lead Technician/Engineer:</w:t>
             </w:r>
           </w:p>
         </w:tc>
         <w:tc>
-          <w:tcPr/>
-          <w:p>
-            <w:pPr>
-              <w:pStyle w:val="Compact"/>
-              <w:jc w:val="left"/>
-            </w:pPr>
-            <w:r>
+          <w:tcPr>
+            <w:shd w:fill="E8F8FF" w:val="clear"/>
+          </w:tcPr>
+          <w:p>
+            <w:pPr>
+              <w:pStyle w:val="Compact"/>
+              <w:jc w:val="left"/>
+            </w:pPr>
+            <w:r>
+              <w:rPr>
+                <w:color w:val="1A1A1A"/>
+                <w:sz w:val="19"/>
+              </w:rPr>
               <w:t xml:space="preserve">__________________________________________</w:t>
             </w:r>
           </w:p>
@@ -1059,7 +1598,9 @@
       </w:tr>
       <w:tr>
         <w:tc>
-          <w:tcPr/>
+          <w:tcPr>
+            <w:shd w:fill="FFFFFF" w:val="clear"/>
+          </w:tcPr>
           <w:p>
             <w:pPr>
               <w:pStyle w:val="Compact"/>
@@ -1069,19 +1610,27 @@
               <w:rPr>
                 <w:bCs/>
                 <w:b/>
+                <w:color w:val="1A1A1A"/>
+                <w:sz w:val="19"/>
               </w:rPr>
               <w:t xml:space="preserve">Installation Team Size:</w:t>
             </w:r>
           </w:p>
         </w:tc>
         <w:tc>
-          <w:tcPr/>
-          <w:p>
-            <w:pPr>
-              <w:pStyle w:val="Compact"/>
-              <w:jc w:val="left"/>
-            </w:pPr>
-            <w:r>
+          <w:tcPr>
+            <w:shd w:fill="FFFFFF" w:val="clear"/>
+          </w:tcPr>
+          <w:p>
+            <w:pPr>
+              <w:pStyle w:val="Compact"/>
+              <w:jc w:val="left"/>
+            </w:pPr>
+            <w:r>
+              <w:rPr>
+                <w:color w:val="1A1A1A"/>
+                <w:sz w:val="19"/>
+              </w:rPr>
               <w:t xml:space="preserve">__________________________________________</w:t>
             </w:r>
           </w:p>
@@ -1099,9 +1648,29 @@
     <w:bookmarkStart w:id="28" w:name="equipment-components-installed"/>
     <w:p>
       <w:pPr>
+        <w:pBdr>
+          <w:top w:val="single" w:sz="18" w:space="1" w:color="F5A623"/>
+          <w:bottom w:val="single" w:sz="6" w:space="1" w:color="0099CC"/>
+        </w:pBdr>
+        <w:spacing w:before="200" w:after="200"/>
+      </w:pPr>
+    </w:p>
+    <w:p>
+      <w:pPr>
         <w:pStyle w:val="Heading2"/>
+        <w:rPr>
+          <w:color w:val="0099CC"/>
+        </w:rPr>
+        <w:pBdr>
+          <w:bottom w:val="single" w:sz="6" w:space="2" w:color="00BFFF"/>
+        </w:pBdr>
       </w:pPr>
       <w:r>
+        <w:rPr>
+          <w:b/>
+          <w:color w:val="0099CC"/>
+          <w:sz w:val="32"/>
+        </w:rPr>
         <w:t xml:space="preserve">EQUIPMENT / COMPONENTS INSTALLED</w:t>
       </w:r>
     </w:p>
@@ -1111,6 +1680,14 @@
         <w:tblW w:type="pct" w:w="5000"/>
         <w:tblLook w:firstRow="1" w:lastRow="0" w:firstColumn="0" w:lastColumn="0" w:noHBand="0" w:noVBand="0" w:val="0020"/>
         <w:jc w:val="start"/>
+        <w:tblBorders>
+          <w:top w:val="single" w:sz="4" w:space="0" w:color="B0D4E8"/>
+          <w:left w:val="single" w:sz="4" w:space="0" w:color="B0D4E8"/>
+          <w:bottom w:val="single" w:sz="4" w:space="0" w:color="B0D4E8"/>
+          <w:right w:val="single" w:sz="4" w:space="0" w:color="B0D4E8"/>
+          <w:insideH w:val="single" w:sz="4" w:space="0" w:color="B0D4E8"/>
+          <w:insideV w:val="single" w:sz="4" w:space="0" w:color="B0D4E8"/>
+        </w:tblBorders>
       </w:tblPr>
       <w:tblGrid>
         <w:gridCol w:w="1320"/>
@@ -1125,73 +1702,115 @@
           <w:tblHeader w:val="true"/>
         </w:trPr>
         <w:tc>
-          <w:tcPr/>
-          <w:p>
-            <w:pPr>
-              <w:pStyle w:val="Compact"/>
-              <w:jc w:val="left"/>
-            </w:pPr>
-            <w:r>
+          <w:tcPr>
+            <w:shd w:fill="0099CC" w:val="clear"/>
+          </w:tcPr>
+          <w:p>
+            <w:pPr>
+              <w:pStyle w:val="Compact"/>
+              <w:jc w:val="left"/>
+            </w:pPr>
+            <w:r>
+              <w:rPr>
+                <w:b/>
+                <w:color w:val="FFFFFF"/>
+                <w:sz w:val="20"/>
+              </w:rPr>
               <w:t xml:space="preserve">S/N</w:t>
             </w:r>
           </w:p>
         </w:tc>
         <w:tc>
-          <w:tcPr/>
-          <w:p>
-            <w:pPr>
-              <w:pStyle w:val="Compact"/>
-              <w:jc w:val="left"/>
-            </w:pPr>
-            <w:r>
+          <w:tcPr>
+            <w:shd w:fill="0099CC" w:val="clear"/>
+          </w:tcPr>
+          <w:p>
+            <w:pPr>
+              <w:pStyle w:val="Compact"/>
+              <w:jc w:val="left"/>
+            </w:pPr>
+            <w:r>
+              <w:rPr>
+                <w:b/>
+                <w:color w:val="FFFFFF"/>
+                <w:sz w:val="20"/>
+              </w:rPr>
               <w:t xml:space="preserve">Item Description</w:t>
             </w:r>
           </w:p>
         </w:tc>
         <w:tc>
-          <w:tcPr/>
-          <w:p>
-            <w:pPr>
-              <w:pStyle w:val="Compact"/>
-              <w:jc w:val="left"/>
-            </w:pPr>
-            <w:r>
+          <w:tcPr>
+            <w:shd w:fill="0099CC" w:val="clear"/>
+          </w:tcPr>
+          <w:p>
+            <w:pPr>
+              <w:pStyle w:val="Compact"/>
+              <w:jc w:val="left"/>
+            </w:pPr>
+            <w:r>
+              <w:rPr>
+                <w:b/>
+                <w:color w:val="FFFFFF"/>
+                <w:sz w:val="20"/>
+              </w:rPr>
               <w:t xml:space="preserve">Model / Part No.</w:t>
             </w:r>
           </w:p>
         </w:tc>
         <w:tc>
-          <w:tcPr/>
-          <w:p>
-            <w:pPr>
-              <w:pStyle w:val="Compact"/>
-              <w:jc w:val="left"/>
-            </w:pPr>
-            <w:r>
+          <w:tcPr>
+            <w:shd w:fill="0099CC" w:val="clear"/>
+          </w:tcPr>
+          <w:p>
+            <w:pPr>
+              <w:pStyle w:val="Compact"/>
+              <w:jc w:val="left"/>
+            </w:pPr>
+            <w:r>
+              <w:rPr>
+                <w:b/>
+                <w:color w:val="FFFFFF"/>
+                <w:sz w:val="20"/>
+              </w:rPr>
               <w:t xml:space="preserve">Serial Number</w:t>
             </w:r>
           </w:p>
         </w:tc>
         <w:tc>
-          <w:tcPr/>
-          <w:p>
-            <w:pPr>
-              <w:pStyle w:val="Compact"/>
-              <w:jc w:val="left"/>
-            </w:pPr>
-            <w:r>
+          <w:tcPr>
+            <w:shd w:fill="0099CC" w:val="clear"/>
+          </w:tcPr>
+          <w:p>
+            <w:pPr>
+              <w:pStyle w:val="Compact"/>
+              <w:jc w:val="left"/>
+            </w:pPr>
+            <w:r>
+              <w:rPr>
+                <w:b/>
+                <w:color w:val="FFFFFF"/>
+                <w:sz w:val="20"/>
+              </w:rPr>
               <w:t xml:space="preserve">Qty</w:t>
             </w:r>
           </w:p>
         </w:tc>
         <w:tc>
-          <w:tcPr/>
-          <w:p>
-            <w:pPr>
-              <w:pStyle w:val="Compact"/>
-              <w:jc w:val="left"/>
-            </w:pPr>
-            <w:r>
+          <w:tcPr>
+            <w:shd w:fill="0099CC" w:val="clear"/>
+          </w:tcPr>
+          <w:p>
+            <w:pPr>
+              <w:pStyle w:val="Compact"/>
+              <w:jc w:val="left"/>
+            </w:pPr>
+            <w:r>
+              <w:rPr>
+                <w:b/>
+                <w:color w:val="FFFFFF"/>
+                <w:sz w:val="20"/>
+              </w:rPr>
               <w:t xml:space="preserve">Status</w:t>
             </w:r>
           </w:p>
@@ -1199,57 +1818,77 @@
       </w:tr>
       <w:tr>
         <w:tc>
-          <w:tcPr/>
-          <w:p>
-            <w:pPr>
-              <w:pStyle w:val="Compact"/>
-              <w:jc w:val="left"/>
-            </w:pPr>
-            <w:r>
+          <w:tcPr>
+            <w:shd w:fill="FFFFFF" w:val="clear"/>
+          </w:tcPr>
+          <w:p>
+            <w:pPr>
+              <w:pStyle w:val="Compact"/>
+              <w:jc w:val="left"/>
+            </w:pPr>
+            <w:r>
+              <w:rPr>
+                <w:color w:val="1A1A1A"/>
+                <w:sz w:val="19"/>
+              </w:rPr>
               <w:t xml:space="preserve">1</w:t>
             </w:r>
           </w:p>
         </w:tc>
         <w:tc>
-          <w:tcPr/>
-          <w:p>
-            <w:pPr>
-              <w:pStyle w:val="Compact"/>
-            </w:pPr>
-          </w:p>
-        </w:tc>
-        <w:tc>
-          <w:tcPr/>
-          <w:p>
-            <w:pPr>
-              <w:pStyle w:val="Compact"/>
-            </w:pPr>
-          </w:p>
-        </w:tc>
-        <w:tc>
-          <w:tcPr/>
-          <w:p>
-            <w:pPr>
-              <w:pStyle w:val="Compact"/>
-            </w:pPr>
-          </w:p>
-        </w:tc>
-        <w:tc>
-          <w:tcPr/>
-          <w:p>
-            <w:pPr>
-              <w:pStyle w:val="Compact"/>
-            </w:pPr>
-          </w:p>
-        </w:tc>
-        <w:tc>
-          <w:tcPr/>
-          <w:p>
-            <w:pPr>
-              <w:pStyle w:val="Compact"/>
-              <w:jc w:val="left"/>
-            </w:pPr>
-            <w:r>
+          <w:tcPr>
+            <w:shd w:fill="FFFFFF" w:val="clear"/>
+          </w:tcPr>
+          <w:p>
+            <w:pPr>
+              <w:pStyle w:val="Compact"/>
+            </w:pPr>
+          </w:p>
+        </w:tc>
+        <w:tc>
+          <w:tcPr>
+            <w:shd w:fill="FFFFFF" w:val="clear"/>
+          </w:tcPr>
+          <w:p>
+            <w:pPr>
+              <w:pStyle w:val="Compact"/>
+            </w:pPr>
+          </w:p>
+        </w:tc>
+        <w:tc>
+          <w:tcPr>
+            <w:shd w:fill="FFFFFF" w:val="clear"/>
+          </w:tcPr>
+          <w:p>
+            <w:pPr>
+              <w:pStyle w:val="Compact"/>
+            </w:pPr>
+          </w:p>
+        </w:tc>
+        <w:tc>
+          <w:tcPr>
+            <w:shd w:fill="FFFFFF" w:val="clear"/>
+          </w:tcPr>
+          <w:p>
+            <w:pPr>
+              <w:pStyle w:val="Compact"/>
+            </w:pPr>
+          </w:p>
+        </w:tc>
+        <w:tc>
+          <w:tcPr>
+            <w:shd w:fill="FFFFFF" w:val="clear"/>
+          </w:tcPr>
+          <w:p>
+            <w:pPr>
+              <w:pStyle w:val="Compact"/>
+              <w:jc w:val="left"/>
+            </w:pPr>
+            <w:r>
+              <w:rPr>
+                <w:color w:val="1A1A1A"/>
+                <w:sz w:val="19"/>
+              </w:rPr>
               <w:t xml:space="preserve">Installed / Pending</w:t>
             </w:r>
           </w:p>
@@ -1257,57 +1896,77 @@
       </w:tr>
       <w:tr>
         <w:tc>
-          <w:tcPr/>
-          <w:p>
-            <w:pPr>
-              <w:pStyle w:val="Compact"/>
-              <w:jc w:val="left"/>
-            </w:pPr>
-            <w:r>
+          <w:tcPr>
+            <w:shd w:fill="E8F8FF" w:val="clear"/>
+          </w:tcPr>
+          <w:p>
+            <w:pPr>
+              <w:pStyle w:val="Compact"/>
+              <w:jc w:val="left"/>
+            </w:pPr>
+            <w:r>
+              <w:rPr>
+                <w:color w:val="1A1A1A"/>
+                <w:sz w:val="19"/>
+              </w:rPr>
               <w:t xml:space="preserve">2</w:t>
             </w:r>
           </w:p>
         </w:tc>
         <w:tc>
-          <w:tcPr/>
-          <w:p>
-            <w:pPr>
-              <w:pStyle w:val="Compact"/>
-            </w:pPr>
-          </w:p>
-        </w:tc>
-        <w:tc>
-          <w:tcPr/>
-          <w:p>
-            <w:pPr>
-              <w:pStyle w:val="Compact"/>
-            </w:pPr>
-          </w:p>
-        </w:tc>
-        <w:tc>
-          <w:tcPr/>
-          <w:p>
-            <w:pPr>
-              <w:pStyle w:val="Compact"/>
-            </w:pPr>
-          </w:p>
-        </w:tc>
-        <w:tc>
-          <w:tcPr/>
-          <w:p>
-            <w:pPr>
-              <w:pStyle w:val="Compact"/>
-            </w:pPr>
-          </w:p>
-        </w:tc>
-        <w:tc>
-          <w:tcPr/>
-          <w:p>
-            <w:pPr>
-              <w:pStyle w:val="Compact"/>
-              <w:jc w:val="left"/>
-            </w:pPr>
-            <w:r>
+          <w:tcPr>
+            <w:shd w:fill="E8F8FF" w:val="clear"/>
+          </w:tcPr>
+          <w:p>
+            <w:pPr>
+              <w:pStyle w:val="Compact"/>
+            </w:pPr>
+          </w:p>
+        </w:tc>
+        <w:tc>
+          <w:tcPr>
+            <w:shd w:fill="E8F8FF" w:val="clear"/>
+          </w:tcPr>
+          <w:p>
+            <w:pPr>
+              <w:pStyle w:val="Compact"/>
+            </w:pPr>
+          </w:p>
+        </w:tc>
+        <w:tc>
+          <w:tcPr>
+            <w:shd w:fill="E8F8FF" w:val="clear"/>
+          </w:tcPr>
+          <w:p>
+            <w:pPr>
+              <w:pStyle w:val="Compact"/>
+            </w:pPr>
+          </w:p>
+        </w:tc>
+        <w:tc>
+          <w:tcPr>
+            <w:shd w:fill="E8F8FF" w:val="clear"/>
+          </w:tcPr>
+          <w:p>
+            <w:pPr>
+              <w:pStyle w:val="Compact"/>
+            </w:pPr>
+          </w:p>
+        </w:tc>
+        <w:tc>
+          <w:tcPr>
+            <w:shd w:fill="E8F8FF" w:val="clear"/>
+          </w:tcPr>
+          <w:p>
+            <w:pPr>
+              <w:pStyle w:val="Compact"/>
+              <w:jc w:val="left"/>
+            </w:pPr>
+            <w:r>
+              <w:rPr>
+                <w:color w:val="1A1A1A"/>
+                <w:sz w:val="19"/>
+              </w:rPr>
               <w:t xml:space="preserve">Installed / Pending</w:t>
             </w:r>
           </w:p>
@@ -1315,57 +1974,77 @@
       </w:tr>
       <w:tr>
         <w:tc>
-          <w:tcPr/>
-          <w:p>
-            <w:pPr>
-              <w:pStyle w:val="Compact"/>
-              <w:jc w:val="left"/>
-            </w:pPr>
-            <w:r>
+          <w:tcPr>
+            <w:shd w:fill="FFFFFF" w:val="clear"/>
+          </w:tcPr>
+          <w:p>
+            <w:pPr>
+              <w:pStyle w:val="Compact"/>
+              <w:jc w:val="left"/>
+            </w:pPr>
+            <w:r>
+              <w:rPr>
+                <w:color w:val="1A1A1A"/>
+                <w:sz w:val="19"/>
+              </w:rPr>
               <w:t xml:space="preserve">3</w:t>
             </w:r>
           </w:p>
         </w:tc>
         <w:tc>
-          <w:tcPr/>
-          <w:p>
-            <w:pPr>
-              <w:pStyle w:val="Compact"/>
-            </w:pPr>
-          </w:p>
-        </w:tc>
-        <w:tc>
-          <w:tcPr/>
-          <w:p>
-            <w:pPr>
-              <w:pStyle w:val="Compact"/>
-            </w:pPr>
-          </w:p>
-        </w:tc>
-        <w:tc>
-          <w:tcPr/>
-          <w:p>
-            <w:pPr>
-              <w:pStyle w:val="Compact"/>
-            </w:pPr>
-          </w:p>
-        </w:tc>
-        <w:tc>
-          <w:tcPr/>
-          <w:p>
-            <w:pPr>
-              <w:pStyle w:val="Compact"/>
-            </w:pPr>
-          </w:p>
-        </w:tc>
-        <w:tc>
-          <w:tcPr/>
-          <w:p>
-            <w:pPr>
-              <w:pStyle w:val="Compact"/>
-              <w:jc w:val="left"/>
-            </w:pPr>
-            <w:r>
+          <w:tcPr>
+            <w:shd w:fill="FFFFFF" w:val="clear"/>
+          </w:tcPr>
+          <w:p>
+            <w:pPr>
+              <w:pStyle w:val="Compact"/>
+            </w:pPr>
+          </w:p>
+        </w:tc>
+        <w:tc>
+          <w:tcPr>
+            <w:shd w:fill="FFFFFF" w:val="clear"/>
+          </w:tcPr>
+          <w:p>
+            <w:pPr>
+              <w:pStyle w:val="Compact"/>
+            </w:pPr>
+          </w:p>
+        </w:tc>
+        <w:tc>
+          <w:tcPr>
+            <w:shd w:fill="FFFFFF" w:val="clear"/>
+          </w:tcPr>
+          <w:p>
+            <w:pPr>
+              <w:pStyle w:val="Compact"/>
+            </w:pPr>
+          </w:p>
+        </w:tc>
+        <w:tc>
+          <w:tcPr>
+            <w:shd w:fill="FFFFFF" w:val="clear"/>
+          </w:tcPr>
+          <w:p>
+            <w:pPr>
+              <w:pStyle w:val="Compact"/>
+            </w:pPr>
+          </w:p>
+        </w:tc>
+        <w:tc>
+          <w:tcPr>
+            <w:shd w:fill="FFFFFF" w:val="clear"/>
+          </w:tcPr>
+          <w:p>
+            <w:pPr>
+              <w:pStyle w:val="Compact"/>
+              <w:jc w:val="left"/>
+            </w:pPr>
+            <w:r>
+              <w:rPr>
+                <w:color w:val="1A1A1A"/>
+                <w:sz w:val="19"/>
+              </w:rPr>
               <w:t xml:space="preserve">Installed / Pending</w:t>
             </w:r>
           </w:p>
@@ -1373,57 +2052,77 @@
       </w:tr>
       <w:tr>
         <w:tc>
-          <w:tcPr/>
-          <w:p>
-            <w:pPr>
-              <w:pStyle w:val="Compact"/>
-              <w:jc w:val="left"/>
-            </w:pPr>
-            <w:r>
+          <w:tcPr>
+            <w:shd w:fill="E8F8FF" w:val="clear"/>
+          </w:tcPr>
+          <w:p>
+            <w:pPr>
+              <w:pStyle w:val="Compact"/>
+              <w:jc w:val="left"/>
+            </w:pPr>
+            <w:r>
+              <w:rPr>
+                <w:color w:val="1A1A1A"/>
+                <w:sz w:val="19"/>
+              </w:rPr>
               <w:t xml:space="preserve">4</w:t>
             </w:r>
           </w:p>
         </w:tc>
         <w:tc>
-          <w:tcPr/>
-          <w:p>
-            <w:pPr>
-              <w:pStyle w:val="Compact"/>
-            </w:pPr>
-          </w:p>
-        </w:tc>
-        <w:tc>
-          <w:tcPr/>
-          <w:p>
-            <w:pPr>
-              <w:pStyle w:val="Compact"/>
-            </w:pPr>
-          </w:p>
-        </w:tc>
-        <w:tc>
-          <w:tcPr/>
-          <w:p>
-            <w:pPr>
-              <w:pStyle w:val="Compact"/>
-            </w:pPr>
-          </w:p>
-        </w:tc>
-        <w:tc>
-          <w:tcPr/>
-          <w:p>
-            <w:pPr>
-              <w:pStyle w:val="Compact"/>
-            </w:pPr>
-          </w:p>
-        </w:tc>
-        <w:tc>
-          <w:tcPr/>
-          <w:p>
-            <w:pPr>
-              <w:pStyle w:val="Compact"/>
-              <w:jc w:val="left"/>
-            </w:pPr>
-            <w:r>
+          <w:tcPr>
+            <w:shd w:fill="E8F8FF" w:val="clear"/>
+          </w:tcPr>
+          <w:p>
+            <w:pPr>
+              <w:pStyle w:val="Compact"/>
+            </w:pPr>
+          </w:p>
+        </w:tc>
+        <w:tc>
+          <w:tcPr>
+            <w:shd w:fill="E8F8FF" w:val="clear"/>
+          </w:tcPr>
+          <w:p>
+            <w:pPr>
+              <w:pStyle w:val="Compact"/>
+            </w:pPr>
+          </w:p>
+        </w:tc>
+        <w:tc>
+          <w:tcPr>
+            <w:shd w:fill="E8F8FF" w:val="clear"/>
+          </w:tcPr>
+          <w:p>
+            <w:pPr>
+              <w:pStyle w:val="Compact"/>
+            </w:pPr>
+          </w:p>
+        </w:tc>
+        <w:tc>
+          <w:tcPr>
+            <w:shd w:fill="E8F8FF" w:val="clear"/>
+          </w:tcPr>
+          <w:p>
+            <w:pPr>
+              <w:pStyle w:val="Compact"/>
+            </w:pPr>
+          </w:p>
+        </w:tc>
+        <w:tc>
+          <w:tcPr>
+            <w:shd w:fill="E8F8FF" w:val="clear"/>
+          </w:tcPr>
+          <w:p>
+            <w:pPr>
+              <w:pStyle w:val="Compact"/>
+              <w:jc w:val="left"/>
+            </w:pPr>
+            <w:r>
+              <w:rPr>
+                <w:color w:val="1A1A1A"/>
+                <w:sz w:val="19"/>
+              </w:rPr>
               <w:t xml:space="preserve">Installed / Pending</w:t>
             </w:r>
           </w:p>
@@ -1431,57 +2130,77 @@
       </w:tr>
       <w:tr>
         <w:tc>
-          <w:tcPr/>
-          <w:p>
-            <w:pPr>
-              <w:pStyle w:val="Compact"/>
-              <w:jc w:val="left"/>
-            </w:pPr>
-            <w:r>
+          <w:tcPr>
+            <w:shd w:fill="FFFFFF" w:val="clear"/>
+          </w:tcPr>
+          <w:p>
+            <w:pPr>
+              <w:pStyle w:val="Compact"/>
+              <w:jc w:val="left"/>
+            </w:pPr>
+            <w:r>
+              <w:rPr>
+                <w:color w:val="1A1A1A"/>
+                <w:sz w:val="19"/>
+              </w:rPr>
               <w:t xml:space="preserve">5</w:t>
             </w:r>
           </w:p>
         </w:tc>
         <w:tc>
-          <w:tcPr/>
-          <w:p>
-            <w:pPr>
-              <w:pStyle w:val="Compact"/>
-            </w:pPr>
-          </w:p>
-        </w:tc>
-        <w:tc>
-          <w:tcPr/>
-          <w:p>
-            <w:pPr>
-              <w:pStyle w:val="Compact"/>
-            </w:pPr>
-          </w:p>
-        </w:tc>
-        <w:tc>
-          <w:tcPr/>
-          <w:p>
-            <w:pPr>
-              <w:pStyle w:val="Compact"/>
-            </w:pPr>
-          </w:p>
-        </w:tc>
-        <w:tc>
-          <w:tcPr/>
-          <w:p>
-            <w:pPr>
-              <w:pStyle w:val="Compact"/>
-            </w:pPr>
-          </w:p>
-        </w:tc>
-        <w:tc>
-          <w:tcPr/>
-          <w:p>
-            <w:pPr>
-              <w:pStyle w:val="Compact"/>
-              <w:jc w:val="left"/>
-            </w:pPr>
-            <w:r>
+          <w:tcPr>
+            <w:shd w:fill="FFFFFF" w:val="clear"/>
+          </w:tcPr>
+          <w:p>
+            <w:pPr>
+              <w:pStyle w:val="Compact"/>
+            </w:pPr>
+          </w:p>
+        </w:tc>
+        <w:tc>
+          <w:tcPr>
+            <w:shd w:fill="FFFFFF" w:val="clear"/>
+          </w:tcPr>
+          <w:p>
+            <w:pPr>
+              <w:pStyle w:val="Compact"/>
+            </w:pPr>
+          </w:p>
+        </w:tc>
+        <w:tc>
+          <w:tcPr>
+            <w:shd w:fill="FFFFFF" w:val="clear"/>
+          </w:tcPr>
+          <w:p>
+            <w:pPr>
+              <w:pStyle w:val="Compact"/>
+            </w:pPr>
+          </w:p>
+        </w:tc>
+        <w:tc>
+          <w:tcPr>
+            <w:shd w:fill="FFFFFF" w:val="clear"/>
+          </w:tcPr>
+          <w:p>
+            <w:pPr>
+              <w:pStyle w:val="Compact"/>
+            </w:pPr>
+          </w:p>
+        </w:tc>
+        <w:tc>
+          <w:tcPr>
+            <w:shd w:fill="FFFFFF" w:val="clear"/>
+          </w:tcPr>
+          <w:p>
+            <w:pPr>
+              <w:pStyle w:val="Compact"/>
+              <w:jc w:val="left"/>
+            </w:pPr>
+            <w:r>
+              <w:rPr>
+                <w:color w:val="1A1A1A"/>
+                <w:sz w:val="19"/>
+              </w:rPr>
               <w:t xml:space="preserve">Installed / Pending</w:t>
             </w:r>
           </w:p>
@@ -1489,57 +2208,77 @@
       </w:tr>
       <w:tr>
         <w:tc>
-          <w:tcPr/>
-          <w:p>
-            <w:pPr>
-              <w:pStyle w:val="Compact"/>
-              <w:jc w:val="left"/>
-            </w:pPr>
-            <w:r>
+          <w:tcPr>
+            <w:shd w:fill="E8F8FF" w:val="clear"/>
+          </w:tcPr>
+          <w:p>
+            <w:pPr>
+              <w:pStyle w:val="Compact"/>
+              <w:jc w:val="left"/>
+            </w:pPr>
+            <w:r>
+              <w:rPr>
+                <w:color w:val="1A1A1A"/>
+                <w:sz w:val="19"/>
+              </w:rPr>
               <w:t xml:space="preserve">6</w:t>
             </w:r>
           </w:p>
         </w:tc>
         <w:tc>
-          <w:tcPr/>
-          <w:p>
-            <w:pPr>
-              <w:pStyle w:val="Compact"/>
-            </w:pPr>
-          </w:p>
-        </w:tc>
-        <w:tc>
-          <w:tcPr/>
-          <w:p>
-            <w:pPr>
-              <w:pStyle w:val="Compact"/>
-            </w:pPr>
-          </w:p>
-        </w:tc>
-        <w:tc>
-          <w:tcPr/>
-          <w:p>
-            <w:pPr>
-              <w:pStyle w:val="Compact"/>
-            </w:pPr>
-          </w:p>
-        </w:tc>
-        <w:tc>
-          <w:tcPr/>
-          <w:p>
-            <w:pPr>
-              <w:pStyle w:val="Compact"/>
-            </w:pPr>
-          </w:p>
-        </w:tc>
-        <w:tc>
-          <w:tcPr/>
-          <w:p>
-            <w:pPr>
-              <w:pStyle w:val="Compact"/>
-              <w:jc w:val="left"/>
-            </w:pPr>
-            <w:r>
+          <w:tcPr>
+            <w:shd w:fill="E8F8FF" w:val="clear"/>
+          </w:tcPr>
+          <w:p>
+            <w:pPr>
+              <w:pStyle w:val="Compact"/>
+            </w:pPr>
+          </w:p>
+        </w:tc>
+        <w:tc>
+          <w:tcPr>
+            <w:shd w:fill="E8F8FF" w:val="clear"/>
+          </w:tcPr>
+          <w:p>
+            <w:pPr>
+              <w:pStyle w:val="Compact"/>
+            </w:pPr>
+          </w:p>
+        </w:tc>
+        <w:tc>
+          <w:tcPr>
+            <w:shd w:fill="E8F8FF" w:val="clear"/>
+          </w:tcPr>
+          <w:p>
+            <w:pPr>
+              <w:pStyle w:val="Compact"/>
+            </w:pPr>
+          </w:p>
+        </w:tc>
+        <w:tc>
+          <w:tcPr>
+            <w:shd w:fill="E8F8FF" w:val="clear"/>
+          </w:tcPr>
+          <w:p>
+            <w:pPr>
+              <w:pStyle w:val="Compact"/>
+            </w:pPr>
+          </w:p>
+        </w:tc>
+        <w:tc>
+          <w:tcPr>
+            <w:shd w:fill="E8F8FF" w:val="clear"/>
+          </w:tcPr>
+          <w:p>
+            <w:pPr>
+              <w:pStyle w:val="Compact"/>
+              <w:jc w:val="left"/>
+            </w:pPr>
+            <w:r>
+              <w:rPr>
+                <w:color w:val="1A1A1A"/>
+                <w:sz w:val="19"/>
+              </w:rPr>
               <w:t xml:space="preserve">Installed / Pending</w:t>
             </w:r>
           </w:p>
@@ -1547,57 +2286,77 @@
       </w:tr>
       <w:tr>
         <w:tc>
-          <w:tcPr/>
-          <w:p>
-            <w:pPr>
-              <w:pStyle w:val="Compact"/>
-              <w:jc w:val="left"/>
-            </w:pPr>
-            <w:r>
+          <w:tcPr>
+            <w:shd w:fill="FFFFFF" w:val="clear"/>
+          </w:tcPr>
+          <w:p>
+            <w:pPr>
+              <w:pStyle w:val="Compact"/>
+              <w:jc w:val="left"/>
+            </w:pPr>
+            <w:r>
+              <w:rPr>
+                <w:color w:val="1A1A1A"/>
+                <w:sz w:val="19"/>
+              </w:rPr>
               <w:t xml:space="preserve">7</w:t>
             </w:r>
           </w:p>
         </w:tc>
         <w:tc>
-          <w:tcPr/>
-          <w:p>
-            <w:pPr>
-              <w:pStyle w:val="Compact"/>
-            </w:pPr>
-          </w:p>
-        </w:tc>
-        <w:tc>
-          <w:tcPr/>
-          <w:p>
-            <w:pPr>
-              <w:pStyle w:val="Compact"/>
-            </w:pPr>
-          </w:p>
-        </w:tc>
-        <w:tc>
-          <w:tcPr/>
-          <w:p>
-            <w:pPr>
-              <w:pStyle w:val="Compact"/>
-            </w:pPr>
-          </w:p>
-        </w:tc>
-        <w:tc>
-          <w:tcPr/>
-          <w:p>
-            <w:pPr>
-              <w:pStyle w:val="Compact"/>
-            </w:pPr>
-          </w:p>
-        </w:tc>
-        <w:tc>
-          <w:tcPr/>
-          <w:p>
-            <w:pPr>
-              <w:pStyle w:val="Compact"/>
-              <w:jc w:val="left"/>
-            </w:pPr>
-            <w:r>
+          <w:tcPr>
+            <w:shd w:fill="FFFFFF" w:val="clear"/>
+          </w:tcPr>
+          <w:p>
+            <w:pPr>
+              <w:pStyle w:val="Compact"/>
+            </w:pPr>
+          </w:p>
+        </w:tc>
+        <w:tc>
+          <w:tcPr>
+            <w:shd w:fill="FFFFFF" w:val="clear"/>
+          </w:tcPr>
+          <w:p>
+            <w:pPr>
+              <w:pStyle w:val="Compact"/>
+            </w:pPr>
+          </w:p>
+        </w:tc>
+        <w:tc>
+          <w:tcPr>
+            <w:shd w:fill="FFFFFF" w:val="clear"/>
+          </w:tcPr>
+          <w:p>
+            <w:pPr>
+              <w:pStyle w:val="Compact"/>
+            </w:pPr>
+          </w:p>
+        </w:tc>
+        <w:tc>
+          <w:tcPr>
+            <w:shd w:fill="FFFFFF" w:val="clear"/>
+          </w:tcPr>
+          <w:p>
+            <w:pPr>
+              <w:pStyle w:val="Compact"/>
+            </w:pPr>
+          </w:p>
+        </w:tc>
+        <w:tc>
+          <w:tcPr>
+            <w:shd w:fill="FFFFFF" w:val="clear"/>
+          </w:tcPr>
+          <w:p>
+            <w:pPr>
+              <w:pStyle w:val="Compact"/>
+              <w:jc w:val="left"/>
+            </w:pPr>
+            <w:r>
+              <w:rPr>
+                <w:color w:val="1A1A1A"/>
+                <w:sz w:val="19"/>
+              </w:rPr>
               <w:t xml:space="preserve">Installed / Pending</w:t>
             </w:r>
           </w:p>
@@ -1605,57 +2364,77 @@
       </w:tr>
       <w:tr>
         <w:tc>
-          <w:tcPr/>
-          <w:p>
-            <w:pPr>
-              <w:pStyle w:val="Compact"/>
-              <w:jc w:val="left"/>
-            </w:pPr>
-            <w:r>
+          <w:tcPr>
+            <w:shd w:fill="E8F8FF" w:val="clear"/>
+          </w:tcPr>
+          <w:p>
+            <w:pPr>
+              <w:pStyle w:val="Compact"/>
+              <w:jc w:val="left"/>
+            </w:pPr>
+            <w:r>
+              <w:rPr>
+                <w:color w:val="1A1A1A"/>
+                <w:sz w:val="19"/>
+              </w:rPr>
               <w:t xml:space="preserve">8</w:t>
             </w:r>
           </w:p>
         </w:tc>
         <w:tc>
-          <w:tcPr/>
-          <w:p>
-            <w:pPr>
-              <w:pStyle w:val="Compact"/>
-            </w:pPr>
-          </w:p>
-        </w:tc>
-        <w:tc>
-          <w:tcPr/>
-          <w:p>
-            <w:pPr>
-              <w:pStyle w:val="Compact"/>
-            </w:pPr>
-          </w:p>
-        </w:tc>
-        <w:tc>
-          <w:tcPr/>
-          <w:p>
-            <w:pPr>
-              <w:pStyle w:val="Compact"/>
-            </w:pPr>
-          </w:p>
-        </w:tc>
-        <w:tc>
-          <w:tcPr/>
-          <w:p>
-            <w:pPr>
-              <w:pStyle w:val="Compact"/>
-            </w:pPr>
-          </w:p>
-        </w:tc>
-        <w:tc>
-          <w:tcPr/>
-          <w:p>
-            <w:pPr>
-              <w:pStyle w:val="Compact"/>
-              <w:jc w:val="left"/>
-            </w:pPr>
-            <w:r>
+          <w:tcPr>
+            <w:shd w:fill="E8F8FF" w:val="clear"/>
+          </w:tcPr>
+          <w:p>
+            <w:pPr>
+              <w:pStyle w:val="Compact"/>
+            </w:pPr>
+          </w:p>
+        </w:tc>
+        <w:tc>
+          <w:tcPr>
+            <w:shd w:fill="E8F8FF" w:val="clear"/>
+          </w:tcPr>
+          <w:p>
+            <w:pPr>
+              <w:pStyle w:val="Compact"/>
+            </w:pPr>
+          </w:p>
+        </w:tc>
+        <w:tc>
+          <w:tcPr>
+            <w:shd w:fill="E8F8FF" w:val="clear"/>
+          </w:tcPr>
+          <w:p>
+            <w:pPr>
+              <w:pStyle w:val="Compact"/>
+            </w:pPr>
+          </w:p>
+        </w:tc>
+        <w:tc>
+          <w:tcPr>
+            <w:shd w:fill="E8F8FF" w:val="clear"/>
+          </w:tcPr>
+          <w:p>
+            <w:pPr>
+              <w:pStyle w:val="Compact"/>
+            </w:pPr>
+          </w:p>
+        </w:tc>
+        <w:tc>
+          <w:tcPr>
+            <w:shd w:fill="E8F8FF" w:val="clear"/>
+          </w:tcPr>
+          <w:p>
+            <w:pPr>
+              <w:pStyle w:val="Compact"/>
+              <w:jc w:val="left"/>
+            </w:pPr>
+            <w:r>
+              <w:rPr>
+                <w:color w:val="1A1A1A"/>
+                <w:sz w:val="19"/>
+              </w:rPr>
               <w:t xml:space="preserve">Installed / Pending</w:t>
             </w:r>
           </w:p>
@@ -1673,9 +2452,29 @@
     <w:bookmarkStart w:id="29" w:name="testing-and-commissioning-checklist"/>
     <w:p>
       <w:pPr>
+        <w:pBdr>
+          <w:top w:val="single" w:sz="18" w:space="1" w:color="F5A623"/>
+          <w:bottom w:val="single" w:sz="6" w:space="1" w:color="0099CC"/>
+        </w:pBdr>
+        <w:spacing w:before="200" w:after="200"/>
+      </w:pPr>
+    </w:p>
+    <w:p>
+      <w:pPr>
         <w:pStyle w:val="Heading2"/>
+        <w:rPr>
+          <w:color w:val="0099CC"/>
+        </w:rPr>
+        <w:pBdr>
+          <w:bottom w:val="single" w:sz="6" w:space="2" w:color="00BFFF"/>
+        </w:pBdr>
       </w:pPr>
       <w:r>
+        <w:rPr>
+          <w:b/>
+          <w:color w:val="0099CC"/>
+          <w:sz w:val="32"/>
+        </w:rPr>
         <w:t xml:space="preserve">TESTING AND COMMISSIONING CHECKLIST</w:t>
       </w:r>
     </w:p>
@@ -1685,6 +2484,14 @@
         <w:tblW w:type="auto" w:w="0"/>
         <w:tblLook w:firstRow="1" w:lastRow="0" w:firstColumn="0" w:lastColumn="0" w:noHBand="0" w:noVBand="0" w:val="0020"/>
         <w:jc w:val="start"/>
+        <w:tblBorders>
+          <w:top w:val="single" w:sz="4" w:space="0" w:color="B0D4E8"/>
+          <w:left w:val="single" w:sz="4" w:space="0" w:color="B0D4E8"/>
+          <w:bottom w:val="single" w:sz="4" w:space="0" w:color="B0D4E8"/>
+          <w:right w:val="single" w:sz="4" w:space="0" w:color="B0D4E8"/>
+          <w:insideH w:val="single" w:sz="4" w:space="0" w:color="B0D4E8"/>
+          <w:insideV w:val="single" w:sz="4" w:space="0" w:color="B0D4E8"/>
+        </w:tblBorders>
       </w:tblPr>
       <w:tblGrid>
         <w:gridCol w:w="1320"/>
@@ -1699,73 +2506,115 @@
           <w:tblHeader w:val="true"/>
         </w:trPr>
         <w:tc>
-          <w:tcPr/>
-          <w:p>
-            <w:pPr>
-              <w:pStyle w:val="Compact"/>
-              <w:jc w:val="left"/>
-            </w:pPr>
-            <w:r>
+          <w:tcPr>
+            <w:shd w:fill="0099CC" w:val="clear"/>
+          </w:tcPr>
+          <w:p>
+            <w:pPr>
+              <w:pStyle w:val="Compact"/>
+              <w:jc w:val="left"/>
+            </w:pPr>
+            <w:r>
+              <w:rPr>
+                <w:b/>
+                <w:color w:val="FFFFFF"/>
+                <w:sz w:val="20"/>
+              </w:rPr>
               <w:t xml:space="preserve">S/N</w:t>
             </w:r>
           </w:p>
         </w:tc>
         <w:tc>
-          <w:tcPr/>
-          <w:p>
-            <w:pPr>
-              <w:pStyle w:val="Compact"/>
-              <w:jc w:val="left"/>
-            </w:pPr>
-            <w:r>
+          <w:tcPr>
+            <w:shd w:fill="0099CC" w:val="clear"/>
+          </w:tcPr>
+          <w:p>
+            <w:pPr>
+              <w:pStyle w:val="Compact"/>
+              <w:jc w:val="left"/>
+            </w:pPr>
+            <w:r>
+              <w:rPr>
+                <w:b/>
+                <w:color w:val="FFFFFF"/>
+                <w:sz w:val="20"/>
+              </w:rPr>
               <w:t xml:space="preserve">Test / Check</w:t>
             </w:r>
           </w:p>
         </w:tc>
         <w:tc>
-          <w:tcPr/>
-          <w:p>
-            <w:pPr>
-              <w:pStyle w:val="Compact"/>
-              <w:jc w:val="left"/>
-            </w:pPr>
-            <w:r>
+          <w:tcPr>
+            <w:shd w:fill="0099CC" w:val="clear"/>
+          </w:tcPr>
+          <w:p>
+            <w:pPr>
+              <w:pStyle w:val="Compact"/>
+              <w:jc w:val="left"/>
+            </w:pPr>
+            <w:r>
+              <w:rPr>
+                <w:b/>
+                <w:color w:val="FFFFFF"/>
+                <w:sz w:val="20"/>
+              </w:rPr>
               <w:t xml:space="preserve">Pass</w:t>
             </w:r>
           </w:p>
         </w:tc>
         <w:tc>
-          <w:tcPr/>
-          <w:p>
-            <w:pPr>
-              <w:pStyle w:val="Compact"/>
-              <w:jc w:val="left"/>
-            </w:pPr>
-            <w:r>
+          <w:tcPr>
+            <w:shd w:fill="0099CC" w:val="clear"/>
+          </w:tcPr>
+          <w:p>
+            <w:pPr>
+              <w:pStyle w:val="Compact"/>
+              <w:jc w:val="left"/>
+            </w:pPr>
+            <w:r>
+              <w:rPr>
+                <w:b/>
+                <w:color w:val="FFFFFF"/>
+                <w:sz w:val="20"/>
+              </w:rPr>
               <w:t xml:space="preserve">Fail</w:t>
             </w:r>
           </w:p>
         </w:tc>
         <w:tc>
-          <w:tcPr/>
-          <w:p>
-            <w:pPr>
-              <w:pStyle w:val="Compact"/>
-              <w:jc w:val="left"/>
-            </w:pPr>
-            <w:r>
+          <w:tcPr>
+            <w:shd w:fill="0099CC" w:val="clear"/>
+          </w:tcPr>
+          <w:p>
+            <w:pPr>
+              <w:pStyle w:val="Compact"/>
+              <w:jc w:val="left"/>
+            </w:pPr>
+            <w:r>
+              <w:rPr>
+                <w:b/>
+                <w:color w:val="FFFFFF"/>
+                <w:sz w:val="20"/>
+              </w:rPr>
               <w:t xml:space="preserve">N/A</w:t>
             </w:r>
           </w:p>
         </w:tc>
         <w:tc>
-          <w:tcPr/>
-          <w:p>
-            <w:pPr>
-              <w:pStyle w:val="Compact"/>
-              <w:jc w:val="left"/>
-            </w:pPr>
-            <w:r>
+          <w:tcPr>
+            <w:shd w:fill="0099CC" w:val="clear"/>
+          </w:tcPr>
+          <w:p>
+            <w:pPr>
+              <w:pStyle w:val="Compact"/>
+              <w:jc w:val="left"/>
+            </w:pPr>
+            <w:r>
+              <w:rPr>
+                <w:b/>
+                <w:color w:val="FFFFFF"/>
+                <w:sz w:val="20"/>
+              </w:rPr>
               <w:t xml:space="preserve">Remarks</w:t>
             </w:r>
           </w:p>
@@ -1773,837 +2622,1221 @@
       </w:tr>
       <w:tr>
         <w:tc>
-          <w:tcPr/>
-          <w:p>
-            <w:pPr>
-              <w:pStyle w:val="Compact"/>
-              <w:jc w:val="left"/>
-            </w:pPr>
-            <w:r>
+          <w:tcPr>
+            <w:shd w:fill="FFFFFF" w:val="clear"/>
+          </w:tcPr>
+          <w:p>
+            <w:pPr>
+              <w:pStyle w:val="Compact"/>
+              <w:jc w:val="left"/>
+            </w:pPr>
+            <w:r>
+              <w:rPr>
+                <w:color w:val="1A1A1A"/>
+                <w:sz w:val="19"/>
+              </w:rPr>
               <w:t xml:space="preserve">1</w:t>
             </w:r>
           </w:p>
         </w:tc>
         <w:tc>
-          <w:tcPr/>
-          <w:p>
-            <w:pPr>
-              <w:pStyle w:val="Compact"/>
-              <w:jc w:val="left"/>
-            </w:pPr>
-            <w:r>
+          <w:tcPr>
+            <w:shd w:fill="FFFFFF" w:val="clear"/>
+          </w:tcPr>
+          <w:p>
+            <w:pPr>
+              <w:pStyle w:val="Compact"/>
+              <w:jc w:val="left"/>
+            </w:pPr>
+            <w:r>
+              <w:rPr>
+                <w:color w:val="1A1A1A"/>
+                <w:sz w:val="19"/>
+              </w:rPr>
               <w:t xml:space="preserve">System Power-On Test</w:t>
             </w:r>
           </w:p>
         </w:tc>
         <w:tc>
-          <w:tcPr/>
-          <w:p>
-            <w:pPr>
-              <w:pStyle w:val="Compact"/>
-              <w:jc w:val="left"/>
-            </w:pPr>
-            <w:r>
+          <w:tcPr>
+            <w:shd w:fill="FFFFFF" w:val="clear"/>
+          </w:tcPr>
+          <w:p>
+            <w:pPr>
+              <w:pStyle w:val="Compact"/>
+              <w:jc w:val="left"/>
+            </w:pPr>
+            <w:r>
+              <w:rPr>
+                <w:color w:val="1A1A1A"/>
+                <w:sz w:val="19"/>
+              </w:rPr>
               <w:t xml:space="preserve">[ ]</w:t>
             </w:r>
           </w:p>
         </w:tc>
         <w:tc>
-          <w:tcPr/>
-          <w:p>
-            <w:pPr>
-              <w:pStyle w:val="Compact"/>
-              <w:jc w:val="left"/>
-            </w:pPr>
-            <w:r>
+          <w:tcPr>
+            <w:shd w:fill="FFFFFF" w:val="clear"/>
+          </w:tcPr>
+          <w:p>
+            <w:pPr>
+              <w:pStyle w:val="Compact"/>
+              <w:jc w:val="left"/>
+            </w:pPr>
+            <w:r>
+              <w:rPr>
+                <w:color w:val="1A1A1A"/>
+                <w:sz w:val="19"/>
+              </w:rPr>
               <w:t xml:space="preserve">[ ]</w:t>
             </w:r>
           </w:p>
         </w:tc>
         <w:tc>
-          <w:tcPr/>
-          <w:p>
-            <w:pPr>
-              <w:pStyle w:val="Compact"/>
-              <w:jc w:val="left"/>
-            </w:pPr>
-            <w:r>
+          <w:tcPr>
+            <w:shd w:fill="FFFFFF" w:val="clear"/>
+          </w:tcPr>
+          <w:p>
+            <w:pPr>
+              <w:pStyle w:val="Compact"/>
+              <w:jc w:val="left"/>
+            </w:pPr>
+            <w:r>
+              <w:rPr>
+                <w:color w:val="1A1A1A"/>
+                <w:sz w:val="19"/>
+              </w:rPr>
               <w:t xml:space="preserve">[ ]</w:t>
             </w:r>
           </w:p>
         </w:tc>
         <w:tc>
-          <w:tcPr/>
-          <w:p>
-            <w:pPr>
-              <w:pStyle w:val="Compact"/>
-            </w:pPr>
-          </w:p>
-        </w:tc>
-      </w:tr>
-      <w:tr>
-        <w:tc>
-          <w:tcPr/>
-          <w:p>
-            <w:pPr>
-              <w:pStyle w:val="Compact"/>
-              <w:jc w:val="left"/>
-            </w:pPr>
-            <w:r>
+          <w:tcPr>
+            <w:shd w:fill="FFFFFF" w:val="clear"/>
+          </w:tcPr>
+          <w:p>
+            <w:pPr>
+              <w:pStyle w:val="Compact"/>
+            </w:pPr>
+          </w:p>
+        </w:tc>
+      </w:tr>
+      <w:tr>
+        <w:tc>
+          <w:tcPr>
+            <w:shd w:fill="E8F8FF" w:val="clear"/>
+          </w:tcPr>
+          <w:p>
+            <w:pPr>
+              <w:pStyle w:val="Compact"/>
+              <w:jc w:val="left"/>
+            </w:pPr>
+            <w:r>
+              <w:rPr>
+                <w:color w:val="1A1A1A"/>
+                <w:sz w:val="19"/>
+              </w:rPr>
               <w:t xml:space="preserve">2</w:t>
             </w:r>
           </w:p>
         </w:tc>
         <w:tc>
-          <w:tcPr/>
-          <w:p>
-            <w:pPr>
-              <w:pStyle w:val="Compact"/>
-              <w:jc w:val="left"/>
-            </w:pPr>
-            <w:r>
+          <w:tcPr>
+            <w:shd w:fill="E8F8FF" w:val="clear"/>
+          </w:tcPr>
+          <w:p>
+            <w:pPr>
+              <w:pStyle w:val="Compact"/>
+              <w:jc w:val="left"/>
+            </w:pPr>
+            <w:r>
+              <w:rPr>
+                <w:color w:val="1A1A1A"/>
+                <w:sz w:val="19"/>
+              </w:rPr>
               <w:t xml:space="preserve">Connectivity / Network Test</w:t>
             </w:r>
           </w:p>
         </w:tc>
         <w:tc>
-          <w:tcPr/>
-          <w:p>
-            <w:pPr>
-              <w:pStyle w:val="Compact"/>
-              <w:jc w:val="left"/>
-            </w:pPr>
-            <w:r>
+          <w:tcPr>
+            <w:shd w:fill="E8F8FF" w:val="clear"/>
+          </w:tcPr>
+          <w:p>
+            <w:pPr>
+              <w:pStyle w:val="Compact"/>
+              <w:jc w:val="left"/>
+            </w:pPr>
+            <w:r>
+              <w:rPr>
+                <w:color w:val="1A1A1A"/>
+                <w:sz w:val="19"/>
+              </w:rPr>
               <w:t xml:space="preserve">[ ]</w:t>
             </w:r>
           </w:p>
         </w:tc>
         <w:tc>
-          <w:tcPr/>
-          <w:p>
-            <w:pPr>
-              <w:pStyle w:val="Compact"/>
-              <w:jc w:val="left"/>
-            </w:pPr>
-            <w:r>
+          <w:tcPr>
+            <w:shd w:fill="E8F8FF" w:val="clear"/>
+          </w:tcPr>
+          <w:p>
+            <w:pPr>
+              <w:pStyle w:val="Compact"/>
+              <w:jc w:val="left"/>
+            </w:pPr>
+            <w:r>
+              <w:rPr>
+                <w:color w:val="1A1A1A"/>
+                <w:sz w:val="19"/>
+              </w:rPr>
               <w:t xml:space="preserve">[ ]</w:t>
             </w:r>
           </w:p>
         </w:tc>
         <w:tc>
-          <w:tcPr/>
-          <w:p>
-            <w:pPr>
-              <w:pStyle w:val="Compact"/>
-              <w:jc w:val="left"/>
-            </w:pPr>
-            <w:r>
+          <w:tcPr>
+            <w:shd w:fill="E8F8FF" w:val="clear"/>
+          </w:tcPr>
+          <w:p>
+            <w:pPr>
+              <w:pStyle w:val="Compact"/>
+              <w:jc w:val="left"/>
+            </w:pPr>
+            <w:r>
+              <w:rPr>
+                <w:color w:val="1A1A1A"/>
+                <w:sz w:val="19"/>
+              </w:rPr>
               <w:t xml:space="preserve">[ ]</w:t>
             </w:r>
           </w:p>
         </w:tc>
         <w:tc>
-          <w:tcPr/>
-          <w:p>
-            <w:pPr>
-              <w:pStyle w:val="Compact"/>
-            </w:pPr>
-          </w:p>
-        </w:tc>
-      </w:tr>
-      <w:tr>
-        <w:tc>
-          <w:tcPr/>
-          <w:p>
-            <w:pPr>
-              <w:pStyle w:val="Compact"/>
-              <w:jc w:val="left"/>
-            </w:pPr>
-            <w:r>
+          <w:tcPr>
+            <w:shd w:fill="E8F8FF" w:val="clear"/>
+          </w:tcPr>
+          <w:p>
+            <w:pPr>
+              <w:pStyle w:val="Compact"/>
+            </w:pPr>
+          </w:p>
+        </w:tc>
+      </w:tr>
+      <w:tr>
+        <w:tc>
+          <w:tcPr>
+            <w:shd w:fill="FFFFFF" w:val="clear"/>
+          </w:tcPr>
+          <w:p>
+            <w:pPr>
+              <w:pStyle w:val="Compact"/>
+              <w:jc w:val="left"/>
+            </w:pPr>
+            <w:r>
+              <w:rPr>
+                <w:color w:val="1A1A1A"/>
+                <w:sz w:val="19"/>
+              </w:rPr>
               <w:t xml:space="preserve">3</w:t>
             </w:r>
           </w:p>
         </w:tc>
         <w:tc>
-          <w:tcPr/>
-          <w:p>
-            <w:pPr>
-              <w:pStyle w:val="Compact"/>
-              <w:jc w:val="left"/>
-            </w:pPr>
-            <w:r>
+          <w:tcPr>
+            <w:shd w:fill="FFFFFF" w:val="clear"/>
+          </w:tcPr>
+          <w:p>
+            <w:pPr>
+              <w:pStyle w:val="Compact"/>
+              <w:jc w:val="left"/>
+            </w:pPr>
+            <w:r>
+              <w:rPr>
+                <w:color w:val="1A1A1A"/>
+                <w:sz w:val="19"/>
+              </w:rPr>
               <w:t xml:space="preserve">Sensor Calibration</w:t>
             </w:r>
           </w:p>
         </w:tc>
         <w:tc>
-          <w:tcPr/>
-          <w:p>
-            <w:pPr>
-              <w:pStyle w:val="Compact"/>
-              <w:jc w:val="left"/>
-            </w:pPr>
-            <w:r>
+          <w:tcPr>
+            <w:shd w:fill="FFFFFF" w:val="clear"/>
+          </w:tcPr>
+          <w:p>
+            <w:pPr>
+              <w:pStyle w:val="Compact"/>
+              <w:jc w:val="left"/>
+            </w:pPr>
+            <w:r>
+              <w:rPr>
+                <w:color w:val="1A1A1A"/>
+                <w:sz w:val="19"/>
+              </w:rPr>
               <w:t xml:space="preserve">[ ]</w:t>
             </w:r>
           </w:p>
         </w:tc>
         <w:tc>
-          <w:tcPr/>
-          <w:p>
-            <w:pPr>
-              <w:pStyle w:val="Compact"/>
-              <w:jc w:val="left"/>
-            </w:pPr>
-            <w:r>
+          <w:tcPr>
+            <w:shd w:fill="FFFFFF" w:val="clear"/>
+          </w:tcPr>
+          <w:p>
+            <w:pPr>
+              <w:pStyle w:val="Compact"/>
+              <w:jc w:val="left"/>
+            </w:pPr>
+            <w:r>
+              <w:rPr>
+                <w:color w:val="1A1A1A"/>
+                <w:sz w:val="19"/>
+              </w:rPr>
               <w:t xml:space="preserve">[ ]</w:t>
             </w:r>
           </w:p>
         </w:tc>
         <w:tc>
-          <w:tcPr/>
-          <w:p>
-            <w:pPr>
-              <w:pStyle w:val="Compact"/>
-              <w:jc w:val="left"/>
-            </w:pPr>
-            <w:r>
+          <w:tcPr>
+            <w:shd w:fill="FFFFFF" w:val="clear"/>
+          </w:tcPr>
+          <w:p>
+            <w:pPr>
+              <w:pStyle w:val="Compact"/>
+              <w:jc w:val="left"/>
+            </w:pPr>
+            <w:r>
+              <w:rPr>
+                <w:color w:val="1A1A1A"/>
+                <w:sz w:val="19"/>
+              </w:rPr>
               <w:t xml:space="preserve">[ ]</w:t>
             </w:r>
           </w:p>
         </w:tc>
         <w:tc>
-          <w:tcPr/>
-          <w:p>
-            <w:pPr>
-              <w:pStyle w:val="Compact"/>
-            </w:pPr>
-          </w:p>
-        </w:tc>
-      </w:tr>
-      <w:tr>
-        <w:tc>
-          <w:tcPr/>
-          <w:p>
-            <w:pPr>
-              <w:pStyle w:val="Compact"/>
-              <w:jc w:val="left"/>
-            </w:pPr>
-            <w:r>
+          <w:tcPr>
+            <w:shd w:fill="FFFFFF" w:val="clear"/>
+          </w:tcPr>
+          <w:p>
+            <w:pPr>
+              <w:pStyle w:val="Compact"/>
+            </w:pPr>
+          </w:p>
+        </w:tc>
+      </w:tr>
+      <w:tr>
+        <w:tc>
+          <w:tcPr>
+            <w:shd w:fill="E8F8FF" w:val="clear"/>
+          </w:tcPr>
+          <w:p>
+            <w:pPr>
+              <w:pStyle w:val="Compact"/>
+              <w:jc w:val="left"/>
+            </w:pPr>
+            <w:r>
+              <w:rPr>
+                <w:color w:val="1A1A1A"/>
+                <w:sz w:val="19"/>
+              </w:rPr>
               <w:t xml:space="preserve">4</w:t>
             </w:r>
           </w:p>
         </w:tc>
         <w:tc>
-          <w:tcPr/>
-          <w:p>
-            <w:pPr>
-              <w:pStyle w:val="Compact"/>
-              <w:jc w:val="left"/>
-            </w:pPr>
-            <w:r>
+          <w:tcPr>
+            <w:shd w:fill="E8F8FF" w:val="clear"/>
+          </w:tcPr>
+          <w:p>
+            <w:pPr>
+              <w:pStyle w:val="Compact"/>
+              <w:jc w:val="left"/>
+            </w:pPr>
+            <w:r>
+              <w:rPr>
+                <w:color w:val="1A1A1A"/>
+                <w:sz w:val="19"/>
+              </w:rPr>
               <w:t xml:space="preserve">Data Transmission Verification</w:t>
             </w:r>
           </w:p>
         </w:tc>
         <w:tc>
-          <w:tcPr/>
-          <w:p>
-            <w:pPr>
-              <w:pStyle w:val="Compact"/>
-              <w:jc w:val="left"/>
-            </w:pPr>
-            <w:r>
+          <w:tcPr>
+            <w:shd w:fill="E8F8FF" w:val="clear"/>
+          </w:tcPr>
+          <w:p>
+            <w:pPr>
+              <w:pStyle w:val="Compact"/>
+              <w:jc w:val="left"/>
+            </w:pPr>
+            <w:r>
+              <w:rPr>
+                <w:color w:val="1A1A1A"/>
+                <w:sz w:val="19"/>
+              </w:rPr>
               <w:t xml:space="preserve">[ ]</w:t>
             </w:r>
           </w:p>
         </w:tc>
         <w:tc>
-          <w:tcPr/>
-          <w:p>
-            <w:pPr>
-              <w:pStyle w:val="Compact"/>
-              <w:jc w:val="left"/>
-            </w:pPr>
-            <w:r>
+          <w:tcPr>
+            <w:shd w:fill="E8F8FF" w:val="clear"/>
+          </w:tcPr>
+          <w:p>
+            <w:pPr>
+              <w:pStyle w:val="Compact"/>
+              <w:jc w:val="left"/>
+            </w:pPr>
+            <w:r>
+              <w:rPr>
+                <w:color w:val="1A1A1A"/>
+                <w:sz w:val="19"/>
+              </w:rPr>
               <w:t xml:space="preserve">[ ]</w:t>
             </w:r>
           </w:p>
         </w:tc>
         <w:tc>
-          <w:tcPr/>
-          <w:p>
-            <w:pPr>
-              <w:pStyle w:val="Compact"/>
-              <w:jc w:val="left"/>
-            </w:pPr>
-            <w:r>
+          <w:tcPr>
+            <w:shd w:fill="E8F8FF" w:val="clear"/>
+          </w:tcPr>
+          <w:p>
+            <w:pPr>
+              <w:pStyle w:val="Compact"/>
+              <w:jc w:val="left"/>
+            </w:pPr>
+            <w:r>
+              <w:rPr>
+                <w:color w:val="1A1A1A"/>
+                <w:sz w:val="19"/>
+              </w:rPr>
               <w:t xml:space="preserve">[ ]</w:t>
             </w:r>
           </w:p>
         </w:tc>
         <w:tc>
-          <w:tcPr/>
-          <w:p>
-            <w:pPr>
-              <w:pStyle w:val="Compact"/>
-            </w:pPr>
-          </w:p>
-        </w:tc>
-      </w:tr>
-      <w:tr>
-        <w:tc>
-          <w:tcPr/>
-          <w:p>
-            <w:pPr>
-              <w:pStyle w:val="Compact"/>
-              <w:jc w:val="left"/>
-            </w:pPr>
-            <w:r>
+          <w:tcPr>
+            <w:shd w:fill="E8F8FF" w:val="clear"/>
+          </w:tcPr>
+          <w:p>
+            <w:pPr>
+              <w:pStyle w:val="Compact"/>
+            </w:pPr>
+          </w:p>
+        </w:tc>
+      </w:tr>
+      <w:tr>
+        <w:tc>
+          <w:tcPr>
+            <w:shd w:fill="FFFFFF" w:val="clear"/>
+          </w:tcPr>
+          <w:p>
+            <w:pPr>
+              <w:pStyle w:val="Compact"/>
+              <w:jc w:val="left"/>
+            </w:pPr>
+            <w:r>
+              <w:rPr>
+                <w:color w:val="1A1A1A"/>
+                <w:sz w:val="19"/>
+              </w:rPr>
               <w:t xml:space="preserve">5</w:t>
             </w:r>
           </w:p>
         </w:tc>
         <w:tc>
-          <w:tcPr/>
-          <w:p>
-            <w:pPr>
-              <w:pStyle w:val="Compact"/>
-              <w:jc w:val="left"/>
-            </w:pPr>
-            <w:r>
+          <w:tcPr>
+            <w:shd w:fill="FFFFFF" w:val="clear"/>
+          </w:tcPr>
+          <w:p>
+            <w:pPr>
+              <w:pStyle w:val="Compact"/>
+              <w:jc w:val="left"/>
+            </w:pPr>
+            <w:r>
+              <w:rPr>
+                <w:color w:val="1A1A1A"/>
+                <w:sz w:val="19"/>
+              </w:rPr>
               <w:t xml:space="preserve">Performance / Load Test</w:t>
             </w:r>
           </w:p>
         </w:tc>
         <w:tc>
-          <w:tcPr/>
-          <w:p>
-            <w:pPr>
-              <w:pStyle w:val="Compact"/>
-              <w:jc w:val="left"/>
-            </w:pPr>
-            <w:r>
+          <w:tcPr>
+            <w:shd w:fill="FFFFFF" w:val="clear"/>
+          </w:tcPr>
+          <w:p>
+            <w:pPr>
+              <w:pStyle w:val="Compact"/>
+              <w:jc w:val="left"/>
+            </w:pPr>
+            <w:r>
+              <w:rPr>
+                <w:color w:val="1A1A1A"/>
+                <w:sz w:val="19"/>
+              </w:rPr>
               <w:t xml:space="preserve">[ ]</w:t>
             </w:r>
           </w:p>
         </w:tc>
         <w:tc>
-          <w:tcPr/>
-          <w:p>
-            <w:pPr>
-              <w:pStyle w:val="Compact"/>
-              <w:jc w:val="left"/>
-            </w:pPr>
-            <w:r>
+          <w:tcPr>
+            <w:shd w:fill="FFFFFF" w:val="clear"/>
+          </w:tcPr>
+          <w:p>
+            <w:pPr>
+              <w:pStyle w:val="Compact"/>
+              <w:jc w:val="left"/>
+            </w:pPr>
+            <w:r>
+              <w:rPr>
+                <w:color w:val="1A1A1A"/>
+                <w:sz w:val="19"/>
+              </w:rPr>
               <w:t xml:space="preserve">[ ]</w:t>
             </w:r>
           </w:p>
         </w:tc>
         <w:tc>
-          <w:tcPr/>
-          <w:p>
-            <w:pPr>
-              <w:pStyle w:val="Compact"/>
-              <w:jc w:val="left"/>
-            </w:pPr>
-            <w:r>
+          <w:tcPr>
+            <w:shd w:fill="FFFFFF" w:val="clear"/>
+          </w:tcPr>
+          <w:p>
+            <w:pPr>
+              <w:pStyle w:val="Compact"/>
+              <w:jc w:val="left"/>
+            </w:pPr>
+            <w:r>
+              <w:rPr>
+                <w:color w:val="1A1A1A"/>
+                <w:sz w:val="19"/>
+              </w:rPr>
               <w:t xml:space="preserve">[ ]</w:t>
             </w:r>
           </w:p>
         </w:tc>
         <w:tc>
-          <w:tcPr/>
-          <w:p>
-            <w:pPr>
-              <w:pStyle w:val="Compact"/>
-            </w:pPr>
-          </w:p>
-        </w:tc>
-      </w:tr>
-      <w:tr>
-        <w:tc>
-          <w:tcPr/>
-          <w:p>
-            <w:pPr>
-              <w:pStyle w:val="Compact"/>
-              <w:jc w:val="left"/>
-            </w:pPr>
-            <w:r>
+          <w:tcPr>
+            <w:shd w:fill="FFFFFF" w:val="clear"/>
+          </w:tcPr>
+          <w:p>
+            <w:pPr>
+              <w:pStyle w:val="Compact"/>
+            </w:pPr>
+          </w:p>
+        </w:tc>
+      </w:tr>
+      <w:tr>
+        <w:tc>
+          <w:tcPr>
+            <w:shd w:fill="E8F8FF" w:val="clear"/>
+          </w:tcPr>
+          <w:p>
+            <w:pPr>
+              <w:pStyle w:val="Compact"/>
+              <w:jc w:val="left"/>
+            </w:pPr>
+            <w:r>
+              <w:rPr>
+                <w:color w:val="1A1A1A"/>
+                <w:sz w:val="19"/>
+              </w:rPr>
               <w:t xml:space="preserve">6</w:t>
             </w:r>
           </w:p>
         </w:tc>
         <w:tc>
-          <w:tcPr/>
-          <w:p>
-            <w:pPr>
-              <w:pStyle w:val="Compact"/>
-              <w:jc w:val="left"/>
-            </w:pPr>
-            <w:r>
+          <w:tcPr>
+            <w:shd w:fill="E8F8FF" w:val="clear"/>
+          </w:tcPr>
+          <w:p>
+            <w:pPr>
+              <w:pStyle w:val="Compact"/>
+              <w:jc w:val="left"/>
+            </w:pPr>
+            <w:r>
+              <w:rPr>
+                <w:color w:val="1A1A1A"/>
+                <w:sz w:val="19"/>
+              </w:rPr>
               <w:t xml:space="preserve">Safety Systems Check</w:t>
             </w:r>
           </w:p>
         </w:tc>
         <w:tc>
-          <w:tcPr/>
-          <w:p>
-            <w:pPr>
-              <w:pStyle w:val="Compact"/>
-              <w:jc w:val="left"/>
-            </w:pPr>
-            <w:r>
+          <w:tcPr>
+            <w:shd w:fill="E8F8FF" w:val="clear"/>
+          </w:tcPr>
+          <w:p>
+            <w:pPr>
+              <w:pStyle w:val="Compact"/>
+              <w:jc w:val="left"/>
+            </w:pPr>
+            <w:r>
+              <w:rPr>
+                <w:color w:val="1A1A1A"/>
+                <w:sz w:val="19"/>
+              </w:rPr>
               <w:t xml:space="preserve">[ ]</w:t>
             </w:r>
           </w:p>
         </w:tc>
         <w:tc>
-          <w:tcPr/>
-          <w:p>
-            <w:pPr>
-              <w:pStyle w:val="Compact"/>
-              <w:jc w:val="left"/>
-            </w:pPr>
-            <w:r>
+          <w:tcPr>
+            <w:shd w:fill="E8F8FF" w:val="clear"/>
+          </w:tcPr>
+          <w:p>
+            <w:pPr>
+              <w:pStyle w:val="Compact"/>
+              <w:jc w:val="left"/>
+            </w:pPr>
+            <w:r>
+              <w:rPr>
+                <w:color w:val="1A1A1A"/>
+                <w:sz w:val="19"/>
+              </w:rPr>
               <w:t xml:space="preserve">[ ]</w:t>
             </w:r>
           </w:p>
         </w:tc>
         <w:tc>
-          <w:tcPr/>
-          <w:p>
-            <w:pPr>
-              <w:pStyle w:val="Compact"/>
-              <w:jc w:val="left"/>
-            </w:pPr>
-            <w:r>
+          <w:tcPr>
+            <w:shd w:fill="E8F8FF" w:val="clear"/>
+          </w:tcPr>
+          <w:p>
+            <w:pPr>
+              <w:pStyle w:val="Compact"/>
+              <w:jc w:val="left"/>
+            </w:pPr>
+            <w:r>
+              <w:rPr>
+                <w:color w:val="1A1A1A"/>
+                <w:sz w:val="19"/>
+              </w:rPr>
               <w:t xml:space="preserve">[ ]</w:t>
             </w:r>
           </w:p>
         </w:tc>
         <w:tc>
-          <w:tcPr/>
-          <w:p>
-            <w:pPr>
-              <w:pStyle w:val="Compact"/>
-            </w:pPr>
-          </w:p>
-        </w:tc>
-      </w:tr>
-      <w:tr>
-        <w:tc>
-          <w:tcPr/>
-          <w:p>
-            <w:pPr>
-              <w:pStyle w:val="Compact"/>
-              <w:jc w:val="left"/>
-            </w:pPr>
-            <w:r>
+          <w:tcPr>
+            <w:shd w:fill="E8F8FF" w:val="clear"/>
+          </w:tcPr>
+          <w:p>
+            <w:pPr>
+              <w:pStyle w:val="Compact"/>
+            </w:pPr>
+          </w:p>
+        </w:tc>
+      </w:tr>
+      <w:tr>
+        <w:tc>
+          <w:tcPr>
+            <w:shd w:fill="FFFFFF" w:val="clear"/>
+          </w:tcPr>
+          <w:p>
+            <w:pPr>
+              <w:pStyle w:val="Compact"/>
+              <w:jc w:val="left"/>
+            </w:pPr>
+            <w:r>
+              <w:rPr>
+                <w:color w:val="1A1A1A"/>
+                <w:sz w:val="19"/>
+              </w:rPr>
               <w:t xml:space="preserve">7</w:t>
             </w:r>
           </w:p>
         </w:tc>
         <w:tc>
-          <w:tcPr/>
-          <w:p>
-            <w:pPr>
-              <w:pStyle w:val="Compact"/>
-              <w:jc w:val="left"/>
-            </w:pPr>
-            <w:r>
+          <w:tcPr>
+            <w:shd w:fill="FFFFFF" w:val="clear"/>
+          </w:tcPr>
+          <w:p>
+            <w:pPr>
+              <w:pStyle w:val="Compact"/>
+              <w:jc w:val="left"/>
+            </w:pPr>
+            <w:r>
+              <w:rPr>
+                <w:color w:val="1A1A1A"/>
+                <w:sz w:val="19"/>
+              </w:rPr>
               <w:t xml:space="preserve">Electrical Safety / Grounding</w:t>
             </w:r>
           </w:p>
         </w:tc>
         <w:tc>
-          <w:tcPr/>
-          <w:p>
-            <w:pPr>
-              <w:pStyle w:val="Compact"/>
-              <w:jc w:val="left"/>
-            </w:pPr>
-            <w:r>
+          <w:tcPr>
+            <w:shd w:fill="FFFFFF" w:val="clear"/>
+          </w:tcPr>
+          <w:p>
+            <w:pPr>
+              <w:pStyle w:val="Compact"/>
+              <w:jc w:val="left"/>
+            </w:pPr>
+            <w:r>
+              <w:rPr>
+                <w:color w:val="1A1A1A"/>
+                <w:sz w:val="19"/>
+              </w:rPr>
               <w:t xml:space="preserve">[ ]</w:t>
             </w:r>
           </w:p>
         </w:tc>
         <w:tc>
-          <w:tcPr/>
-          <w:p>
-            <w:pPr>
-              <w:pStyle w:val="Compact"/>
-              <w:jc w:val="left"/>
-            </w:pPr>
-            <w:r>
+          <w:tcPr>
+            <w:shd w:fill="FFFFFF" w:val="clear"/>
+          </w:tcPr>
+          <w:p>
+            <w:pPr>
+              <w:pStyle w:val="Compact"/>
+              <w:jc w:val="left"/>
+            </w:pPr>
+            <w:r>
+              <w:rPr>
+                <w:color w:val="1A1A1A"/>
+                <w:sz w:val="19"/>
+              </w:rPr>
               <w:t xml:space="preserve">[ ]</w:t>
             </w:r>
           </w:p>
         </w:tc>
         <w:tc>
-          <w:tcPr/>
-          <w:p>
-            <w:pPr>
-              <w:pStyle w:val="Compact"/>
-              <w:jc w:val="left"/>
-            </w:pPr>
-            <w:r>
+          <w:tcPr>
+            <w:shd w:fill="FFFFFF" w:val="clear"/>
+          </w:tcPr>
+          <w:p>
+            <w:pPr>
+              <w:pStyle w:val="Compact"/>
+              <w:jc w:val="left"/>
+            </w:pPr>
+            <w:r>
+              <w:rPr>
+                <w:color w:val="1A1A1A"/>
+                <w:sz w:val="19"/>
+              </w:rPr>
               <w:t xml:space="preserve">[ ]</w:t>
             </w:r>
           </w:p>
         </w:tc>
         <w:tc>
-          <w:tcPr/>
-          <w:p>
-            <w:pPr>
-              <w:pStyle w:val="Compact"/>
-            </w:pPr>
-          </w:p>
-        </w:tc>
-      </w:tr>
-      <w:tr>
-        <w:tc>
-          <w:tcPr/>
-          <w:p>
-            <w:pPr>
-              <w:pStyle w:val="Compact"/>
-              <w:jc w:val="left"/>
-            </w:pPr>
-            <w:r>
+          <w:tcPr>
+            <w:shd w:fill="FFFFFF" w:val="clear"/>
+          </w:tcPr>
+          <w:p>
+            <w:pPr>
+              <w:pStyle w:val="Compact"/>
+            </w:pPr>
+          </w:p>
+        </w:tc>
+      </w:tr>
+      <w:tr>
+        <w:tc>
+          <w:tcPr>
+            <w:shd w:fill="E8F8FF" w:val="clear"/>
+          </w:tcPr>
+          <w:p>
+            <w:pPr>
+              <w:pStyle w:val="Compact"/>
+              <w:jc w:val="left"/>
+            </w:pPr>
+            <w:r>
+              <w:rPr>
+                <w:color w:val="1A1A1A"/>
+                <w:sz w:val="19"/>
+              </w:rPr>
               <w:t xml:space="preserve">8</w:t>
             </w:r>
           </w:p>
         </w:tc>
         <w:tc>
-          <w:tcPr/>
-          <w:p>
-            <w:pPr>
-              <w:pStyle w:val="Compact"/>
-              <w:jc w:val="left"/>
-            </w:pPr>
-            <w:r>
+          <w:tcPr>
+            <w:shd w:fill="E8F8FF" w:val="clear"/>
+          </w:tcPr>
+          <w:p>
+            <w:pPr>
+              <w:pStyle w:val="Compact"/>
+              <w:jc w:val="left"/>
+            </w:pPr>
+            <w:r>
+              <w:rPr>
+                <w:color w:val="1A1A1A"/>
+                <w:sz w:val="19"/>
+              </w:rPr>
               <w:t xml:space="preserve">Environmental Compliance</w:t>
             </w:r>
           </w:p>
         </w:tc>
         <w:tc>
-          <w:tcPr/>
-          <w:p>
-            <w:pPr>
-              <w:pStyle w:val="Compact"/>
-              <w:jc w:val="left"/>
-            </w:pPr>
-            <w:r>
+          <w:tcPr>
+            <w:shd w:fill="E8F8FF" w:val="clear"/>
+          </w:tcPr>
+          <w:p>
+            <w:pPr>
+              <w:pStyle w:val="Compact"/>
+              <w:jc w:val="left"/>
+            </w:pPr>
+            <w:r>
+              <w:rPr>
+                <w:color w:val="1A1A1A"/>
+                <w:sz w:val="19"/>
+              </w:rPr>
               <w:t xml:space="preserve">[ ]</w:t>
             </w:r>
           </w:p>
         </w:tc>
         <w:tc>
-          <w:tcPr/>
-          <w:p>
-            <w:pPr>
-              <w:pStyle w:val="Compact"/>
-              <w:jc w:val="left"/>
-            </w:pPr>
-            <w:r>
+          <w:tcPr>
+            <w:shd w:fill="E8F8FF" w:val="clear"/>
+          </w:tcPr>
+          <w:p>
+            <w:pPr>
+              <w:pStyle w:val="Compact"/>
+              <w:jc w:val="left"/>
+            </w:pPr>
+            <w:r>
+              <w:rPr>
+                <w:color w:val="1A1A1A"/>
+                <w:sz w:val="19"/>
+              </w:rPr>
               <w:t xml:space="preserve">[ ]</w:t>
             </w:r>
           </w:p>
         </w:tc>
         <w:tc>
-          <w:tcPr/>
-          <w:p>
-            <w:pPr>
-              <w:pStyle w:val="Compact"/>
-              <w:jc w:val="left"/>
-            </w:pPr>
-            <w:r>
+          <w:tcPr>
+            <w:shd w:fill="E8F8FF" w:val="clear"/>
+          </w:tcPr>
+          <w:p>
+            <w:pPr>
+              <w:pStyle w:val="Compact"/>
+              <w:jc w:val="left"/>
+            </w:pPr>
+            <w:r>
+              <w:rPr>
+                <w:color w:val="1A1A1A"/>
+                <w:sz w:val="19"/>
+              </w:rPr>
               <w:t xml:space="preserve">[ ]</w:t>
             </w:r>
           </w:p>
         </w:tc>
         <w:tc>
-          <w:tcPr/>
-          <w:p>
-            <w:pPr>
-              <w:pStyle w:val="Compact"/>
-            </w:pPr>
-          </w:p>
-        </w:tc>
-      </w:tr>
-      <w:tr>
-        <w:tc>
-          <w:tcPr/>
-          <w:p>
-            <w:pPr>
-              <w:pStyle w:val="Compact"/>
-              <w:jc w:val="left"/>
-            </w:pPr>
-            <w:r>
+          <w:tcPr>
+            <w:shd w:fill="E8F8FF" w:val="clear"/>
+          </w:tcPr>
+          <w:p>
+            <w:pPr>
+              <w:pStyle w:val="Compact"/>
+            </w:pPr>
+          </w:p>
+        </w:tc>
+      </w:tr>
+      <w:tr>
+        <w:tc>
+          <w:tcPr>
+            <w:shd w:fill="FFFFFF" w:val="clear"/>
+          </w:tcPr>
+          <w:p>
+            <w:pPr>
+              <w:pStyle w:val="Compact"/>
+              <w:jc w:val="left"/>
+            </w:pPr>
+            <w:r>
+              <w:rPr>
+                <w:color w:val="1A1A1A"/>
+                <w:sz w:val="19"/>
+              </w:rPr>
               <w:t xml:space="preserve">9</w:t>
             </w:r>
           </w:p>
         </w:tc>
         <w:tc>
-          <w:tcPr/>
-          <w:p>
-            <w:pPr>
-              <w:pStyle w:val="Compact"/>
-              <w:jc w:val="left"/>
-            </w:pPr>
-            <w:r>
+          <w:tcPr>
+            <w:shd w:fill="FFFFFF" w:val="clear"/>
+          </w:tcPr>
+          <w:p>
+            <w:pPr>
+              <w:pStyle w:val="Compact"/>
+              <w:jc w:val="left"/>
+            </w:pPr>
+            <w:r>
+              <w:rPr>
+                <w:color w:val="1A1A1A"/>
+                <w:sz w:val="19"/>
+              </w:rPr>
               <w:t xml:space="preserve">Backup / Failover Test</w:t>
             </w:r>
           </w:p>
         </w:tc>
         <w:tc>
-          <w:tcPr/>
-          <w:p>
-            <w:pPr>
-              <w:pStyle w:val="Compact"/>
-              <w:jc w:val="left"/>
-            </w:pPr>
-            <w:r>
+          <w:tcPr>
+            <w:shd w:fill="FFFFFF" w:val="clear"/>
+          </w:tcPr>
+          <w:p>
+            <w:pPr>
+              <w:pStyle w:val="Compact"/>
+              <w:jc w:val="left"/>
+            </w:pPr>
+            <w:r>
+              <w:rPr>
+                <w:color w:val="1A1A1A"/>
+                <w:sz w:val="19"/>
+              </w:rPr>
               <w:t xml:space="preserve">[ ]</w:t>
             </w:r>
           </w:p>
         </w:tc>
         <w:tc>
-          <w:tcPr/>
-          <w:p>
-            <w:pPr>
-              <w:pStyle w:val="Compact"/>
-              <w:jc w:val="left"/>
-            </w:pPr>
-            <w:r>
+          <w:tcPr>
+            <w:shd w:fill="FFFFFF" w:val="clear"/>
+          </w:tcPr>
+          <w:p>
+            <w:pPr>
+              <w:pStyle w:val="Compact"/>
+              <w:jc w:val="left"/>
+            </w:pPr>
+            <w:r>
+              <w:rPr>
+                <w:color w:val="1A1A1A"/>
+                <w:sz w:val="19"/>
+              </w:rPr>
               <w:t xml:space="preserve">[ ]</w:t>
             </w:r>
           </w:p>
         </w:tc>
         <w:tc>
-          <w:tcPr/>
-          <w:p>
-            <w:pPr>
-              <w:pStyle w:val="Compact"/>
-              <w:jc w:val="left"/>
-            </w:pPr>
-            <w:r>
+          <w:tcPr>
+            <w:shd w:fill="FFFFFF" w:val="clear"/>
+          </w:tcPr>
+          <w:p>
+            <w:pPr>
+              <w:pStyle w:val="Compact"/>
+              <w:jc w:val="left"/>
+            </w:pPr>
+            <w:r>
+              <w:rPr>
+                <w:color w:val="1A1A1A"/>
+                <w:sz w:val="19"/>
+              </w:rPr>
               <w:t xml:space="preserve">[ ]</w:t>
             </w:r>
           </w:p>
         </w:tc>
         <w:tc>
-          <w:tcPr/>
-          <w:p>
-            <w:pPr>
-              <w:pStyle w:val="Compact"/>
-            </w:pPr>
-          </w:p>
-        </w:tc>
-      </w:tr>
-      <w:tr>
-        <w:tc>
-          <w:tcPr/>
-          <w:p>
-            <w:pPr>
-              <w:pStyle w:val="Compact"/>
-              <w:jc w:val="left"/>
-            </w:pPr>
-            <w:r>
+          <w:tcPr>
+            <w:shd w:fill="FFFFFF" w:val="clear"/>
+          </w:tcPr>
+          <w:p>
+            <w:pPr>
+              <w:pStyle w:val="Compact"/>
+            </w:pPr>
+          </w:p>
+        </w:tc>
+      </w:tr>
+      <w:tr>
+        <w:tc>
+          <w:tcPr>
+            <w:shd w:fill="E8F8FF" w:val="clear"/>
+          </w:tcPr>
+          <w:p>
+            <w:pPr>
+              <w:pStyle w:val="Compact"/>
+              <w:jc w:val="left"/>
+            </w:pPr>
+            <w:r>
+              <w:rPr>
+                <w:color w:val="1A1A1A"/>
+                <w:sz w:val="19"/>
+              </w:rPr>
               <w:t xml:space="preserve">10</w:t>
             </w:r>
           </w:p>
         </w:tc>
         <w:tc>
-          <w:tcPr/>
-          <w:p>
-            <w:pPr>
-              <w:pStyle w:val="Compact"/>
-              <w:jc w:val="left"/>
-            </w:pPr>
-            <w:r>
+          <w:tcPr>
+            <w:shd w:fill="E8F8FF" w:val="clear"/>
+          </w:tcPr>
+          <w:p>
+            <w:pPr>
+              <w:pStyle w:val="Compact"/>
+              <w:jc w:val="left"/>
+            </w:pPr>
+            <w:r>
+              <w:rPr>
+                <w:color w:val="1A1A1A"/>
+                <w:sz w:val="19"/>
+              </w:rPr>
               <w:t xml:space="preserve">Client User Training Completed</w:t>
             </w:r>
           </w:p>
         </w:tc>
         <w:tc>
-          <w:tcPr/>
-          <w:p>
-            <w:pPr>
-              <w:pStyle w:val="Compact"/>
-              <w:jc w:val="left"/>
-            </w:pPr>
-            <w:r>
+          <w:tcPr>
+            <w:shd w:fill="E8F8FF" w:val="clear"/>
+          </w:tcPr>
+          <w:p>
+            <w:pPr>
+              <w:pStyle w:val="Compact"/>
+              <w:jc w:val="left"/>
+            </w:pPr>
+            <w:r>
+              <w:rPr>
+                <w:color w:val="1A1A1A"/>
+                <w:sz w:val="19"/>
+              </w:rPr>
               <w:t xml:space="preserve">[ ]</w:t>
             </w:r>
           </w:p>
         </w:tc>
         <w:tc>
-          <w:tcPr/>
-          <w:p>
-            <w:pPr>
-              <w:pStyle w:val="Compact"/>
-              <w:jc w:val="left"/>
-            </w:pPr>
-            <w:r>
+          <w:tcPr>
+            <w:shd w:fill="E8F8FF" w:val="clear"/>
+          </w:tcPr>
+          <w:p>
+            <w:pPr>
+              <w:pStyle w:val="Compact"/>
+              <w:jc w:val="left"/>
+            </w:pPr>
+            <w:r>
+              <w:rPr>
+                <w:color w:val="1A1A1A"/>
+                <w:sz w:val="19"/>
+              </w:rPr>
               <w:t xml:space="preserve">[ ]</w:t>
             </w:r>
           </w:p>
         </w:tc>
         <w:tc>
-          <w:tcPr/>
-          <w:p>
-            <w:pPr>
-              <w:pStyle w:val="Compact"/>
-              <w:jc w:val="left"/>
-            </w:pPr>
-            <w:r>
+          <w:tcPr>
+            <w:shd w:fill="E8F8FF" w:val="clear"/>
+          </w:tcPr>
+          <w:p>
+            <w:pPr>
+              <w:pStyle w:val="Compact"/>
+              <w:jc w:val="left"/>
+            </w:pPr>
+            <w:r>
+              <w:rPr>
+                <w:color w:val="1A1A1A"/>
+                <w:sz w:val="19"/>
+              </w:rPr>
               <w:t xml:space="preserve">[ ]</w:t>
             </w:r>
           </w:p>
         </w:tc>
         <w:tc>
-          <w:tcPr/>
-          <w:p>
-            <w:pPr>
-              <w:pStyle w:val="Compact"/>
-            </w:pPr>
-          </w:p>
-        </w:tc>
-      </w:tr>
-      <w:tr>
-        <w:tc>
-          <w:tcPr/>
-          <w:p>
-            <w:pPr>
-              <w:pStyle w:val="Compact"/>
-              <w:jc w:val="left"/>
-            </w:pPr>
-            <w:r>
+          <w:tcPr>
+            <w:shd w:fill="E8F8FF" w:val="clear"/>
+          </w:tcPr>
+          <w:p>
+            <w:pPr>
+              <w:pStyle w:val="Compact"/>
+            </w:pPr>
+          </w:p>
+        </w:tc>
+      </w:tr>
+      <w:tr>
+        <w:tc>
+          <w:tcPr>
+            <w:shd w:fill="FFFFFF" w:val="clear"/>
+          </w:tcPr>
+          <w:p>
+            <w:pPr>
+              <w:pStyle w:val="Compact"/>
+              <w:jc w:val="left"/>
+            </w:pPr>
+            <w:r>
+              <w:rPr>
+                <w:color w:val="1A1A1A"/>
+                <w:sz w:val="19"/>
+              </w:rPr>
               <w:t xml:space="preserve">11</w:t>
             </w:r>
           </w:p>
         </w:tc>
         <w:tc>
-          <w:tcPr/>
-          <w:p>
-            <w:pPr>
-              <w:pStyle w:val="Compact"/>
-              <w:jc w:val="left"/>
-            </w:pPr>
-            <w:r>
+          <w:tcPr>
+            <w:shd w:fill="FFFFFF" w:val="clear"/>
+          </w:tcPr>
+          <w:p>
+            <w:pPr>
+              <w:pStyle w:val="Compact"/>
+              <w:jc w:val="left"/>
+            </w:pPr>
+            <w:r>
+              <w:rPr>
+                <w:color w:val="1A1A1A"/>
+                <w:sz w:val="19"/>
+              </w:rPr>
               <w:t xml:space="preserve">Documentation Handover</w:t>
             </w:r>
           </w:p>
         </w:tc>
         <w:tc>
-          <w:tcPr/>
-          <w:p>
-            <w:pPr>
-              <w:pStyle w:val="Compact"/>
-              <w:jc w:val="left"/>
-            </w:pPr>
-            <w:r>
+          <w:tcPr>
+            <w:shd w:fill="FFFFFF" w:val="clear"/>
+          </w:tcPr>
+          <w:p>
+            <w:pPr>
+              <w:pStyle w:val="Compact"/>
+              <w:jc w:val="left"/>
+            </w:pPr>
+            <w:r>
+              <w:rPr>
+                <w:color w:val="1A1A1A"/>
+                <w:sz w:val="19"/>
+              </w:rPr>
               <w:t xml:space="preserve">[ ]</w:t>
             </w:r>
           </w:p>
         </w:tc>
         <w:tc>
-          <w:tcPr/>
-          <w:p>
-            <w:pPr>
-              <w:pStyle w:val="Compact"/>
-              <w:jc w:val="left"/>
-            </w:pPr>
-            <w:r>
+          <w:tcPr>
+            <w:shd w:fill="FFFFFF" w:val="clear"/>
+          </w:tcPr>
+          <w:p>
+            <w:pPr>
+              <w:pStyle w:val="Compact"/>
+              <w:jc w:val="left"/>
+            </w:pPr>
+            <w:r>
+              <w:rPr>
+                <w:color w:val="1A1A1A"/>
+                <w:sz w:val="19"/>
+              </w:rPr>
               <w:t xml:space="preserve">[ ]</w:t>
             </w:r>
           </w:p>
         </w:tc>
         <w:tc>
-          <w:tcPr/>
-          <w:p>
-            <w:pPr>
-              <w:pStyle w:val="Compact"/>
-              <w:jc w:val="left"/>
-            </w:pPr>
-            <w:r>
+          <w:tcPr>
+            <w:shd w:fill="FFFFFF" w:val="clear"/>
+          </w:tcPr>
+          <w:p>
+            <w:pPr>
+              <w:pStyle w:val="Compact"/>
+              <w:jc w:val="left"/>
+            </w:pPr>
+            <w:r>
+              <w:rPr>
+                <w:color w:val="1A1A1A"/>
+                <w:sz w:val="19"/>
+              </w:rPr>
               <w:t xml:space="preserve">[ ]</w:t>
             </w:r>
           </w:p>
         </w:tc>
         <w:tc>
-          <w:tcPr/>
-          <w:p>
-            <w:pPr>
-              <w:pStyle w:val="Compact"/>
-            </w:pPr>
-          </w:p>
-        </w:tc>
-      </w:tr>
-      <w:tr>
-        <w:tc>
-          <w:tcPr/>
-          <w:p>
-            <w:pPr>
-              <w:pStyle w:val="Compact"/>
-              <w:jc w:val="left"/>
-            </w:pPr>
-            <w:r>
+          <w:tcPr>
+            <w:shd w:fill="FFFFFF" w:val="clear"/>
+          </w:tcPr>
+          <w:p>
+            <w:pPr>
+              <w:pStyle w:val="Compact"/>
+            </w:pPr>
+          </w:p>
+        </w:tc>
+      </w:tr>
+      <w:tr>
+        <w:tc>
+          <w:tcPr>
+            <w:shd w:fill="E8F8FF" w:val="clear"/>
+          </w:tcPr>
+          <w:p>
+            <w:pPr>
+              <w:pStyle w:val="Compact"/>
+              <w:jc w:val="left"/>
+            </w:pPr>
+            <w:r>
+              <w:rPr>
+                <w:color w:val="1A1A1A"/>
+                <w:sz w:val="19"/>
+              </w:rPr>
               <w:t xml:space="preserve">12</w:t>
             </w:r>
           </w:p>
         </w:tc>
         <w:tc>
-          <w:tcPr/>
-          <w:p>
-            <w:pPr>
-              <w:pStyle w:val="Compact"/>
-              <w:jc w:val="left"/>
-            </w:pPr>
-            <w:r>
+          <w:tcPr>
+            <w:shd w:fill="E8F8FF" w:val="clear"/>
+          </w:tcPr>
+          <w:p>
+            <w:pPr>
+              <w:pStyle w:val="Compact"/>
+              <w:jc w:val="left"/>
+            </w:pPr>
+            <w:r>
+              <w:rPr>
+                <w:color w:val="1A1A1A"/>
+                <w:sz w:val="19"/>
+              </w:rPr>
               <w:t xml:space="preserve">Final Visual Inspection</w:t>
             </w:r>
           </w:p>
         </w:tc>
         <w:tc>
-          <w:tcPr/>
-          <w:p>
-            <w:pPr>
-              <w:pStyle w:val="Compact"/>
-              <w:jc w:val="left"/>
-            </w:pPr>
-            <w:r>
+          <w:tcPr>
+            <w:shd w:fill="E8F8FF" w:val="clear"/>
+          </w:tcPr>
+          <w:p>
+            <w:pPr>
+              <w:pStyle w:val="Compact"/>
+              <w:jc w:val="left"/>
+            </w:pPr>
+            <w:r>
+              <w:rPr>
+                <w:color w:val="1A1A1A"/>
+                <w:sz w:val="19"/>
+              </w:rPr>
               <w:t xml:space="preserve">[ ]</w:t>
             </w:r>
           </w:p>
         </w:tc>
         <w:tc>
-          <w:tcPr/>
-          <w:p>
-            <w:pPr>
-              <w:pStyle w:val="Compact"/>
-              <w:jc w:val="left"/>
-            </w:pPr>
-            <w:r>
+          <w:tcPr>
+            <w:shd w:fill="E8F8FF" w:val="clear"/>
+          </w:tcPr>
+          <w:p>
+            <w:pPr>
+              <w:pStyle w:val="Compact"/>
+              <w:jc w:val="left"/>
+            </w:pPr>
+            <w:r>
+              <w:rPr>
+                <w:color w:val="1A1A1A"/>
+                <w:sz w:val="19"/>
+              </w:rPr>
               <w:t xml:space="preserve">[ ]</w:t>
             </w:r>
           </w:p>
         </w:tc>
         <w:tc>
-          <w:tcPr/>
-          <w:p>
-            <w:pPr>
-              <w:pStyle w:val="Compact"/>
-              <w:jc w:val="left"/>
-            </w:pPr>
-            <w:r>
+          <w:tcPr>
+            <w:shd w:fill="E8F8FF" w:val="clear"/>
+          </w:tcPr>
+          <w:p>
+            <w:pPr>
+              <w:pStyle w:val="Compact"/>
+              <w:jc w:val="left"/>
+            </w:pPr>
+            <w:r>
+              <w:rPr>
+                <w:color w:val="1A1A1A"/>
+                <w:sz w:val="19"/>
+              </w:rPr>
               <w:t xml:space="preserve">[ ]</w:t>
             </w:r>
           </w:p>
         </w:tc>
         <w:tc>
-          <w:tcPr/>
+          <w:tcPr>
+            <w:shd w:fill="E8F8FF" w:val="clear"/>
+          </w:tcPr>
           <w:p>
             <w:pPr>
               <w:pStyle w:val="Compact"/>
@@ -2667,9 +3900,29 @@
     <w:bookmarkStart w:id="30" w:name="warranty-information"/>
     <w:p>
       <w:pPr>
+        <w:pBdr>
+          <w:top w:val="single" w:sz="18" w:space="1" w:color="F5A623"/>
+          <w:bottom w:val="single" w:sz="6" w:space="1" w:color="0099CC"/>
+        </w:pBdr>
+        <w:spacing w:before="200" w:after="200"/>
+      </w:pPr>
+    </w:p>
+    <w:p>
+      <w:pPr>
         <w:pStyle w:val="Heading2"/>
+        <w:rPr>
+          <w:color w:val="0099CC"/>
+        </w:rPr>
+        <w:pBdr>
+          <w:bottom w:val="single" w:sz="6" w:space="2" w:color="00BFFF"/>
+        </w:pBdr>
       </w:pPr>
       <w:r>
+        <w:rPr>
+          <w:b/>
+          <w:color w:val="0099CC"/>
+          <w:sz w:val="32"/>
+        </w:rPr>
         <w:t xml:space="preserve">WARRANTY INFORMATION</w:t>
       </w:r>
     </w:p>
@@ -2679,6 +3932,14 @@
         <w:tblW w:type="pct" w:w="5000"/>
         <w:tblLook w:firstRow="1" w:lastRow="0" w:firstColumn="0" w:lastColumn="0" w:noHBand="0" w:noVBand="0" w:val="0020"/>
         <w:jc w:val="start"/>
+        <w:tblBorders>
+          <w:top w:val="single" w:sz="4" w:space="0" w:color="B0D4E8"/>
+          <w:left w:val="single" w:sz="4" w:space="0" w:color="B0D4E8"/>
+          <w:bottom w:val="single" w:sz="4" w:space="0" w:color="B0D4E8"/>
+          <w:right w:val="single" w:sz="4" w:space="0" w:color="B0D4E8"/>
+          <w:insideH w:val="single" w:sz="4" w:space="0" w:color="B0D4E8"/>
+          <w:insideV w:val="single" w:sz="4" w:space="0" w:color="B0D4E8"/>
+        </w:tblBorders>
       </w:tblPr>
       <w:tblGrid>
         <w:gridCol w:w="3960"/>
@@ -2689,25 +3950,39 @@
           <w:tblHeader w:val="true"/>
         </w:trPr>
         <w:tc>
-          <w:tcPr/>
-          <w:p>
-            <w:pPr>
-              <w:pStyle w:val="Compact"/>
-              <w:jc w:val="left"/>
-            </w:pPr>
-            <w:r>
+          <w:tcPr>
+            <w:shd w:fill="0099CC" w:val="clear"/>
+          </w:tcPr>
+          <w:p>
+            <w:pPr>
+              <w:pStyle w:val="Compact"/>
+              <w:jc w:val="left"/>
+            </w:pPr>
+            <w:r>
+              <w:rPr>
+                <w:b/>
+                <w:color w:val="FFFFFF"/>
+                <w:sz w:val="20"/>
+              </w:rPr>
               <w:t xml:space="preserve">Field</w:t>
             </w:r>
           </w:p>
         </w:tc>
         <w:tc>
-          <w:tcPr/>
-          <w:p>
-            <w:pPr>
-              <w:pStyle w:val="Compact"/>
-              <w:jc w:val="left"/>
-            </w:pPr>
-            <w:r>
+          <w:tcPr>
+            <w:shd w:fill="0099CC" w:val="clear"/>
+          </w:tcPr>
+          <w:p>
+            <w:pPr>
+              <w:pStyle w:val="Compact"/>
+              <w:jc w:val="left"/>
+            </w:pPr>
+            <w:r>
+              <w:rPr>
+                <w:b/>
+                <w:color w:val="FFFFFF"/>
+                <w:sz w:val="20"/>
+              </w:rPr>
               <w:t xml:space="preserve">Details</w:t>
             </w:r>
           </w:p>
@@ -2715,7 +3990,9 @@
       </w:tr>
       <w:tr>
         <w:tc>
-          <w:tcPr/>
+          <w:tcPr>
+            <w:shd w:fill="FFFFFF" w:val="clear"/>
+          </w:tcPr>
           <w:p>
             <w:pPr>
               <w:pStyle w:val="Compact"/>
@@ -2725,19 +4002,27 @@
               <w:rPr>
                 <w:bCs/>
                 <w:b/>
+                <w:color w:val="1A1A1A"/>
+                <w:sz w:val="19"/>
               </w:rPr>
               <w:t xml:space="preserve">Warranty Start Date:</w:t>
             </w:r>
           </w:p>
         </w:tc>
         <w:tc>
-          <w:tcPr/>
-          <w:p>
-            <w:pPr>
-              <w:pStyle w:val="Compact"/>
-              <w:jc w:val="left"/>
-            </w:pPr>
-            <w:r>
+          <w:tcPr>
+            <w:shd w:fill="FFFFFF" w:val="clear"/>
+          </w:tcPr>
+          <w:p>
+            <w:pPr>
+              <w:pStyle w:val="Compact"/>
+              <w:jc w:val="left"/>
+            </w:pPr>
+            <w:r>
+              <w:rPr>
+                <w:color w:val="1A1A1A"/>
+                <w:sz w:val="19"/>
+              </w:rPr>
               <w:t xml:space="preserve">______ / ______ / __________ (DD/MM/YYYY)</w:t>
             </w:r>
           </w:p>
@@ -2745,7 +4030,9 @@
       </w:tr>
       <w:tr>
         <w:tc>
-          <w:tcPr/>
+          <w:tcPr>
+            <w:shd w:fill="E8F8FF" w:val="clear"/>
+          </w:tcPr>
           <w:p>
             <w:pPr>
               <w:pStyle w:val="Compact"/>
@@ -2755,19 +4042,27 @@
               <w:rPr>
                 <w:bCs/>
                 <w:b/>
+                <w:color w:val="1A1A1A"/>
+                <w:sz w:val="19"/>
               </w:rPr>
               <w:t xml:space="preserve">Warranty Period:</w:t>
             </w:r>
           </w:p>
         </w:tc>
         <w:tc>
-          <w:tcPr/>
-          <w:p>
-            <w:pPr>
-              <w:pStyle w:val="Compact"/>
-              <w:jc w:val="left"/>
-            </w:pPr>
-            <w:r>
+          <w:tcPr>
+            <w:shd w:fill="E8F8FF" w:val="clear"/>
+          </w:tcPr>
+          <w:p>
+            <w:pPr>
+              <w:pStyle w:val="Compact"/>
+              <w:jc w:val="left"/>
+            </w:pPr>
+            <w:r>
+              <w:rPr>
+                <w:color w:val="1A1A1A"/>
+                <w:sz w:val="19"/>
+              </w:rPr>
               <w:t xml:space="preserve">__________ months</w:t>
             </w:r>
           </w:p>
@@ -2775,7 +4070,9 @@
       </w:tr>
       <w:tr>
         <w:tc>
-          <w:tcPr/>
+          <w:tcPr>
+            <w:shd w:fill="FFFFFF" w:val="clear"/>
+          </w:tcPr>
           <w:p>
             <w:pPr>
               <w:pStyle w:val="Compact"/>
@@ -2785,19 +4082,27 @@
               <w:rPr>
                 <w:bCs/>
                 <w:b/>
+                <w:color w:val="1A1A1A"/>
+                <w:sz w:val="19"/>
               </w:rPr>
               <w:t xml:space="preserve">Warranty Expiry Date:</w:t>
             </w:r>
           </w:p>
         </w:tc>
         <w:tc>
-          <w:tcPr/>
-          <w:p>
-            <w:pPr>
-              <w:pStyle w:val="Compact"/>
-              <w:jc w:val="left"/>
-            </w:pPr>
-            <w:r>
+          <w:tcPr>
+            <w:shd w:fill="FFFFFF" w:val="clear"/>
+          </w:tcPr>
+          <w:p>
+            <w:pPr>
+              <w:pStyle w:val="Compact"/>
+              <w:jc w:val="left"/>
+            </w:pPr>
+            <w:r>
+              <w:rPr>
+                <w:color w:val="1A1A1A"/>
+                <w:sz w:val="19"/>
+              </w:rPr>
               <w:t xml:space="preserve">______ / ______ / __________ (DD/MM/YYYY)</w:t>
             </w:r>
           </w:p>
@@ -2805,7 +4110,9 @@
       </w:tr>
       <w:tr>
         <w:tc>
-          <w:tcPr/>
+          <w:tcPr>
+            <w:shd w:fill="E8F8FF" w:val="clear"/>
+          </w:tcPr>
           <w:p>
             <w:pPr>
               <w:pStyle w:val="Compact"/>
@@ -2815,19 +4122,27 @@
               <w:rPr>
                 <w:bCs/>
                 <w:b/>
+                <w:color w:val="1A1A1A"/>
+                <w:sz w:val="19"/>
               </w:rPr>
               <w:t xml:space="preserve">Warranty Terms:</w:t>
             </w:r>
           </w:p>
         </w:tc>
         <w:tc>
-          <w:tcPr/>
-          <w:p>
-            <w:pPr>
-              <w:pStyle w:val="Compact"/>
-              <w:jc w:val="left"/>
-            </w:pPr>
-            <w:r>
+          <w:tcPr>
+            <w:shd w:fill="E8F8FF" w:val="clear"/>
+          </w:tcPr>
+          <w:p>
+            <w:pPr>
+              <w:pStyle w:val="Compact"/>
+              <w:jc w:val="left"/>
+            </w:pPr>
+            <w:r>
+              <w:rPr>
+                <w:color w:val="1A1A1A"/>
+                <w:sz w:val="19"/>
+              </w:rPr>
               <w:t xml:space="preserve">__________________________________________</w:t>
             </w:r>
           </w:p>
@@ -2835,7 +4150,9 @@
       </w:tr>
       <w:tr>
         <w:tc>
-          <w:tcPr/>
+          <w:tcPr>
+            <w:shd w:fill="FFFFFF" w:val="clear"/>
+          </w:tcPr>
           <w:p>
             <w:pPr>
               <w:pStyle w:val="Compact"/>
@@ -2845,19 +4162,27 @@
               <w:rPr>
                 <w:bCs/>
                 <w:b/>
+                <w:color w:val="1A1A1A"/>
+                <w:sz w:val="19"/>
               </w:rPr>
               <w:t xml:space="preserve">Support Contact (During Warranty):</w:t>
             </w:r>
           </w:p>
         </w:tc>
         <w:tc>
-          <w:tcPr/>
-          <w:p>
-            <w:pPr>
-              <w:pStyle w:val="Compact"/>
-              <w:jc w:val="left"/>
-            </w:pPr>
-            <w:r>
+          <w:tcPr>
+            <w:shd w:fill="FFFFFF" w:val="clear"/>
+          </w:tcPr>
+          <w:p>
+            <w:pPr>
+              <w:pStyle w:val="Compact"/>
+              <w:jc w:val="left"/>
+            </w:pPr>
+            <w:r>
+              <w:rPr>
+                <w:color w:val="1A1A1A"/>
+                <w:sz w:val="19"/>
+              </w:rPr>
               <w:t xml:space="preserve">__________________________________________</w:t>
             </w:r>
           </w:p>
@@ -2865,7 +4190,9 @@
       </w:tr>
       <w:tr>
         <w:tc>
-          <w:tcPr/>
+          <w:tcPr>
+            <w:shd w:fill="E8F8FF" w:val="clear"/>
+          </w:tcPr>
           <w:p>
             <w:pPr>
               <w:pStyle w:val="Compact"/>
@@ -2875,19 +4202,27 @@
               <w:rPr>
                 <w:bCs/>
                 <w:b/>
+                <w:color w:val="1A1A1A"/>
+                <w:sz w:val="19"/>
               </w:rPr>
               <w:t xml:space="preserve">Support Phone:</w:t>
             </w:r>
           </w:p>
         </w:tc>
         <w:tc>
-          <w:tcPr/>
-          <w:p>
-            <w:pPr>
-              <w:pStyle w:val="Compact"/>
-              <w:jc w:val="left"/>
-            </w:pPr>
-            <w:r>
+          <w:tcPr>
+            <w:shd w:fill="E8F8FF" w:val="clear"/>
+          </w:tcPr>
+          <w:p>
+            <w:pPr>
+              <w:pStyle w:val="Compact"/>
+              <w:jc w:val="left"/>
+            </w:pPr>
+            <w:r>
+              <w:rPr>
+                <w:color w:val="1A1A1A"/>
+                <w:sz w:val="19"/>
+              </w:rPr>
               <w:t xml:space="preserve">__________________________________________</w:t>
             </w:r>
           </w:p>
@@ -2895,7 +4230,9 @@
       </w:tr>
       <w:tr>
         <w:tc>
-          <w:tcPr/>
+          <w:tcPr>
+            <w:shd w:fill="FFFFFF" w:val="clear"/>
+          </w:tcPr>
           <w:p>
             <w:pPr>
               <w:pStyle w:val="Compact"/>
@@ -2905,19 +4242,27 @@
               <w:rPr>
                 <w:bCs/>
                 <w:b/>
+                <w:color w:val="1A1A1A"/>
+                <w:sz w:val="19"/>
               </w:rPr>
               <w:t xml:space="preserve">Support Email:</w:t>
             </w:r>
           </w:p>
         </w:tc>
         <w:tc>
-          <w:tcPr/>
-          <w:p>
-            <w:pPr>
-              <w:pStyle w:val="Compact"/>
-              <w:jc w:val="left"/>
-            </w:pPr>
-            <w:r>
+          <w:tcPr>
+            <w:shd w:fill="FFFFFF" w:val="clear"/>
+          </w:tcPr>
+          <w:p>
+            <w:pPr>
+              <w:pStyle w:val="Compact"/>
+              <w:jc w:val="left"/>
+            </w:pPr>
+            <w:r>
+              <w:rPr>
+                <w:color w:val="1A1A1A"/>
+                <w:sz w:val="19"/>
+              </w:rPr>
               <w:t xml:space="preserve">__________________________________________</w:t>
             </w:r>
           </w:p>
@@ -2935,9 +4280,29 @@
     <w:bookmarkStart w:id="31" w:name="defects-punch-list-items"/>
     <w:p>
       <w:pPr>
+        <w:pBdr>
+          <w:top w:val="single" w:sz="18" w:space="1" w:color="F5A623"/>
+          <w:bottom w:val="single" w:sz="6" w:space="1" w:color="0099CC"/>
+        </w:pBdr>
+        <w:spacing w:before="200" w:after="200"/>
+      </w:pPr>
+    </w:p>
+    <w:p>
+      <w:pPr>
         <w:pStyle w:val="Heading2"/>
+        <w:rPr>
+          <w:color w:val="0099CC"/>
+        </w:rPr>
+        <w:pBdr>
+          <w:bottom w:val="single" w:sz="6" w:space="2" w:color="00BFFF"/>
+        </w:pBdr>
       </w:pPr>
       <w:r>
+        <w:rPr>
+          <w:b/>
+          <w:color w:val="0099CC"/>
+          <w:sz w:val="32"/>
+        </w:rPr>
         <w:t xml:space="preserve">DEFECTS / PUNCH LIST ITEMS</w:t>
       </w:r>
     </w:p>
@@ -2959,6 +4324,14 @@
         <w:tblW w:type="pct" w:w="5000"/>
         <w:tblLook w:firstRow="1" w:lastRow="0" w:firstColumn="0" w:lastColumn="0" w:noHBand="0" w:noVBand="0" w:val="0020"/>
         <w:jc w:val="start"/>
+        <w:tblBorders>
+          <w:top w:val="single" w:sz="4" w:space="0" w:color="B0D4E8"/>
+          <w:left w:val="single" w:sz="4" w:space="0" w:color="B0D4E8"/>
+          <w:bottom w:val="single" w:sz="4" w:space="0" w:color="B0D4E8"/>
+          <w:right w:val="single" w:sz="4" w:space="0" w:color="B0D4E8"/>
+          <w:insideH w:val="single" w:sz="4" w:space="0" w:color="B0D4E8"/>
+          <w:insideV w:val="single" w:sz="4" w:space="0" w:color="B0D4E8"/>
+        </w:tblBorders>
       </w:tblPr>
       <w:tblGrid>
         <w:gridCol w:w="1320"/>
@@ -2973,73 +4346,115 @@
           <w:tblHeader w:val="true"/>
         </w:trPr>
         <w:tc>
-          <w:tcPr/>
-          <w:p>
-            <w:pPr>
-              <w:pStyle w:val="Compact"/>
-              <w:jc w:val="left"/>
-            </w:pPr>
-            <w:r>
+          <w:tcPr>
+            <w:shd w:fill="0099CC" w:val="clear"/>
+          </w:tcPr>
+          <w:p>
+            <w:pPr>
+              <w:pStyle w:val="Compact"/>
+              <w:jc w:val="left"/>
+            </w:pPr>
+            <w:r>
+              <w:rPr>
+                <w:b/>
+                <w:color w:val="FFFFFF"/>
+                <w:sz w:val="20"/>
+              </w:rPr>
               <w:t xml:space="preserve">S/N</w:t>
             </w:r>
           </w:p>
         </w:tc>
         <w:tc>
-          <w:tcPr/>
-          <w:p>
-            <w:pPr>
-              <w:pStyle w:val="Compact"/>
-              <w:jc w:val="left"/>
-            </w:pPr>
-            <w:r>
+          <w:tcPr>
+            <w:shd w:fill="0099CC" w:val="clear"/>
+          </w:tcPr>
+          <w:p>
+            <w:pPr>
+              <w:pStyle w:val="Compact"/>
+              <w:jc w:val="left"/>
+            </w:pPr>
+            <w:r>
+              <w:rPr>
+                <w:b/>
+                <w:color w:val="FFFFFF"/>
+                <w:sz w:val="20"/>
+              </w:rPr>
               <w:t xml:space="preserve">Description</w:t>
             </w:r>
           </w:p>
         </w:tc>
         <w:tc>
-          <w:tcPr/>
-          <w:p>
-            <w:pPr>
-              <w:pStyle w:val="Compact"/>
-              <w:jc w:val="left"/>
-            </w:pPr>
-            <w:r>
+          <w:tcPr>
+            <w:shd w:fill="0099CC" w:val="clear"/>
+          </w:tcPr>
+          <w:p>
+            <w:pPr>
+              <w:pStyle w:val="Compact"/>
+              <w:jc w:val="left"/>
+            </w:pPr>
+            <w:r>
+              <w:rPr>
+                <w:b/>
+                <w:color w:val="FFFFFF"/>
+                <w:sz w:val="20"/>
+              </w:rPr>
               <w:t xml:space="preserve">Severity</w:t>
             </w:r>
           </w:p>
         </w:tc>
         <w:tc>
-          <w:tcPr/>
-          <w:p>
-            <w:pPr>
-              <w:pStyle w:val="Compact"/>
-              <w:jc w:val="left"/>
-            </w:pPr>
-            <w:r>
+          <w:tcPr>
+            <w:shd w:fill="0099CC" w:val="clear"/>
+          </w:tcPr>
+          <w:p>
+            <w:pPr>
+              <w:pStyle w:val="Compact"/>
+              <w:jc w:val="left"/>
+            </w:pPr>
+            <w:r>
+              <w:rPr>
+                <w:b/>
+                <w:color w:val="FFFFFF"/>
+                <w:sz w:val="20"/>
+              </w:rPr>
               <w:t xml:space="preserve">Responsible Party</w:t>
             </w:r>
           </w:p>
         </w:tc>
         <w:tc>
-          <w:tcPr/>
-          <w:p>
-            <w:pPr>
-              <w:pStyle w:val="Compact"/>
-              <w:jc w:val="left"/>
-            </w:pPr>
-            <w:r>
+          <w:tcPr>
+            <w:shd w:fill="0099CC" w:val="clear"/>
+          </w:tcPr>
+          <w:p>
+            <w:pPr>
+              <w:pStyle w:val="Compact"/>
+              <w:jc w:val="left"/>
+            </w:pPr>
+            <w:r>
+              <w:rPr>
+                <w:b/>
+                <w:color w:val="FFFFFF"/>
+                <w:sz w:val="20"/>
+              </w:rPr>
               <w:t xml:space="preserve">Target Resolution Date</w:t>
             </w:r>
           </w:p>
         </w:tc>
         <w:tc>
-          <w:tcPr/>
-          <w:p>
-            <w:pPr>
-              <w:pStyle w:val="Compact"/>
-              <w:jc w:val="left"/>
-            </w:pPr>
-            <w:r>
+          <w:tcPr>
+            <w:shd w:fill="0099CC" w:val="clear"/>
+          </w:tcPr>
+          <w:p>
+            <w:pPr>
+              <w:pStyle w:val="Compact"/>
+              <w:jc w:val="left"/>
+            </w:pPr>
+            <w:r>
+              <w:rPr>
+                <w:b/>
+                <w:color w:val="FFFFFF"/>
+                <w:sz w:val="20"/>
+              </w:rPr>
               <w:t xml:space="preserve">Status</w:t>
             </w:r>
           </w:p>
@@ -3047,61 +4462,85 @@
       </w:tr>
       <w:tr>
         <w:tc>
-          <w:tcPr/>
-          <w:p>
-            <w:pPr>
-              <w:pStyle w:val="Compact"/>
-              <w:jc w:val="left"/>
-            </w:pPr>
-            <w:r>
+          <w:tcPr>
+            <w:shd w:fill="FFFFFF" w:val="clear"/>
+          </w:tcPr>
+          <w:p>
+            <w:pPr>
+              <w:pStyle w:val="Compact"/>
+              <w:jc w:val="left"/>
+            </w:pPr>
+            <w:r>
+              <w:rPr>
+                <w:color w:val="1A1A1A"/>
+                <w:sz w:val="19"/>
+              </w:rPr>
               <w:t xml:space="preserve">1</w:t>
             </w:r>
           </w:p>
         </w:tc>
         <w:tc>
-          <w:tcPr/>
-          <w:p>
-            <w:pPr>
-              <w:pStyle w:val="Compact"/>
-            </w:pPr>
-          </w:p>
-        </w:tc>
-        <w:tc>
-          <w:tcPr/>
-          <w:p>
-            <w:pPr>
-              <w:pStyle w:val="Compact"/>
-              <w:jc w:val="left"/>
-            </w:pPr>
-            <w:r>
+          <w:tcPr>
+            <w:shd w:fill="FFFFFF" w:val="clear"/>
+          </w:tcPr>
+          <w:p>
+            <w:pPr>
+              <w:pStyle w:val="Compact"/>
+            </w:pPr>
+          </w:p>
+        </w:tc>
+        <w:tc>
+          <w:tcPr>
+            <w:shd w:fill="FFFFFF" w:val="clear"/>
+          </w:tcPr>
+          <w:p>
+            <w:pPr>
+              <w:pStyle w:val="Compact"/>
+              <w:jc w:val="left"/>
+            </w:pPr>
+            <w:r>
+              <w:rPr>
+                <w:color w:val="1A1A1A"/>
+                <w:sz w:val="19"/>
+              </w:rPr>
               <w:t xml:space="preserve">High / Medium / Low</w:t>
             </w:r>
           </w:p>
         </w:tc>
         <w:tc>
-          <w:tcPr/>
-          <w:p>
-            <w:pPr>
-              <w:pStyle w:val="Compact"/>
-            </w:pPr>
-          </w:p>
-        </w:tc>
-        <w:tc>
-          <w:tcPr/>
-          <w:p>
-            <w:pPr>
-              <w:pStyle w:val="Compact"/>
-            </w:pPr>
-          </w:p>
-        </w:tc>
-        <w:tc>
-          <w:tcPr/>
-          <w:p>
-            <w:pPr>
-              <w:pStyle w:val="Compact"/>
-              <w:jc w:val="left"/>
-            </w:pPr>
-            <w:r>
+          <w:tcPr>
+            <w:shd w:fill="FFFFFF" w:val="clear"/>
+          </w:tcPr>
+          <w:p>
+            <w:pPr>
+              <w:pStyle w:val="Compact"/>
+            </w:pPr>
+          </w:p>
+        </w:tc>
+        <w:tc>
+          <w:tcPr>
+            <w:shd w:fill="FFFFFF" w:val="clear"/>
+          </w:tcPr>
+          <w:p>
+            <w:pPr>
+              <w:pStyle w:val="Compact"/>
+            </w:pPr>
+          </w:p>
+        </w:tc>
+        <w:tc>
+          <w:tcPr>
+            <w:shd w:fill="FFFFFF" w:val="clear"/>
+          </w:tcPr>
+          <w:p>
+            <w:pPr>
+              <w:pStyle w:val="Compact"/>
+              <w:jc w:val="left"/>
+            </w:pPr>
+            <w:r>
+              <w:rPr>
+                <w:color w:val="1A1A1A"/>
+                <w:sz w:val="19"/>
+              </w:rPr>
               <w:t xml:space="preserve">Open / Closed</w:t>
             </w:r>
           </w:p>
@@ -3109,61 +4548,85 @@
       </w:tr>
       <w:tr>
         <w:tc>
-          <w:tcPr/>
-          <w:p>
-            <w:pPr>
-              <w:pStyle w:val="Compact"/>
-              <w:jc w:val="left"/>
-            </w:pPr>
-            <w:r>
+          <w:tcPr>
+            <w:shd w:fill="E8F8FF" w:val="clear"/>
+          </w:tcPr>
+          <w:p>
+            <w:pPr>
+              <w:pStyle w:val="Compact"/>
+              <w:jc w:val="left"/>
+            </w:pPr>
+            <w:r>
+              <w:rPr>
+                <w:color w:val="1A1A1A"/>
+                <w:sz w:val="19"/>
+              </w:rPr>
               <w:t xml:space="preserve">2</w:t>
             </w:r>
           </w:p>
         </w:tc>
         <w:tc>
-          <w:tcPr/>
-          <w:p>
-            <w:pPr>
-              <w:pStyle w:val="Compact"/>
-            </w:pPr>
-          </w:p>
-        </w:tc>
-        <w:tc>
-          <w:tcPr/>
-          <w:p>
-            <w:pPr>
-              <w:pStyle w:val="Compact"/>
-              <w:jc w:val="left"/>
-            </w:pPr>
-            <w:r>
+          <w:tcPr>
+            <w:shd w:fill="E8F8FF" w:val="clear"/>
+          </w:tcPr>
+          <w:p>
+            <w:pPr>
+              <w:pStyle w:val="Compact"/>
+            </w:pPr>
+          </w:p>
+        </w:tc>
+        <w:tc>
+          <w:tcPr>
+            <w:shd w:fill="E8F8FF" w:val="clear"/>
+          </w:tcPr>
+          <w:p>
+            <w:pPr>
+              <w:pStyle w:val="Compact"/>
+              <w:jc w:val="left"/>
+            </w:pPr>
+            <w:r>
+              <w:rPr>
+                <w:color w:val="1A1A1A"/>
+                <w:sz w:val="19"/>
+              </w:rPr>
               <w:t xml:space="preserve">High / Medium / Low</w:t>
             </w:r>
           </w:p>
         </w:tc>
         <w:tc>
-          <w:tcPr/>
-          <w:p>
-            <w:pPr>
-              <w:pStyle w:val="Compact"/>
-            </w:pPr>
-          </w:p>
-        </w:tc>
-        <w:tc>
-          <w:tcPr/>
-          <w:p>
-            <w:pPr>
-              <w:pStyle w:val="Compact"/>
-            </w:pPr>
-          </w:p>
-        </w:tc>
-        <w:tc>
-          <w:tcPr/>
-          <w:p>
-            <w:pPr>
-              <w:pStyle w:val="Compact"/>
-              <w:jc w:val="left"/>
-            </w:pPr>
-            <w:r>
+          <w:tcPr>
+            <w:shd w:fill="E8F8FF" w:val="clear"/>
+          </w:tcPr>
+          <w:p>
+            <w:pPr>
+              <w:pStyle w:val="Compact"/>
+            </w:pPr>
+          </w:p>
+        </w:tc>
+        <w:tc>
+          <w:tcPr>
+            <w:shd w:fill="E8F8FF" w:val="clear"/>
+          </w:tcPr>
+          <w:p>
+            <w:pPr>
+              <w:pStyle w:val="Compact"/>
+            </w:pPr>
+          </w:p>
+        </w:tc>
+        <w:tc>
+          <w:tcPr>
+            <w:shd w:fill="E8F8FF" w:val="clear"/>
+          </w:tcPr>
+          <w:p>
+            <w:pPr>
+              <w:pStyle w:val="Compact"/>
+              <w:jc w:val="left"/>
+            </w:pPr>
+            <w:r>
+              <w:rPr>
+                <w:color w:val="1A1A1A"/>
+                <w:sz w:val="19"/>
+              </w:rPr>
               <w:t xml:space="preserve">Open / Closed</w:t>
             </w:r>
           </w:p>
@@ -3171,61 +4634,85 @@
       </w:tr>
       <w:tr>
         <w:tc>
-          <w:tcPr/>
-          <w:p>
-            <w:pPr>
-              <w:pStyle w:val="Compact"/>
-              <w:jc w:val="left"/>
-            </w:pPr>
-            <w:r>
+          <w:tcPr>
+            <w:shd w:fill="FFFFFF" w:val="clear"/>
+          </w:tcPr>
+          <w:p>
+            <w:pPr>
+              <w:pStyle w:val="Compact"/>
+              <w:jc w:val="left"/>
+            </w:pPr>
+            <w:r>
+              <w:rPr>
+                <w:color w:val="1A1A1A"/>
+                <w:sz w:val="19"/>
+              </w:rPr>
               <w:t xml:space="preserve">3</w:t>
             </w:r>
           </w:p>
         </w:tc>
         <w:tc>
-          <w:tcPr/>
-          <w:p>
-            <w:pPr>
-              <w:pStyle w:val="Compact"/>
-            </w:pPr>
-          </w:p>
-        </w:tc>
-        <w:tc>
-          <w:tcPr/>
-          <w:p>
-            <w:pPr>
-              <w:pStyle w:val="Compact"/>
-              <w:jc w:val="left"/>
-            </w:pPr>
-            <w:r>
+          <w:tcPr>
+            <w:shd w:fill="FFFFFF" w:val="clear"/>
+          </w:tcPr>
+          <w:p>
+            <w:pPr>
+              <w:pStyle w:val="Compact"/>
+            </w:pPr>
+          </w:p>
+        </w:tc>
+        <w:tc>
+          <w:tcPr>
+            <w:shd w:fill="FFFFFF" w:val="clear"/>
+          </w:tcPr>
+          <w:p>
+            <w:pPr>
+              <w:pStyle w:val="Compact"/>
+              <w:jc w:val="left"/>
+            </w:pPr>
+            <w:r>
+              <w:rPr>
+                <w:color w:val="1A1A1A"/>
+                <w:sz w:val="19"/>
+              </w:rPr>
               <w:t xml:space="preserve">High / Medium / Low</w:t>
             </w:r>
           </w:p>
         </w:tc>
         <w:tc>
-          <w:tcPr/>
-          <w:p>
-            <w:pPr>
-              <w:pStyle w:val="Compact"/>
-            </w:pPr>
-          </w:p>
-        </w:tc>
-        <w:tc>
-          <w:tcPr/>
-          <w:p>
-            <w:pPr>
-              <w:pStyle w:val="Compact"/>
-            </w:pPr>
-          </w:p>
-        </w:tc>
-        <w:tc>
-          <w:tcPr/>
-          <w:p>
-            <w:pPr>
-              <w:pStyle w:val="Compact"/>
-              <w:jc w:val="left"/>
-            </w:pPr>
-            <w:r>
+          <w:tcPr>
+            <w:shd w:fill="FFFFFF" w:val="clear"/>
+          </w:tcPr>
+          <w:p>
+            <w:pPr>
+              <w:pStyle w:val="Compact"/>
+            </w:pPr>
+          </w:p>
+        </w:tc>
+        <w:tc>
+          <w:tcPr>
+            <w:shd w:fill="FFFFFF" w:val="clear"/>
+          </w:tcPr>
+          <w:p>
+            <w:pPr>
+              <w:pStyle w:val="Compact"/>
+            </w:pPr>
+          </w:p>
+        </w:tc>
+        <w:tc>
+          <w:tcPr>
+            <w:shd w:fill="FFFFFF" w:val="clear"/>
+          </w:tcPr>
+          <w:p>
+            <w:pPr>
+              <w:pStyle w:val="Compact"/>
+              <w:jc w:val="left"/>
+            </w:pPr>
+            <w:r>
+              <w:rPr>
+                <w:color w:val="1A1A1A"/>
+                <w:sz w:val="19"/>
+              </w:rPr>
               <w:t xml:space="preserve">Open / Closed</w:t>
             </w:r>
           </w:p>
@@ -3255,9 +4742,29 @@
     <w:bookmarkStart w:id="32" w:name="client-acceptance-declaration"/>
     <w:p>
       <w:pPr>
+        <w:pBdr>
+          <w:top w:val="single" w:sz="18" w:space="1" w:color="F5A623"/>
+          <w:bottom w:val="single" w:sz="6" w:space="1" w:color="0099CC"/>
+        </w:pBdr>
+        <w:spacing w:before="200" w:after="200"/>
+      </w:pPr>
+    </w:p>
+    <w:p>
+      <w:pPr>
         <w:pStyle w:val="Heading2"/>
+        <w:rPr>
+          <w:color w:val="0099CC"/>
+        </w:rPr>
+        <w:pBdr>
+          <w:bottom w:val="single" w:sz="6" w:space="2" w:color="00BFFF"/>
+        </w:pBdr>
       </w:pPr>
       <w:r>
+        <w:rPr>
+          <w:b/>
+          <w:color w:val="0099CC"/>
+          <w:sz w:val="32"/>
+        </w:rPr>
         <w:t xml:space="preserve">CLIENT ACCEPTANCE DECLARATION</w:t>
       </w:r>
     </w:p>
@@ -3378,9 +4885,29 @@
     <w:bookmarkStart w:id="33" w:name="signatures"/>
     <w:p>
       <w:pPr>
+        <w:pBdr>
+          <w:top w:val="single" w:sz="18" w:space="1" w:color="F5A623"/>
+          <w:bottom w:val="single" w:sz="6" w:space="1" w:color="0099CC"/>
+        </w:pBdr>
+        <w:spacing w:before="200" w:after="200"/>
+      </w:pPr>
+    </w:p>
+    <w:p>
+      <w:pPr>
         <w:pStyle w:val="Heading2"/>
+        <w:rPr>
+          <w:color w:val="0099CC"/>
+        </w:rPr>
+        <w:pBdr>
+          <w:bottom w:val="single" w:sz="6" w:space="2" w:color="00BFFF"/>
+        </w:pBdr>
       </w:pPr>
       <w:r>
+        <w:rPr>
+          <w:b/>
+          <w:color w:val="0099CC"/>
+          <w:sz w:val="32"/>
+        </w:rPr>
         <w:t xml:space="preserve">SIGNATURES</w:t>
       </w:r>
     </w:p>
@@ -3390,6 +4917,14 @@
         <w:tblW w:type="pct" w:w="5000"/>
         <w:tblLook w:firstRow="1" w:lastRow="0" w:firstColumn="0" w:lastColumn="0" w:noHBand="0" w:noVBand="0" w:val="0020"/>
         <w:jc w:val="start"/>
+        <w:tblBorders>
+          <w:top w:val="single" w:sz="4" w:space="0" w:color="B0D4E8"/>
+          <w:left w:val="single" w:sz="4" w:space="0" w:color="B0D4E8"/>
+          <w:bottom w:val="single" w:sz="4" w:space="0" w:color="B0D4E8"/>
+          <w:right w:val="single" w:sz="4" w:space="0" w:color="B0D4E8"/>
+          <w:insideH w:val="single" w:sz="4" w:space="0" w:color="B0D4E8"/>
+          <w:insideV w:val="single" w:sz="4" w:space="0" w:color="B0D4E8"/>
+        </w:tblBorders>
       </w:tblPr>
       <w:tblGrid>
         <w:gridCol w:w="1980"/>
@@ -3402,49 +4937,77 @@
           <w:tblHeader w:val="true"/>
         </w:trPr>
         <w:tc>
-          <w:tcPr/>
-          <w:p>
-            <w:pPr>
-              <w:pStyle w:val="Compact"/>
-              <w:jc w:val="left"/>
-            </w:pPr>
-            <w:r>
+          <w:tcPr>
+            <w:shd w:fill="0099CC" w:val="clear"/>
+          </w:tcPr>
+          <w:p>
+            <w:pPr>
+              <w:pStyle w:val="Compact"/>
+              <w:jc w:val="left"/>
+            </w:pPr>
+            <w:r>
+              <w:rPr>
+                <w:b/>
+                <w:color w:val="FFFFFF"/>
+                <w:sz w:val="20"/>
+              </w:rPr>
               <w:t xml:space="preserve">Role</w:t>
             </w:r>
           </w:p>
         </w:tc>
         <w:tc>
-          <w:tcPr/>
-          <w:p>
-            <w:pPr>
-              <w:pStyle w:val="Compact"/>
-              <w:jc w:val="left"/>
-            </w:pPr>
-            <w:r>
+          <w:tcPr>
+            <w:shd w:fill="0099CC" w:val="clear"/>
+          </w:tcPr>
+          <w:p>
+            <w:pPr>
+              <w:pStyle w:val="Compact"/>
+              <w:jc w:val="left"/>
+            </w:pPr>
+            <w:r>
+              <w:rPr>
+                <w:b/>
+                <w:color w:val="FFFFFF"/>
+                <w:sz w:val="20"/>
+              </w:rPr>
               <w:t xml:space="preserve">Name</w:t>
             </w:r>
           </w:p>
         </w:tc>
         <w:tc>
-          <w:tcPr/>
-          <w:p>
-            <w:pPr>
-              <w:pStyle w:val="Compact"/>
-              <w:jc w:val="left"/>
-            </w:pPr>
-            <w:r>
+          <w:tcPr>
+            <w:shd w:fill="0099CC" w:val="clear"/>
+          </w:tcPr>
+          <w:p>
+            <w:pPr>
+              <w:pStyle w:val="Compact"/>
+              <w:jc w:val="left"/>
+            </w:pPr>
+            <w:r>
+              <w:rPr>
+                <w:b/>
+                <w:color w:val="FFFFFF"/>
+                <w:sz w:val="20"/>
+              </w:rPr>
               <w:t xml:space="preserve">Signature</w:t>
             </w:r>
           </w:p>
         </w:tc>
         <w:tc>
-          <w:tcPr/>
-          <w:p>
-            <w:pPr>
-              <w:pStyle w:val="Compact"/>
-              <w:jc w:val="left"/>
-            </w:pPr>
-            <w:r>
+          <w:tcPr>
+            <w:shd w:fill="0099CC" w:val="clear"/>
+          </w:tcPr>
+          <w:p>
+            <w:pPr>
+              <w:pStyle w:val="Compact"/>
+              <w:jc w:val="left"/>
+            </w:pPr>
+            <w:r>
+              <w:rPr>
+                <w:b/>
+                <w:color w:val="FFFFFF"/>
+                <w:sz w:val="20"/>
+              </w:rPr>
               <w:t xml:space="preserve">Date</w:t>
             </w:r>
           </w:p>
@@ -3452,7 +5015,9 @@
       </w:tr>
       <w:tr>
         <w:tc>
-          <w:tcPr/>
+          <w:tcPr>
+            <w:shd w:fill="FFFFFF" w:val="clear"/>
+          </w:tcPr>
           <w:p>
             <w:pPr>
               <w:pStyle w:val="Compact"/>
@@ -3462,43 +5027,63 @@
               <w:rPr>
                 <w:bCs/>
                 <w:b/>
+                <w:color w:val="1A1A1A"/>
+                <w:sz w:val="19"/>
               </w:rPr>
               <w:t xml:space="preserve">Lead Technician/Engineer:</w:t>
             </w:r>
           </w:p>
         </w:tc>
         <w:tc>
-          <w:tcPr/>
-          <w:p>
-            <w:pPr>
-              <w:pStyle w:val="Compact"/>
-              <w:jc w:val="left"/>
-            </w:pPr>
-            <w:r>
+          <w:tcPr>
+            <w:shd w:fill="FFFFFF" w:val="clear"/>
+          </w:tcPr>
+          <w:p>
+            <w:pPr>
+              <w:pStyle w:val="Compact"/>
+              <w:jc w:val="left"/>
+            </w:pPr>
+            <w:r>
+              <w:rPr>
+                <w:color w:val="1A1A1A"/>
+                <w:sz w:val="19"/>
+              </w:rPr>
               <w:t xml:space="preserve">__________________</w:t>
             </w:r>
           </w:p>
         </w:tc>
         <w:tc>
-          <w:tcPr/>
-          <w:p>
-            <w:pPr>
-              <w:pStyle w:val="Compact"/>
-              <w:jc w:val="left"/>
-            </w:pPr>
-            <w:r>
+          <w:tcPr>
+            <w:shd w:fill="FFFFFF" w:val="clear"/>
+          </w:tcPr>
+          <w:p>
+            <w:pPr>
+              <w:pStyle w:val="Compact"/>
+              <w:jc w:val="left"/>
+            </w:pPr>
+            <w:r>
+              <w:rPr>
+                <w:color w:val="1A1A1A"/>
+                <w:sz w:val="19"/>
+              </w:rPr>
               <w:t xml:space="preserve">__________________</w:t>
             </w:r>
           </w:p>
         </w:tc>
         <w:tc>
-          <w:tcPr/>
-          <w:p>
-            <w:pPr>
-              <w:pStyle w:val="Compact"/>
-              <w:jc w:val="left"/>
-            </w:pPr>
-            <w:r>
+          <w:tcPr>
+            <w:shd w:fill="FFFFFF" w:val="clear"/>
+          </w:tcPr>
+          <w:p>
+            <w:pPr>
+              <w:pStyle w:val="Compact"/>
+              <w:jc w:val="left"/>
+            </w:pPr>
+            <w:r>
+              <w:rPr>
+                <w:color w:val="1A1A1A"/>
+                <w:sz w:val="19"/>
+              </w:rPr>
               <w:t xml:space="preserve">____/____/________</w:t>
             </w:r>
           </w:p>
@@ -3506,7 +5091,9 @@
       </w:tr>
       <w:tr>
         <w:tc>
-          <w:tcPr/>
+          <w:tcPr>
+            <w:shd w:fill="E8F8FF" w:val="clear"/>
+          </w:tcPr>
           <w:p>
             <w:pPr>
               <w:pStyle w:val="Compact"/>
@@ -3516,43 +5103,63 @@
               <w:rPr>
                 <w:bCs/>
                 <w:b/>
+                <w:color w:val="1A1A1A"/>
+                <w:sz w:val="19"/>
               </w:rPr>
               <w:t xml:space="preserve">Project Manager (PECH):</w:t>
             </w:r>
           </w:p>
         </w:tc>
         <w:tc>
-          <w:tcPr/>
-          <w:p>
-            <w:pPr>
-              <w:pStyle w:val="Compact"/>
-              <w:jc w:val="left"/>
-            </w:pPr>
-            <w:r>
+          <w:tcPr>
+            <w:shd w:fill="E8F8FF" w:val="clear"/>
+          </w:tcPr>
+          <w:p>
+            <w:pPr>
+              <w:pStyle w:val="Compact"/>
+              <w:jc w:val="left"/>
+            </w:pPr>
+            <w:r>
+              <w:rPr>
+                <w:color w:val="1A1A1A"/>
+                <w:sz w:val="19"/>
+              </w:rPr>
               <w:t xml:space="preserve">__________________</w:t>
             </w:r>
           </w:p>
         </w:tc>
         <w:tc>
-          <w:tcPr/>
-          <w:p>
-            <w:pPr>
-              <w:pStyle w:val="Compact"/>
-              <w:jc w:val="left"/>
-            </w:pPr>
-            <w:r>
+          <w:tcPr>
+            <w:shd w:fill="E8F8FF" w:val="clear"/>
+          </w:tcPr>
+          <w:p>
+            <w:pPr>
+              <w:pStyle w:val="Compact"/>
+              <w:jc w:val="left"/>
+            </w:pPr>
+            <w:r>
+              <w:rPr>
+                <w:color w:val="1A1A1A"/>
+                <w:sz w:val="19"/>
+              </w:rPr>
               <w:t xml:space="preserve">__________________</w:t>
             </w:r>
           </w:p>
         </w:tc>
         <w:tc>
-          <w:tcPr/>
-          <w:p>
-            <w:pPr>
-              <w:pStyle w:val="Compact"/>
-              <w:jc w:val="left"/>
-            </w:pPr>
-            <w:r>
+          <w:tcPr>
+            <w:shd w:fill="E8F8FF" w:val="clear"/>
+          </w:tcPr>
+          <w:p>
+            <w:pPr>
+              <w:pStyle w:val="Compact"/>
+              <w:jc w:val="left"/>
+            </w:pPr>
+            <w:r>
+              <w:rPr>
+                <w:color w:val="1A1A1A"/>
+                <w:sz w:val="19"/>
+              </w:rPr>
               <w:t xml:space="preserve">____/____/________</w:t>
             </w:r>
           </w:p>
@@ -3560,7 +5167,9 @@
       </w:tr>
       <w:tr>
         <w:tc>
-          <w:tcPr/>
+          <w:tcPr>
+            <w:shd w:fill="FFFFFF" w:val="clear"/>
+          </w:tcPr>
           <w:p>
             <w:pPr>
               <w:pStyle w:val="Compact"/>
@@ -3570,43 +5179,63 @@
               <w:rPr>
                 <w:bCs/>
                 <w:b/>
+                <w:color w:val="1A1A1A"/>
+                <w:sz w:val="19"/>
               </w:rPr>
               <w:t xml:space="preserve">Quality Assurance (PECH):</w:t>
             </w:r>
           </w:p>
         </w:tc>
         <w:tc>
-          <w:tcPr/>
-          <w:p>
-            <w:pPr>
-              <w:pStyle w:val="Compact"/>
-              <w:jc w:val="left"/>
-            </w:pPr>
-            <w:r>
+          <w:tcPr>
+            <w:shd w:fill="FFFFFF" w:val="clear"/>
+          </w:tcPr>
+          <w:p>
+            <w:pPr>
+              <w:pStyle w:val="Compact"/>
+              <w:jc w:val="left"/>
+            </w:pPr>
+            <w:r>
+              <w:rPr>
+                <w:color w:val="1A1A1A"/>
+                <w:sz w:val="19"/>
+              </w:rPr>
               <w:t xml:space="preserve">__________________</w:t>
             </w:r>
           </w:p>
         </w:tc>
         <w:tc>
-          <w:tcPr/>
-          <w:p>
-            <w:pPr>
-              <w:pStyle w:val="Compact"/>
-              <w:jc w:val="left"/>
-            </w:pPr>
-            <w:r>
+          <w:tcPr>
+            <w:shd w:fill="FFFFFF" w:val="clear"/>
+          </w:tcPr>
+          <w:p>
+            <w:pPr>
+              <w:pStyle w:val="Compact"/>
+              <w:jc w:val="left"/>
+            </w:pPr>
+            <w:r>
+              <w:rPr>
+                <w:color w:val="1A1A1A"/>
+                <w:sz w:val="19"/>
+              </w:rPr>
               <w:t xml:space="preserve">__________________</w:t>
             </w:r>
           </w:p>
         </w:tc>
         <w:tc>
-          <w:tcPr/>
-          <w:p>
-            <w:pPr>
-              <w:pStyle w:val="Compact"/>
-              <w:jc w:val="left"/>
-            </w:pPr>
-            <w:r>
+          <w:tcPr>
+            <w:shd w:fill="FFFFFF" w:val="clear"/>
+          </w:tcPr>
+          <w:p>
+            <w:pPr>
+              <w:pStyle w:val="Compact"/>
+              <w:jc w:val="left"/>
+            </w:pPr>
+            <w:r>
+              <w:rPr>
+                <w:color w:val="1A1A1A"/>
+                <w:sz w:val="19"/>
+              </w:rPr>
               <w:t xml:space="preserve">____/____/________</w:t>
             </w:r>
           </w:p>
@@ -3614,7 +5243,9 @@
       </w:tr>
       <w:tr>
         <w:tc>
-          <w:tcPr/>
+          <w:tcPr>
+            <w:shd w:fill="E8F8FF" w:val="clear"/>
+          </w:tcPr>
           <w:p>
             <w:pPr>
               <w:pStyle w:val="Compact"/>
@@ -3624,43 +5255,63 @@
               <w:rPr>
                 <w:bCs/>
                 <w:b/>
+                <w:color w:val="1A1A1A"/>
+                <w:sz w:val="19"/>
               </w:rPr>
               <w:t xml:space="preserve">Client Representative:</w:t>
             </w:r>
           </w:p>
         </w:tc>
         <w:tc>
-          <w:tcPr/>
-          <w:p>
-            <w:pPr>
-              <w:pStyle w:val="Compact"/>
-              <w:jc w:val="left"/>
-            </w:pPr>
-            <w:r>
+          <w:tcPr>
+            <w:shd w:fill="E8F8FF" w:val="clear"/>
+          </w:tcPr>
+          <w:p>
+            <w:pPr>
+              <w:pStyle w:val="Compact"/>
+              <w:jc w:val="left"/>
+            </w:pPr>
+            <w:r>
+              <w:rPr>
+                <w:color w:val="1A1A1A"/>
+                <w:sz w:val="19"/>
+              </w:rPr>
               <w:t xml:space="preserve">__________________</w:t>
             </w:r>
           </w:p>
         </w:tc>
         <w:tc>
-          <w:tcPr/>
-          <w:p>
-            <w:pPr>
-              <w:pStyle w:val="Compact"/>
-              <w:jc w:val="left"/>
-            </w:pPr>
-            <w:r>
+          <w:tcPr>
+            <w:shd w:fill="E8F8FF" w:val="clear"/>
+          </w:tcPr>
+          <w:p>
+            <w:pPr>
+              <w:pStyle w:val="Compact"/>
+              <w:jc w:val="left"/>
+            </w:pPr>
+            <w:r>
+              <w:rPr>
+                <w:color w:val="1A1A1A"/>
+                <w:sz w:val="19"/>
+              </w:rPr>
               <w:t xml:space="preserve">__________________</w:t>
             </w:r>
           </w:p>
         </w:tc>
         <w:tc>
-          <w:tcPr/>
-          <w:p>
-            <w:pPr>
-              <w:pStyle w:val="Compact"/>
-              <w:jc w:val="left"/>
-            </w:pPr>
-            <w:r>
+          <w:tcPr>
+            <w:shd w:fill="E8F8FF" w:val="clear"/>
+          </w:tcPr>
+          <w:p>
+            <w:pPr>
+              <w:pStyle w:val="Compact"/>
+              <w:jc w:val="left"/>
+            </w:pPr>
+            <w:r>
+              <w:rPr>
+                <w:color w:val="1A1A1A"/>
+                <w:sz w:val="19"/>
+              </w:rPr>
               <w:t xml:space="preserve">____/____/________</w:t>
             </w:r>
           </w:p>
@@ -3668,7 +5319,9 @@
       </w:tr>
       <w:tr>
         <w:tc>
-          <w:tcPr/>
+          <w:tcPr>
+            <w:shd w:fill="FFFFFF" w:val="clear"/>
+          </w:tcPr>
           <w:p>
             <w:pPr>
               <w:pStyle w:val="Compact"/>
@@ -3678,43 +5331,63 @@
               <w:rPr>
                 <w:bCs/>
                 <w:b/>
+                <w:color w:val="1A1A1A"/>
+                <w:sz w:val="19"/>
               </w:rPr>
               <w:t xml:space="preserve">Client (Authorized Signatory):</w:t>
             </w:r>
           </w:p>
         </w:tc>
         <w:tc>
-          <w:tcPr/>
-          <w:p>
-            <w:pPr>
-              <w:pStyle w:val="Compact"/>
-              <w:jc w:val="left"/>
-            </w:pPr>
-            <w:r>
+          <w:tcPr>
+            <w:shd w:fill="FFFFFF" w:val="clear"/>
+          </w:tcPr>
+          <w:p>
+            <w:pPr>
+              <w:pStyle w:val="Compact"/>
+              <w:jc w:val="left"/>
+            </w:pPr>
+            <w:r>
+              <w:rPr>
+                <w:color w:val="1A1A1A"/>
+                <w:sz w:val="19"/>
+              </w:rPr>
               <w:t xml:space="preserve">__________________</w:t>
             </w:r>
           </w:p>
         </w:tc>
         <w:tc>
-          <w:tcPr/>
-          <w:p>
-            <w:pPr>
-              <w:pStyle w:val="Compact"/>
-              <w:jc w:val="left"/>
-            </w:pPr>
-            <w:r>
+          <w:tcPr>
+            <w:shd w:fill="FFFFFF" w:val="clear"/>
+          </w:tcPr>
+          <w:p>
+            <w:pPr>
+              <w:pStyle w:val="Compact"/>
+              <w:jc w:val="left"/>
+            </w:pPr>
+            <w:r>
+              <w:rPr>
+                <w:color w:val="1A1A1A"/>
+                <w:sz w:val="19"/>
+              </w:rPr>
               <w:t xml:space="preserve">__________________</w:t>
             </w:r>
           </w:p>
         </w:tc>
         <w:tc>
-          <w:tcPr/>
-          <w:p>
-            <w:pPr>
-              <w:pStyle w:val="Compact"/>
-              <w:jc w:val="left"/>
-            </w:pPr>
-            <w:r>
+          <w:tcPr>
+            <w:shd w:fill="FFFFFF" w:val="clear"/>
+          </w:tcPr>
+          <w:p>
+            <w:pPr>
+              <w:pStyle w:val="Compact"/>
+              <w:jc w:val="left"/>
+            </w:pPr>
+            <w:r>
+              <w:rPr>
+                <w:color w:val="1A1A1A"/>
+                <w:sz w:val="19"/>
+              </w:rPr>
               <w:t xml:space="preserve">____/____/________</w:t>
             </w:r>
           </w:p>
@@ -3790,6 +5463,29 @@
         <w:right w:val="single" w:sz="18" w:space="24" w:color="E08A00"/>
       </w:pgBorders>
     </w:sectPr>
+    <w:p>
+      <w:pPr>
+        <w:pBdr>
+          <w:top w:val="single" w:sz="36" w:space="1" w:color="F5A623"/>
+          <w:bottom w:val="single" w:sz="12" w:space="0" w:color="00BFFF"/>
+        </w:pBdr>
+        <w:spacing w:before="300" w:after="0"/>
+      </w:pPr>
+    </w:p>
+    <w:p>
+      <w:pPr>
+        <w:jc w:val="center"/>
+        <w:spacing w:before="60" w:after="0"/>
+      </w:pPr>
+      <w:r>
+        <w:rPr>
+          <w:color w:val="0099CC"/>
+          <w:sz w:val="16"/>
+          <w:szCs w:val="16"/>
+        </w:rPr>
+        <w:t xml:space="preserve">PECH Group Holdings Ltd  |  Lagos, Nigeria  |  pechgroupholdings.tech</w:t>
+      </w:r>
+    </w:p>
   </w:body>
 </w:document>
 </file>

--- a/business_documents/PECH_INSTALLATION_COMPLETION_CERTIFICATE.docx
+++ b/business_documents/PECH_INSTALLATION_COMPLETION_CERTIFICATE.docx
@@ -58,71 +58,34 @@
         <w:spacing w:after="0"/>
       </w:pPr>
     </w:p>
-    <w:bookmarkStart w:id="34" w:name="pech-group-holdings-ltd"/>
     <w:p>
       <w:pPr>
-        <w:pStyle w:val="Heading1"/>
-        <w:rPr>
-          <w:color w:val="0099CC"/>
-        </w:rPr>
-        <w:pBdr>
-          <w:bottom w:val="single" w:sz="18" w:space="2" w:color="F5A623"/>
-        </w:pBdr>
+        <w:pStyle w:val="FirstParagraph"/>
       </w:pPr>
       <w:r>
-        <w:rPr>
-          <w:b/>
-          <w:color w:val="0099CC"/>
-          <w:sz w:val="44"/>
-        </w:rPr>
-        <w:t xml:space="preserve">PECH GROUP HOLDINGS LTD</w:t>
+        <w:t xml:space="preserve">🔌</w:t>
       </w:r>
     </w:p>
-    <w:bookmarkStart w:id="22" w:name="installation-completion-certificate"/>
     <w:p>
       <w:pPr>
-        <w:pBdr>
-          <w:top w:val="single" w:sz="18" w:space="1" w:color="F5A623"/>
-          <w:bottom w:val="single" w:sz="6" w:space="1" w:color="0099CC"/>
-        </w:pBdr>
-        <w:spacing w:before="200" w:after="200"/>
-      </w:pPr>
-    </w:p>
-    <w:p>
-      <w:pPr>
-        <w:pStyle w:val="Heading2"/>
-        <w:rPr>
-          <w:color w:val="0099CC"/>
-        </w:rPr>
-        <w:pBdr>
-          <w:bottom w:val="single" w:sz="6" w:space="2" w:color="00BFFF"/>
-        </w:pBdr>
+        <w:pStyle w:val="BodyText"/>
       </w:pPr>
       <w:r>
-        <w:rPr>
-          <w:b/>
-          <w:color w:val="0099CC"/>
-          <w:sz w:val="32"/>
-        </w:rPr>
         <w:t xml:space="preserve">INSTALLATION COMPLETION CERTIFICATE</w:t>
       </w:r>
     </w:p>
-    <w:bookmarkStart w:id="21" w:name="confidential"/>
     <w:p>
       <w:pPr>
-        <w:pStyle w:val="Heading3"/>
-        <w:rPr>
-          <w:color w:val="E08A00"/>
-        </w:rPr>
+        <w:pStyle w:val="BodyText"/>
       </w:pPr>
       <w:r>
-        <w:rPr>
-          <w:b/>
-          <w:color w:val="E08A00"/>
-          <w:sz w:val="26"/>
-        </w:rPr>
-        <w:t xml:space="preserve">CONFIDENTIAL</w:t>
+        <w:t xml:space="preserve"> </w:t>
       </w:r>
+    </w:p>
+    <w:p>
+      <w:pPr>
+        <w:pStyle w:val="BodyText"/>
+      </w:pPr>
     </w:p>
     <w:p>
       <w:r>
@@ -131,51 +94,7 @@
         </w:pict>
       </w:r>
     </w:p>
-    <w:p>
-      <w:pPr>
-        <w:pStyle w:val="FirstParagraph"/>
-      </w:pPr>
-      <w:r>
-        <w:rPr>
-          <w:bCs/>
-          <w:b/>
-        </w:rPr>
-        <w:t xml:space="preserve">PECH Group Holdings Ltd</w:t>
-      </w:r>
-      <w:r>
-        <w:t xml:space="preserve"> </w:t>
-      </w:r>
-      <w:r>
-        <w:t xml:space="preserve">Lagos, Nigeria</w:t>
-      </w:r>
-      <w:r>
-        <w:t xml:space="preserve"> </w:t>
-      </w:r>
-      <w:r>
-        <w:t xml:space="preserve">Website:</w:t>
-      </w:r>
-      <w:r>
-        <w:t xml:space="preserve"> </w:t>
-      </w:r>
-      <w:hyperlink r:id="rId20">
-        <w:r>
-          <w:rPr>
-            <w:rStyle w:val="Hyperlink"/>
-          </w:rPr>
-          <w:t xml:space="preserve">pechgroupholdings.tech</w:t>
-        </w:r>
-      </w:hyperlink>
-    </w:p>
-    <w:p>
-      <w:r>
-        <w:pict>
-          <v:rect style="width:0;height:1.5pt" o:hralign="center" o:hrstd="t" o:hr="t"/>
-        </w:pict>
-      </w:r>
-    </w:p>
-    <w:bookmarkEnd w:id="21"/>
-    <w:bookmarkEnd w:id="22"/>
-    <w:bookmarkStart w:id="23" w:name="certificate-details"/>
+    <w:bookmarkStart w:id="20" w:name="certificate-details"/>
     <w:p>
       <w:pPr>
         <w:pBdr>
@@ -434,8 +353,8 @@
         </w:pict>
       </w:r>
     </w:p>
-    <w:bookmarkEnd w:id="23"/>
-    <w:bookmarkStart w:id="24" w:name="client-information"/>
+    <w:bookmarkEnd w:id="20"/>
+    <w:bookmarkStart w:id="21" w:name="client-information"/>
     <w:p>
       <w:pPr>
         <w:pBdr>
@@ -734,8 +653,8 @@
         </w:pict>
       </w:r>
     </w:p>
-    <w:bookmarkEnd w:id="24"/>
-    <w:bookmarkStart w:id="25" w:name="installation-site"/>
+    <w:bookmarkEnd w:id="21"/>
+    <w:bookmarkStart w:id="22" w:name="installation-site"/>
     <w:p>
       <w:pPr>
         <w:pBdr>
@@ -1064,8 +983,8 @@
         </w:pict>
       </w:r>
     </w:p>
-    <w:bookmarkEnd w:id="25"/>
-    <w:bookmarkStart w:id="26" w:name="project-description"/>
+    <w:bookmarkEnd w:id="22"/>
+    <w:bookmarkStart w:id="23" w:name="project-description"/>
     <w:p>
       <w:pPr>
         <w:pBdr>
@@ -1344,8 +1263,8 @@
         </w:pict>
       </w:r>
     </w:p>
-    <w:bookmarkEnd w:id="26"/>
-    <w:bookmarkStart w:id="27" w:name="installation-timeline"/>
+    <w:bookmarkEnd w:id="23"/>
+    <w:bookmarkStart w:id="24" w:name="installation-timeline"/>
     <w:p>
       <w:pPr>
         <w:pBdr>
@@ -1644,8 +1563,8 @@
         </w:pict>
       </w:r>
     </w:p>
-    <w:bookmarkEnd w:id="27"/>
-    <w:bookmarkStart w:id="28" w:name="equipment-components-installed"/>
+    <w:bookmarkEnd w:id="24"/>
+    <w:bookmarkStart w:id="25" w:name="equipment-components-installed"/>
     <w:p>
       <w:pPr>
         <w:pBdr>
@@ -2448,8 +2367,8 @@
         </w:pict>
       </w:r>
     </w:p>
-    <w:bookmarkEnd w:id="28"/>
-    <w:bookmarkStart w:id="29" w:name="testing-and-commissioning-checklist"/>
+    <w:bookmarkEnd w:id="25"/>
+    <w:bookmarkStart w:id="26" w:name="testing-and-commissioning-checklist"/>
     <w:p>
       <w:pPr>
         <w:pBdr>
@@ -3896,8 +3815,8 @@
         </w:pict>
       </w:r>
     </w:p>
-    <w:bookmarkEnd w:id="29"/>
-    <w:bookmarkStart w:id="30" w:name="warranty-information"/>
+    <w:bookmarkEnd w:id="26"/>
+    <w:bookmarkStart w:id="27" w:name="warranty-information"/>
     <w:p>
       <w:pPr>
         <w:pBdr>
@@ -4276,8 +4195,8 @@
         </w:pict>
       </w:r>
     </w:p>
-    <w:bookmarkEnd w:id="30"/>
-    <w:bookmarkStart w:id="31" w:name="defects-punch-list-items"/>
+    <w:bookmarkEnd w:id="27"/>
+    <w:bookmarkStart w:id="28" w:name="defects-punch-list-items"/>
     <w:p>
       <w:pPr>
         <w:pBdr>
@@ -4738,8 +4657,8 @@
         </w:pict>
       </w:r>
     </w:p>
-    <w:bookmarkEnd w:id="31"/>
-    <w:bookmarkStart w:id="32" w:name="client-acceptance-declaration"/>
+    <w:bookmarkEnd w:id="28"/>
+    <w:bookmarkStart w:id="29" w:name="client-acceptance-declaration"/>
     <w:p>
       <w:pPr>
         <w:pBdr>
@@ -4881,8 +4800,8 @@
         </w:pict>
       </w:r>
     </w:p>
-    <w:bookmarkEnd w:id="32"/>
-    <w:bookmarkStart w:id="33" w:name="signatures"/>
+    <w:bookmarkEnd w:id="29"/>
+    <w:bookmarkStart w:id="30" w:name="signatures"/>
     <w:p>
       <w:pPr>
         <w:pBdr>
@@ -5453,16 +5372,8 @@
         <w:t xml:space="preserve">Technology &amp; Infrastructure Enablers for People</w:t>
       </w:r>
     </w:p>
-    <w:bookmarkEnd w:id="33"/>
-    <w:bookmarkEnd w:id="34"/>
-    <w:sectPr>
-      <w:pgBorders w:offsetFrom="page">
-        <w:top w:val="single" w:sz="18" w:space="24" w:color="00BFFF"/>
-        <w:left w:val="single" w:sz="18" w:space="24" w:color="0099CC"/>
-        <w:bottom w:val="single" w:sz="18" w:space="24" w:color="F5A623"/>
-        <w:right w:val="single" w:sz="18" w:space="24" w:color="E08A00"/>
-      </w:pgBorders>
-    </w:sectPr>
+    <w:bookmarkEnd w:id="30"/>
+    <w:sectPr/>
     <w:p>
       <w:pPr>
         <w:pBdr>
